--- a/Курсовая_Антонов финал.docx
+++ b/Курсовая_Антонов финал.docx
@@ -3327,15 +3327,7 @@
         <w:rPr>
           <w:sz w:val="22"/>
         </w:rPr>
-        <w:t>Рисунок 0</w:t>
-      </w:r>
-      <w:bookmarkStart w:id="7" w:name="_GoBack"/>
-      <w:bookmarkEnd w:id="7"/>
-      <w:r>
-        <w:rPr>
-          <w:sz w:val="22"/>
-        </w:rPr>
-        <w:t xml:space="preserve"> – Архитектура системы</w:t>
+        <w:t>Рисунок 0 – Архитектура системы</w:t>
       </w:r>
     </w:p>
     <w:p>
@@ -3351,8 +3343,8 @@
         <w:pStyle w:val="1"/>
         <w:jc w:val="center"/>
       </w:pPr>
-      <w:bookmarkStart w:id="8" w:name="_Toc229241532"/>
-      <w:bookmarkStart w:id="9" w:name="_Toc230777195"/>
+      <w:bookmarkStart w:id="7" w:name="_Toc229241532"/>
+      <w:bookmarkStart w:id="8" w:name="_Toc230777195"/>
       <w:r>
         <w:lastRenderedPageBreak/>
         <w:t>4</w:t>
@@ -3363,8 +3355,8 @@
       <w:r>
         <w:t>РЕШЕНИЕ ЗАДАЧИ ОЦЕНКИ ТЕХНИЧЕСКОГО УРОВНЯ</w:t>
       </w:r>
+      <w:bookmarkEnd w:id="7"/>
       <w:bookmarkEnd w:id="8"/>
-      <w:bookmarkEnd w:id="9"/>
     </w:p>
     <w:p/>
     <w:p>
@@ -3627,16 +3619,7 @@
               <w:szCs w:val="28"/>
               <w:vertAlign w:val="subscript"/>
             </w:rPr>
-            <m:t>i</m:t>
-          </m:r>
-          <m:r>
-            <w:rPr>
-              <w:rStyle w:val="mord"/>
-              <w:rFonts w:ascii="Cambria Math" w:hAnsi="Cambria Math" w:cs="Times New Roman"/>
-              <w:szCs w:val="28"/>
-              <w:vertAlign w:val="subscript"/>
-            </w:rPr>
-            <m:t>%</m:t>
+            <m:t>i%</m:t>
           </m:r>
           <m:r>
             <w:rPr>
@@ -3965,6 +3948,10 @@
     </w:p>
     <w:p>
       <w:r>
+        <w:rPr>
+          <w:noProof/>
+          <w:lang w:eastAsia="ru-RU"/>
+        </w:rPr>
         <w:drawing>
           <wp:inline distT="0" distB="0" distL="0" distR="0" wp14:anchorId="7A726BE8" wp14:editId="30DB9679">
             <wp:extent cx="5940425" cy="2125345"/>
@@ -4083,8 +4070,8 @@
         <w:pStyle w:val="1"/>
         <w:jc w:val="center"/>
       </w:pPr>
-      <w:bookmarkStart w:id="10" w:name="_Toc229241533"/>
-      <w:bookmarkStart w:id="11" w:name="_Toc230777196"/>
+      <w:bookmarkStart w:id="9" w:name="_Toc229241533"/>
+      <w:bookmarkStart w:id="10" w:name="_Toc230777196"/>
       <w:r>
         <w:lastRenderedPageBreak/>
         <w:t>5</w:t>
@@ -4095,8 +4082,8 @@
       <w:r>
         <w:t>РЕШЕНИЕ ЗАДАЧИ ПРОГНОЗА ДИНАМИКИ ПОКАЗАТЕЛЕЙ</w:t>
       </w:r>
+      <w:bookmarkEnd w:id="9"/>
       <w:bookmarkEnd w:id="10"/>
-      <w:bookmarkEnd w:id="11"/>
     </w:p>
     <w:p/>
     <w:p>
@@ -4644,7 +4631,10 @@
         <w:jc w:val="both"/>
       </w:pPr>
       <w:r>
-        <w:t>Шаг 3. Выбор модели.</w:t>
+        <w:t>Шаг 3</w:t>
+      </w:r>
+      <w:r>
+        <w:t>. Обучение модели.</w:t>
       </w:r>
     </w:p>
     <w:p>
@@ -4653,7 +4643,23 @@
         <w:jc w:val="both"/>
       </w:pPr>
       <w:r>
-        <w:t>Пользователь выбирает тип модели: линейную или полиномиальную регрессию.</w:t>
+        <w:t xml:space="preserve">Для линейной регрессии: модель </w:t>
+      </w:r>
+      <w:proofErr w:type="spellStart"/>
+      <w:r>
+        <w:t>LinearRegression</w:t>
+      </w:r>
+      <w:proofErr w:type="spellEnd"/>
+      <w:r>
+        <w:t xml:space="preserve"> из библиотеки </w:t>
+      </w:r>
+      <w:proofErr w:type="spellStart"/>
+      <w:r>
+        <w:t>sklearn</w:t>
+      </w:r>
+      <w:proofErr w:type="spellEnd"/>
+      <w:r>
+        <w:t xml:space="preserve"> обучается на обучающей выборке методом наименьших квадратов.</w:t>
       </w:r>
     </w:p>
     <w:p>
@@ -4662,7 +4668,23 @@
         <w:jc w:val="both"/>
       </w:pPr>
       <w:r>
-        <w:t>Шаг 4. Обучение модели.</w:t>
+        <w:t>Для полиномиальной регрессии: сначала выполняется нормализация признаков (</w:t>
+      </w:r>
+      <w:proofErr w:type="spellStart"/>
+      <w:r>
+        <w:t>StandardScaler</w:t>
+      </w:r>
+      <w:proofErr w:type="spellEnd"/>
+      <w:r>
+        <w:t>), затем создаются полиномиальные признаки степени 2 (</w:t>
+      </w:r>
+      <w:proofErr w:type="spellStart"/>
+      <w:r>
+        <w:t>PolynomialFeatures</w:t>
+      </w:r>
+      <w:proofErr w:type="spellEnd"/>
+      <w:r>
+        <w:t>), после чего модель обучается на преобразованных данных.</w:t>
       </w:r>
     </w:p>
     <w:p>
@@ -4671,23 +4693,10 @@
         <w:jc w:val="both"/>
       </w:pPr>
       <w:r>
-        <w:t xml:space="preserve">Для линейной регрессии: модель </w:t>
-      </w:r>
-      <w:proofErr w:type="spellStart"/>
-      <w:r>
-        <w:t>LinearRegression</w:t>
-      </w:r>
-      <w:proofErr w:type="spellEnd"/>
-      <w:r>
-        <w:t xml:space="preserve"> из библиотеки </w:t>
-      </w:r>
-      <w:proofErr w:type="spellStart"/>
-      <w:r>
-        <w:t>sklearn</w:t>
-      </w:r>
-      <w:proofErr w:type="spellEnd"/>
-      <w:r>
-        <w:t xml:space="preserve"> обучается на обучающей выборке методом наименьших квадратов.</w:t>
+        <w:t>Шаг 4</w:t>
+      </w:r>
+      <w:r>
+        <w:t>. Оценка качества.</w:t>
       </w:r>
     </w:p>
     <w:p>
@@ -4696,23 +4705,7 @@
         <w:jc w:val="both"/>
       </w:pPr>
       <w:r>
-        <w:t>Для полиномиальной регрессии: сначала выполняется нормализация признаков (</w:t>
-      </w:r>
-      <w:proofErr w:type="spellStart"/>
-      <w:r>
-        <w:t>StandardScaler</w:t>
-      </w:r>
-      <w:proofErr w:type="spellEnd"/>
-      <w:r>
-        <w:t>), затем создаются полиномиальные признаки степени 2 (</w:t>
-      </w:r>
-      <w:proofErr w:type="spellStart"/>
-      <w:r>
-        <w:t>PolynomialFeatures</w:t>
-      </w:r>
-      <w:proofErr w:type="spellEnd"/>
-      <w:r>
-        <w:t>), после чего модель обучается на преобразованных данных.</w:t>
+        <w:t>Модель делает прогнозы на тестовой выборке. Вычисляются метрики:</w:t>
       </w:r>
     </w:p>
     <w:p>
@@ -4721,7 +4714,7 @@
         <w:jc w:val="both"/>
       </w:pPr>
       <w:r>
-        <w:t>Шаг 5. Оценка качества.</w:t>
+        <w:t>R² (коэффициент детерминации) — доля дисперсии целевой переменной, объяснённая моделью.</w:t>
       </w:r>
     </w:p>
     <w:p>
@@ -4730,7 +4723,7 @@
         <w:jc w:val="both"/>
       </w:pPr>
       <w:r>
-        <w:t>Модель делает прогнозы на тестовой выборке. Вычисляются метрики:</w:t>
+        <w:t>MAE (средняя абсолютная ошибка) — среднее отклонение прогноза от факта.</w:t>
       </w:r>
     </w:p>
     <w:p>
@@ -4739,7 +4732,10 @@
         <w:jc w:val="both"/>
       </w:pPr>
       <w:r>
-        <w:t>R² (коэффициент детерминации) — доля дисперсии целевой переменной, объяснённая моделью.</w:t>
+        <w:t>Шаг 5</w:t>
+      </w:r>
+      <w:r>
+        <w:t>. Ручной прогноз.</w:t>
       </w:r>
     </w:p>
     <w:p>
@@ -4748,7 +4744,7 @@
         <w:jc w:val="both"/>
       </w:pPr>
       <w:r>
-        <w:t>MAE (средняя абсолютная ошибка) — среднее отклонение прогноза от факта.</w:t>
+        <w:t>Пользователь вводит значения признаков, программа возвращает точечный прогноз выручки.</w:t>
       </w:r>
     </w:p>
     <w:p>
@@ -4757,45 +4753,38 @@
         <w:jc w:val="both"/>
       </w:pPr>
       <w:r>
-        <w:t>Шаг 6. Ручной прогноз.</w:t>
+        <w:t>Шаг 6</w:t>
+      </w:r>
+      <w:r>
+        <w:t>. Визуализация зависимости.</w:t>
       </w:r>
     </w:p>
     <w:p>
       <w:pPr>
         <w:ind w:firstLine="426"/>
         <w:jc w:val="both"/>
-      </w:pPr>
-      <w:r>
-        <w:t>Пользователь вводит значения признаков, программа возвращает точечный прогноз выручки.</w:t>
+        <w:rPr>
+          <w:sz w:val="20"/>
+        </w:rPr>
+      </w:pPr>
+      <w:r>
+        <w:t>Пользователь выбирает признак и диапазон значений, программа строит график зависимости выручки от этого признака при фиксированных остальных.</w:t>
+      </w:r>
+      <w:r>
+        <w:rPr>
+          <w:sz w:val="20"/>
+        </w:rPr>
+        <w:t xml:space="preserve"> </w:t>
       </w:r>
     </w:p>
     <w:p>
       <w:pPr>
         <w:ind w:firstLine="426"/>
         <w:jc w:val="both"/>
-      </w:pPr>
-      <w:r>
-        <w:t>Шаг 7. Визуализация зависимости.</w:t>
-      </w:r>
-    </w:p>
-    <w:p>
-      <w:pPr>
-        <w:ind w:firstLine="426"/>
-        <w:jc w:val="both"/>
         <w:rPr>
           <w:sz w:val="20"/>
         </w:rPr>
       </w:pPr>
-      <w:r>
-        <w:lastRenderedPageBreak/>
-        <w:t>Пользователь выбирает признак и диапазон значений, программа строит график зависимости выручки от этого признака при фиксированных остальных.</w:t>
-      </w:r>
-      <w:r>
-        <w:rPr>
-          <w:sz w:val="20"/>
-        </w:rPr>
-        <w:t xml:space="preserve"> </w:t>
-      </w:r>
     </w:p>
     <w:p>
       <w:pPr>
@@ -4804,6 +4793,7 @@
         <w:jc w:val="both"/>
       </w:pPr>
       <w:r>
+        <w:lastRenderedPageBreak/>
         <w:t xml:space="preserve">2.3. Реализация на </w:t>
       </w:r>
       <w:proofErr w:type="spellStart"/>
@@ -5165,7 +5155,7 @@
         <w:t>9</w:t>
       </w:r>
       <w:r>
-        <w:t>8</w:t>
+        <w:t>6</w:t>
       </w:r>
     </w:p>
     <w:p>
@@ -5219,7 +5209,7 @@
         <w:t>9</w:t>
       </w:r>
       <w:r>
-        <w:t>7</w:t>
+        <w:t>8</w:t>
       </w:r>
     </w:p>
     <w:p>
@@ -5251,10 +5241,16 @@
         <w:jc w:val="both"/>
       </w:pPr>
       <w:r>
-        <w:t>Линейная модель показала более высокое качество, что объясняется ограниченным объёмом данных</w:t>
-      </w:r>
-      <w:r>
-        <w:t xml:space="preserve"> и переобучением полиномиальной модели</w:t>
+        <w:t>Полиномиальная</w:t>
+      </w:r>
+      <w:r>
+        <w:t xml:space="preserve"> модель показала более высокое качество, что объясняется </w:t>
+      </w:r>
+      <w:r>
+        <w:t>учётом нелинейной</w:t>
+      </w:r>
+      <w:r>
+        <w:t xml:space="preserve"> зависимости</w:t>
       </w:r>
       <w:r>
         <w:t>.</w:t>
@@ -5464,8 +5460,8 @@
         <w:pStyle w:val="1"/>
         <w:jc w:val="center"/>
       </w:pPr>
-      <w:bookmarkStart w:id="12" w:name="_Toc229241534"/>
-      <w:bookmarkStart w:id="13" w:name="_Toc230777197"/>
+      <w:bookmarkStart w:id="11" w:name="_Toc229241534"/>
+      <w:bookmarkStart w:id="12" w:name="_Toc230777197"/>
       <w:r>
         <w:lastRenderedPageBreak/>
         <w:t>6</w:t>
@@ -5476,8 +5472,8 @@
       <w:r>
         <w:t>РЕШЕНИЕ ЗАДАЧИ ОПТИМИЗАЦИИ ПРОЦЕССА</w:t>
       </w:r>
+      <w:bookmarkEnd w:id="11"/>
       <w:bookmarkEnd w:id="12"/>
-      <w:bookmarkEnd w:id="13"/>
     </w:p>
     <w:p>
       <w:pPr>
@@ -5704,8 +5700,8 @@
         <w:pStyle w:val="1"/>
         <w:jc w:val="center"/>
       </w:pPr>
-      <w:bookmarkStart w:id="14" w:name="_Toc229241535"/>
-      <w:bookmarkStart w:id="15" w:name="_Toc230777198"/>
+      <w:bookmarkStart w:id="13" w:name="_Toc229241535"/>
+      <w:bookmarkStart w:id="14" w:name="_Toc230777198"/>
       <w:r>
         <w:lastRenderedPageBreak/>
         <w:t>7</w:t>
@@ -5716,8 +5712,8 @@
       <w:r>
         <w:t>ВИЗУАЛИЗАЦИЯ ДАННЫХ</w:t>
       </w:r>
+      <w:bookmarkEnd w:id="13"/>
       <w:bookmarkEnd w:id="14"/>
-      <w:bookmarkEnd w:id="15"/>
     </w:p>
     <w:p/>
     <w:p>
@@ -5768,6 +5764,10 @@
         <w:jc w:val="both"/>
       </w:pPr>
       <w:r>
+        <w:rPr>
+          <w:noProof/>
+          <w:lang w:eastAsia="ru-RU"/>
+        </w:rPr>
         <w:drawing>
           <wp:inline distT="0" distB="0" distL="0" distR="0" wp14:anchorId="7998E60C" wp14:editId="55FF8C88">
             <wp:extent cx="5940425" cy="2135505"/>
@@ -5939,10 +5939,16 @@
     </w:p>
     <w:p>
       <w:pPr>
+        <w:jc w:val="both"/>
+      </w:pPr>
+    </w:p>
+    <w:p>
+      <w:pPr>
         <w:ind w:firstLine="709"/>
         <w:jc w:val="both"/>
       </w:pPr>
       <w:r>
+        <w:lastRenderedPageBreak/>
         <w:t>Модуль прогнозирования:</w:t>
       </w:r>
     </w:p>
@@ -5952,7 +5958,6 @@
         <w:jc w:val="both"/>
       </w:pPr>
       <w:r>
-        <w:lastRenderedPageBreak/>
         <w:t xml:space="preserve">Линейные графики — отображают зависимость дневной </w:t>
       </w:r>
       <w:r>
@@ -5970,7 +5975,7 @@
     </w:p>
     <w:p>
       <w:pPr>
-        <w:jc w:val="both"/>
+        <w:jc w:val="center"/>
       </w:pPr>
       <w:r>
         <w:rPr>
@@ -5978,9 +5983,9 @@
           <w:lang w:eastAsia="ru-RU"/>
         </w:rPr>
         <w:drawing>
-          <wp:inline distT="0" distB="0" distL="0" distR="0" wp14:anchorId="5A0E040D" wp14:editId="45597B35">
-            <wp:extent cx="5940425" cy="2056130"/>
-            <wp:effectExtent l="0" t="0" r="3175" b="1270"/>
+          <wp:inline distT="0" distB="0" distL="0" distR="0" wp14:anchorId="5A0E040D" wp14:editId="12EA9258">
+            <wp:extent cx="5184735" cy="1794566"/>
+            <wp:effectExtent l="0" t="0" r="0" b="0"/>
             <wp:docPr id="7" name="Рисунок 7"/>
             <wp:cNvGraphicFramePr>
               <a:graphicFrameLocks xmlns:a="http://schemas.openxmlformats.org/drawingml/2006/main" noChangeAspect="1"/>
@@ -6001,7 +6006,7 @@
                   <pic:spPr>
                     <a:xfrm>
                       <a:off x="0" y="0"/>
-                      <a:ext cx="5940425" cy="2056130"/>
+                      <a:ext cx="5193402" cy="1797566"/>
                     </a:xfrm>
                     <a:prstGeom prst="rect">
                       <a:avLst/>
@@ -6135,13 +6140,7 @@
         <w:jc w:val="both"/>
       </w:pPr>
       <w:r>
-        <w:t>Тепловая карта</w:t>
-      </w:r>
-      <w:r>
-        <w:t xml:space="preserve"> — отображает </w:t>
-      </w:r>
-      <w:r>
-        <w:t>затраты между автобусами и маршрутами.</w:t>
+        <w:t>Тепловая карта — отображает затраты между автобусами и маршрутами.</w:t>
       </w:r>
     </w:p>
     <w:p>
@@ -6150,6 +6149,10 @@
         <w:jc w:val="center"/>
       </w:pPr>
       <w:r>
+        <w:rPr>
+          <w:noProof/>
+          <w:lang w:eastAsia="ru-RU"/>
+        </w:rPr>
         <w:drawing>
           <wp:inline distT="0" distB="0" distL="0" distR="0" wp14:anchorId="614AE5A7" wp14:editId="70C7F58E">
             <wp:extent cx="3404533" cy="1813810"/>
@@ -6199,25 +6202,7 @@
         <w:rPr>
           <w:sz w:val="20"/>
         </w:rPr>
-        <w:t xml:space="preserve">Рисунок </w:t>
-      </w:r>
-      <w:r>
-        <w:rPr>
-          <w:sz w:val="20"/>
-        </w:rPr>
-        <w:t>9</w:t>
-      </w:r>
-      <w:r>
-        <w:rPr>
-          <w:sz w:val="20"/>
-        </w:rPr>
-        <w:t xml:space="preserve"> – </w:t>
-      </w:r>
-      <w:r>
-        <w:rPr>
-          <w:sz w:val="20"/>
-        </w:rPr>
-        <w:t>Тепловая карта</w:t>
+        <w:t>Рисунок 9 – Тепловая карта</w:t>
       </w:r>
       <w:r>
         <w:br w:type="page"/>
@@ -6228,8 +6213,8 @@
         <w:pStyle w:val="1"/>
         <w:jc w:val="center"/>
       </w:pPr>
-      <w:bookmarkStart w:id="16" w:name="_Toc229241536"/>
-      <w:bookmarkStart w:id="17" w:name="_Toc230777199"/>
+      <w:bookmarkStart w:id="15" w:name="_Toc229241536"/>
+      <w:bookmarkStart w:id="16" w:name="_Toc230777199"/>
       <w:r>
         <w:lastRenderedPageBreak/>
         <w:t>8</w:t>
@@ -6240,8 +6225,8 @@
       <w:r>
         <w:t>ИНСТРУКЦИЯ ПОЛЬЗОВАТЕЛЯ ПО ЭКСПЛУАТАЦИИ ПРОГРАММНОГО ПРОДУКТА</w:t>
       </w:r>
+      <w:bookmarkEnd w:id="15"/>
       <w:bookmarkEnd w:id="16"/>
-      <w:bookmarkEnd w:id="17"/>
     </w:p>
     <w:p/>
     <w:p>
@@ -6492,13 +6477,16 @@
         <w:jc w:val="both"/>
       </w:pPr>
       <w:r>
-        <w:t>Выберите тип модели: линейна</w:t>
-      </w:r>
-      <w:r>
-        <w:t>я или полиномиальная регрессия и н</w:t>
-      </w:r>
-      <w:r>
-        <w:t>ажмите «Обучить модель» — появятся метрики качества (R², MAE).</w:t>
+        <w:t>Информация о модели</w:t>
+      </w:r>
+      <w:r>
+        <w:t xml:space="preserve">: </w:t>
+      </w:r>
+      <w:r>
+        <w:t xml:space="preserve">модель выбирается автоматически с учётом </w:t>
+      </w:r>
+      <w:r>
+        <w:t>метрики качества (R², MAE).</w:t>
       </w:r>
     </w:p>
     <w:p>
@@ -6507,15 +6495,11 @@
         <w:jc w:val="center"/>
       </w:pPr>
       <w:r>
-        <w:rPr>
-          <w:noProof/>
-          <w:lang w:eastAsia="ru-RU"/>
-        </w:rPr>
         <w:drawing>
-          <wp:inline distT="0" distB="0" distL="0" distR="0" wp14:anchorId="6B989C79" wp14:editId="58B7C6BE">
-            <wp:extent cx="4582164" cy="2305372"/>
-            <wp:effectExtent l="0" t="0" r="0" b="0"/>
-            <wp:docPr id="13" name="Рисунок 13"/>
+          <wp:inline distT="0" distB="0" distL="0" distR="0" wp14:anchorId="399D9006" wp14:editId="12739383">
+            <wp:extent cx="4832601" cy="2171700"/>
+            <wp:effectExtent l="0" t="0" r="6350" b="0"/>
+            <wp:docPr id="9" name="Рисунок 9"/>
             <wp:cNvGraphicFramePr>
               <a:graphicFrameLocks xmlns:a="http://schemas.openxmlformats.org/drawingml/2006/main" noChangeAspect="1"/>
             </wp:cNvGraphicFramePr>
@@ -6535,7 +6519,7 @@
                   <pic:spPr>
                     <a:xfrm>
                       <a:off x="0" y="0"/>
-                      <a:ext cx="4582164" cy="2305372"/>
+                      <a:ext cx="4835506" cy="2173006"/>
                     </a:xfrm>
                     <a:prstGeom prst="rect">
                       <a:avLst/>
@@ -6563,7 +6547,19 @@
         <w:rPr>
           <w:sz w:val="20"/>
         </w:rPr>
-        <w:t xml:space="preserve"> – Выбор модели</w:t>
+        <w:t xml:space="preserve"> –</w:t>
+      </w:r>
+      <w:r>
+        <w:rPr>
+          <w:sz w:val="20"/>
+        </w:rPr>
+        <w:t xml:space="preserve">Информация о </w:t>
+      </w:r>
+      <w:r>
+        <w:rPr>
+          <w:sz w:val="20"/>
+        </w:rPr>
+        <w:t>модели</w:t>
       </w:r>
     </w:p>
     <w:p>
@@ -6913,14 +6909,14 @@
         <w:pStyle w:val="1"/>
         <w:jc w:val="center"/>
       </w:pPr>
-      <w:bookmarkStart w:id="18" w:name="_Toc229241537"/>
-      <w:bookmarkStart w:id="19" w:name="_Toc230777200"/>
+      <w:bookmarkStart w:id="17" w:name="_Toc229241537"/>
+      <w:bookmarkStart w:id="18" w:name="_Toc230777200"/>
       <w:r>
         <w:lastRenderedPageBreak/>
         <w:t>ЗАКЛЮЧЕНИЕ</w:t>
       </w:r>
+      <w:bookmarkEnd w:id="17"/>
       <w:bookmarkEnd w:id="18"/>
-      <w:bookmarkEnd w:id="19"/>
     </w:p>
     <w:p>
       <w:pPr>
@@ -6981,7 +6977,7 @@
         <w:rPr>
           <w:sz w:val="28"/>
         </w:rPr>
-        <w:t>Прогнозирование дневной выручки — с использованием линейной и полиномиальной регрессии.</w:t>
+        <w:t>Прогнозирование дневной выручки — с использованием полиномиальной регрессии.</w:t>
       </w:r>
     </w:p>
     <w:p>
@@ -7062,14 +7058,14 @@
         <w:pStyle w:val="1"/>
         <w:jc w:val="center"/>
       </w:pPr>
-      <w:bookmarkStart w:id="20" w:name="_Toc229241538"/>
-      <w:bookmarkStart w:id="21" w:name="_Toc230777201"/>
+      <w:bookmarkStart w:id="19" w:name="_Toc229241538"/>
+      <w:bookmarkStart w:id="20" w:name="_Toc230777201"/>
       <w:r>
         <w:lastRenderedPageBreak/>
         <w:t>СПИСОК ИСПОЛЬЗОВАННЫХ ИСТОЧНИКОВ</w:t>
       </w:r>
+      <w:bookmarkEnd w:id="19"/>
       <w:bookmarkEnd w:id="20"/>
-      <w:bookmarkEnd w:id="21"/>
     </w:p>
     <w:p>
       <w:pPr>
@@ -7493,14 +7489,14 @@
         <w:pStyle w:val="1"/>
         <w:jc w:val="center"/>
       </w:pPr>
-      <w:bookmarkStart w:id="22" w:name="_Toc229241539"/>
-      <w:bookmarkStart w:id="23" w:name="_Toc230777202"/>
+      <w:bookmarkStart w:id="21" w:name="_Toc229241539"/>
+      <w:bookmarkStart w:id="22" w:name="_Toc230777202"/>
       <w:r>
         <w:lastRenderedPageBreak/>
         <w:t>ПРИЛОЖЕНИЕ А</w:t>
       </w:r>
+      <w:bookmarkEnd w:id="21"/>
       <w:bookmarkEnd w:id="22"/>
-      <w:bookmarkEnd w:id="23"/>
     </w:p>
     <w:p>
       <w:pPr>
@@ -11807,7 +11803,7 @@
           <w:rFonts w:eastAsia="Times New Roman" w:cs="Times New Roman"/>
           <w:sz w:val="16"/>
           <w:szCs w:val="16"/>
-          <w:lang w:eastAsia="ru-RU"/>
+          <w:lang w:val="en-US" w:eastAsia="ru-RU"/>
         </w:rPr>
       </w:pPr>
       <w:proofErr w:type="gramStart"/>
@@ -11826,7 +11822,7 @@
           <w:rFonts w:eastAsia="Times New Roman" w:cs="Times New Roman"/>
           <w:sz w:val="16"/>
           <w:szCs w:val="16"/>
-          <w:lang w:eastAsia="ru-RU"/>
+          <w:lang w:val="en-US" w:eastAsia="ru-RU"/>
         </w:rPr>
         <w:t xml:space="preserve"> </w:t>
       </w:r>
@@ -11846,7 +11842,7 @@
           <w:rFonts w:eastAsia="Times New Roman" w:cs="Times New Roman"/>
           <w:sz w:val="16"/>
           <w:szCs w:val="16"/>
-          <w:lang w:eastAsia="ru-RU"/>
+          <w:lang w:val="en-US" w:eastAsia="ru-RU"/>
         </w:rPr>
         <w:t xml:space="preserve"> </w:t>
       </w:r>
@@ -11864,7 +11860,7 @@
           <w:rFonts w:eastAsia="Times New Roman" w:cs="Times New Roman"/>
           <w:sz w:val="16"/>
           <w:szCs w:val="16"/>
-          <w:lang w:eastAsia="ru-RU"/>
+          <w:lang w:val="en-US" w:eastAsia="ru-RU"/>
         </w:rPr>
         <w:t xml:space="preserve"> </w:t>
       </w:r>
@@ -13179,7 +13175,7 @@
           <w:rFonts w:eastAsia="Times New Roman" w:cs="Times New Roman"/>
           <w:sz w:val="16"/>
           <w:szCs w:val="16"/>
-          <w:lang w:eastAsia="ru-RU"/>
+          <w:lang w:val="en-US" w:eastAsia="ru-RU"/>
         </w:rPr>
       </w:pPr>
       <w:r>
@@ -13196,40 +13192,173 @@
           <w:rFonts w:eastAsia="Times New Roman" w:cs="Times New Roman"/>
           <w:sz w:val="16"/>
           <w:szCs w:val="16"/>
-          <w:lang w:eastAsia="ru-RU"/>
-        </w:rPr>
-        <w:t># Описания признаков</w:t>
-      </w:r>
-    </w:p>
-    <w:p>
-      <w:pPr>
-        <w:spacing w:line="240" w:lineRule="auto"/>
-        <w:rPr>
-          <w:rFonts w:eastAsia="Times New Roman" w:cs="Times New Roman"/>
-          <w:sz w:val="16"/>
-          <w:szCs w:val="16"/>
-          <w:lang w:eastAsia="ru-RU"/>
-        </w:rPr>
-      </w:pPr>
-      <w:r>
-        <w:rPr>
-          <w:rFonts w:eastAsia="Times New Roman" w:cs="Times New Roman"/>
-          <w:sz w:val="16"/>
-          <w:szCs w:val="16"/>
-          <w:lang w:eastAsia="ru-RU"/>
+          <w:lang w:val="en-US" w:eastAsia="ru-RU"/>
+        </w:rPr>
+        <w:t xml:space="preserve"># </w:t>
+      </w:r>
+      <w:r>
+        <w:rPr>
+          <w:rFonts w:eastAsia="Times New Roman" w:cs="Times New Roman"/>
+          <w:sz w:val="16"/>
+          <w:szCs w:val="16"/>
+          <w:lang w:eastAsia="ru-RU"/>
+        </w:rPr>
+        <w:t>Описания</w:t>
+      </w:r>
+      <w:r>
+        <w:rPr>
+          <w:rFonts w:eastAsia="Times New Roman" w:cs="Times New Roman"/>
+          <w:sz w:val="16"/>
+          <w:szCs w:val="16"/>
+          <w:lang w:val="en-US" w:eastAsia="ru-RU"/>
+        </w:rPr>
+        <w:t xml:space="preserve"> </w:t>
+      </w:r>
+      <w:r>
+        <w:rPr>
+          <w:rFonts w:eastAsia="Times New Roman" w:cs="Times New Roman"/>
+          <w:sz w:val="16"/>
+          <w:szCs w:val="16"/>
+          <w:lang w:eastAsia="ru-RU"/>
+        </w:rPr>
+        <w:t>признаков</w:t>
+      </w:r>
+    </w:p>
+    <w:p>
+      <w:pPr>
+        <w:spacing w:line="240" w:lineRule="auto"/>
+        <w:rPr>
+          <w:rFonts w:eastAsia="Times New Roman" w:cs="Times New Roman"/>
+          <w:sz w:val="16"/>
+          <w:szCs w:val="16"/>
+          <w:lang w:val="en-US" w:eastAsia="ru-RU"/>
+        </w:rPr>
+      </w:pPr>
+      <w:r>
+        <w:rPr>
+          <w:rFonts w:eastAsia="Times New Roman" w:cs="Times New Roman"/>
+          <w:sz w:val="16"/>
+          <w:szCs w:val="16"/>
+          <w:lang w:val="en-US" w:eastAsia="ru-RU"/>
         </w:rPr>
         <w:t xml:space="preserve">        </w:t>
       </w:r>
       <w:proofErr w:type="spellStart"/>
+      <w:r>
+        <w:rPr>
+          <w:rFonts w:eastAsia="Times New Roman" w:cs="Times New Roman"/>
+          <w:sz w:val="16"/>
+          <w:szCs w:val="16"/>
+          <w:lang w:val="en-US" w:eastAsia="ru-RU"/>
+        </w:rPr>
+        <w:t>self.feature_labels</w:t>
+      </w:r>
+      <w:proofErr w:type="spellEnd"/>
+      <w:r>
+        <w:rPr>
+          <w:rFonts w:eastAsia="Times New Roman" w:cs="Times New Roman"/>
+          <w:sz w:val="16"/>
+          <w:szCs w:val="16"/>
+          <w:lang w:val="en-US" w:eastAsia="ru-RU"/>
+        </w:rPr>
+        <w:t xml:space="preserve"> = {</w:t>
+      </w:r>
+    </w:p>
+    <w:p>
+      <w:pPr>
+        <w:spacing w:line="240" w:lineRule="auto"/>
+        <w:rPr>
+          <w:rFonts w:eastAsia="Times New Roman" w:cs="Times New Roman"/>
+          <w:sz w:val="16"/>
+          <w:szCs w:val="16"/>
+          <w:lang w:val="en-US" w:eastAsia="ru-RU"/>
+        </w:rPr>
+      </w:pPr>
+      <w:r>
+        <w:rPr>
+          <w:rFonts w:eastAsia="Times New Roman" w:cs="Times New Roman"/>
+          <w:sz w:val="16"/>
+          <w:szCs w:val="16"/>
+          <w:lang w:val="en-US" w:eastAsia="ru-RU"/>
+        </w:rPr>
+        <w:t>            '</w:t>
+      </w:r>
+      <w:proofErr w:type="spellStart"/>
+      <w:r>
+        <w:rPr>
+          <w:rFonts w:eastAsia="Times New Roman" w:cs="Times New Roman"/>
+          <w:sz w:val="16"/>
+          <w:szCs w:val="16"/>
+          <w:lang w:val="en-US" w:eastAsia="ru-RU"/>
+        </w:rPr>
+        <w:t>fuel_price</w:t>
+      </w:r>
+      <w:proofErr w:type="spellEnd"/>
+      <w:r>
+        <w:rPr>
+          <w:rFonts w:eastAsia="Times New Roman" w:cs="Times New Roman"/>
+          <w:sz w:val="16"/>
+          <w:szCs w:val="16"/>
+          <w:lang w:val="en-US" w:eastAsia="ru-RU"/>
+        </w:rPr>
+        <w:t>': '</w:t>
+      </w:r>
+      <w:r>
+        <w:rPr>
+          <w:rFonts w:eastAsia="Times New Roman" w:cs="Times New Roman"/>
+          <w:sz w:val="16"/>
+          <w:szCs w:val="16"/>
+          <w:lang w:eastAsia="ru-RU"/>
+        </w:rPr>
+        <w:t>Цена</w:t>
+      </w:r>
+      <w:r>
+        <w:rPr>
+          <w:rFonts w:eastAsia="Times New Roman" w:cs="Times New Roman"/>
+          <w:sz w:val="16"/>
+          <w:szCs w:val="16"/>
+          <w:lang w:val="en-US" w:eastAsia="ru-RU"/>
+        </w:rPr>
+        <w:t xml:space="preserve"> </w:t>
+      </w:r>
+      <w:r>
+        <w:rPr>
+          <w:rFonts w:eastAsia="Times New Roman" w:cs="Times New Roman"/>
+          <w:sz w:val="16"/>
+          <w:szCs w:val="16"/>
+          <w:lang w:eastAsia="ru-RU"/>
+        </w:rPr>
+        <w:t>топлива</w:t>
+      </w:r>
+      <w:r>
+        <w:rPr>
+          <w:rFonts w:eastAsia="Times New Roman" w:cs="Times New Roman"/>
+          <w:sz w:val="16"/>
+          <w:szCs w:val="16"/>
+          <w:lang w:val="en-US" w:eastAsia="ru-RU"/>
+        </w:rPr>
+        <w:t xml:space="preserve"> (</w:t>
+      </w:r>
+      <w:proofErr w:type="spellStart"/>
+      <w:r>
+        <w:rPr>
+          <w:rFonts w:eastAsia="Times New Roman" w:cs="Times New Roman"/>
+          <w:sz w:val="16"/>
+          <w:szCs w:val="16"/>
+          <w:lang w:eastAsia="ru-RU"/>
+        </w:rPr>
+        <w:t>руб</w:t>
+      </w:r>
+      <w:proofErr w:type="spellEnd"/>
       <w:proofErr w:type="gramStart"/>
       <w:r>
         <w:rPr>
           <w:rFonts w:eastAsia="Times New Roman" w:cs="Times New Roman"/>
           <w:sz w:val="16"/>
           <w:szCs w:val="16"/>
-          <w:lang w:eastAsia="ru-RU"/>
-        </w:rPr>
-        <w:t>self.feature</w:t>
+          <w:lang w:val="en-US" w:eastAsia="ru-RU"/>
+        </w:rPr>
+        <w:t>./</w:t>
       </w:r>
       <w:proofErr w:type="gramEnd"/>
       <w:r>
@@ -13239,35 +13368,34 @@
           <w:szCs w:val="16"/>
           <w:lang w:eastAsia="ru-RU"/>
         </w:rPr>
-        <w:t>_labels</w:t>
-      </w:r>
-      <w:proofErr w:type="spellEnd"/>
-      <w:r>
-        <w:rPr>
-          <w:rFonts w:eastAsia="Times New Roman" w:cs="Times New Roman"/>
-          <w:sz w:val="16"/>
-          <w:szCs w:val="16"/>
-          <w:lang w:eastAsia="ru-RU"/>
-        </w:rPr>
-        <w:t xml:space="preserve"> = {</w:t>
-      </w:r>
-    </w:p>
-    <w:p>
-      <w:pPr>
-        <w:spacing w:line="240" w:lineRule="auto"/>
-        <w:rPr>
-          <w:rFonts w:eastAsia="Times New Roman" w:cs="Times New Roman"/>
-          <w:sz w:val="16"/>
-          <w:szCs w:val="16"/>
-          <w:lang w:eastAsia="ru-RU"/>
-        </w:rPr>
-      </w:pPr>
-      <w:r>
-        <w:rPr>
-          <w:rFonts w:eastAsia="Times New Roman" w:cs="Times New Roman"/>
-          <w:sz w:val="16"/>
-          <w:szCs w:val="16"/>
-          <w:lang w:eastAsia="ru-RU"/>
+        <w:t>л</w:t>
+      </w:r>
+      <w:r>
+        <w:rPr>
+          <w:rFonts w:eastAsia="Times New Roman" w:cs="Times New Roman"/>
+          <w:sz w:val="16"/>
+          <w:szCs w:val="16"/>
+          <w:lang w:val="en-US" w:eastAsia="ru-RU"/>
+        </w:rPr>
+        <w:t>)',</w:t>
+      </w:r>
+    </w:p>
+    <w:p>
+      <w:pPr>
+        <w:spacing w:line="240" w:lineRule="auto"/>
+        <w:rPr>
+          <w:rFonts w:eastAsia="Times New Roman" w:cs="Times New Roman"/>
+          <w:sz w:val="16"/>
+          <w:szCs w:val="16"/>
+          <w:lang w:val="en-US" w:eastAsia="ru-RU"/>
+        </w:rPr>
+      </w:pPr>
+      <w:r>
+        <w:rPr>
+          <w:rFonts w:eastAsia="Times New Roman" w:cs="Times New Roman"/>
+          <w:sz w:val="16"/>
+          <w:szCs w:val="16"/>
+          <w:lang w:val="en-US" w:eastAsia="ru-RU"/>
         </w:rPr>
         <w:t>            '</w:t>
       </w:r>
@@ -13277,19 +13405,140 @@
           <w:rFonts w:eastAsia="Times New Roman" w:cs="Times New Roman"/>
           <w:sz w:val="16"/>
           <w:szCs w:val="16"/>
-          <w:lang w:eastAsia="ru-RU"/>
-        </w:rPr>
-        <w:t>fuel_price</w:t>
-      </w:r>
-      <w:proofErr w:type="spellEnd"/>
-      <w:r>
-        <w:rPr>
-          <w:rFonts w:eastAsia="Times New Roman" w:cs="Times New Roman"/>
-          <w:sz w:val="16"/>
-          <w:szCs w:val="16"/>
-          <w:lang w:eastAsia="ru-RU"/>
-        </w:rPr>
-        <w:t>': 'Цена топлива (руб./л)',</w:t>
+          <w:lang w:val="en-US" w:eastAsia="ru-RU"/>
+        </w:rPr>
+        <w:t>avg_route_length</w:t>
+      </w:r>
+      <w:proofErr w:type="spellEnd"/>
+      <w:r>
+        <w:rPr>
+          <w:rFonts w:eastAsia="Times New Roman" w:cs="Times New Roman"/>
+          <w:sz w:val="16"/>
+          <w:szCs w:val="16"/>
+          <w:lang w:val="en-US" w:eastAsia="ru-RU"/>
+        </w:rPr>
+        <w:t>': '</w:t>
+      </w:r>
+      <w:r>
+        <w:rPr>
+          <w:rFonts w:eastAsia="Times New Roman" w:cs="Times New Roman"/>
+          <w:sz w:val="16"/>
+          <w:szCs w:val="16"/>
+          <w:lang w:eastAsia="ru-RU"/>
+        </w:rPr>
+        <w:t>Средняя</w:t>
+      </w:r>
+      <w:r>
+        <w:rPr>
+          <w:rFonts w:eastAsia="Times New Roman" w:cs="Times New Roman"/>
+          <w:sz w:val="16"/>
+          <w:szCs w:val="16"/>
+          <w:lang w:val="en-US" w:eastAsia="ru-RU"/>
+        </w:rPr>
+        <w:t xml:space="preserve"> </w:t>
+      </w:r>
+      <w:r>
+        <w:rPr>
+          <w:rFonts w:eastAsia="Times New Roman" w:cs="Times New Roman"/>
+          <w:sz w:val="16"/>
+          <w:szCs w:val="16"/>
+          <w:lang w:eastAsia="ru-RU"/>
+        </w:rPr>
+        <w:t>протяжённость</w:t>
+      </w:r>
+      <w:r>
+        <w:rPr>
+          <w:rFonts w:eastAsia="Times New Roman" w:cs="Times New Roman"/>
+          <w:sz w:val="16"/>
+          <w:szCs w:val="16"/>
+          <w:lang w:val="en-US" w:eastAsia="ru-RU"/>
+        </w:rPr>
+        <w:t xml:space="preserve"> </w:t>
+      </w:r>
+      <w:r>
+        <w:rPr>
+          <w:rFonts w:eastAsia="Times New Roman" w:cs="Times New Roman"/>
+          <w:sz w:val="16"/>
+          <w:szCs w:val="16"/>
+          <w:lang w:eastAsia="ru-RU"/>
+        </w:rPr>
+        <w:t>маршрута</w:t>
+      </w:r>
+      <w:r>
+        <w:rPr>
+          <w:rFonts w:eastAsia="Times New Roman" w:cs="Times New Roman"/>
+          <w:sz w:val="16"/>
+          <w:szCs w:val="16"/>
+          <w:lang w:val="en-US" w:eastAsia="ru-RU"/>
+        </w:rPr>
+        <w:t xml:space="preserve"> (</w:t>
+      </w:r>
+      <w:r>
+        <w:rPr>
+          <w:rFonts w:eastAsia="Times New Roman" w:cs="Times New Roman"/>
+          <w:sz w:val="16"/>
+          <w:szCs w:val="16"/>
+          <w:lang w:eastAsia="ru-RU"/>
+        </w:rPr>
+        <w:t>км</w:t>
+      </w:r>
+      <w:r>
+        <w:rPr>
+          <w:rFonts w:eastAsia="Times New Roman" w:cs="Times New Roman"/>
+          <w:sz w:val="16"/>
+          <w:szCs w:val="16"/>
+          <w:lang w:val="en-US" w:eastAsia="ru-RU"/>
+        </w:rPr>
+        <w:t>)',</w:t>
+      </w:r>
+    </w:p>
+    <w:p>
+      <w:pPr>
+        <w:spacing w:line="240" w:lineRule="auto"/>
+        <w:rPr>
+          <w:rFonts w:eastAsia="Times New Roman" w:cs="Times New Roman"/>
+          <w:sz w:val="16"/>
+          <w:szCs w:val="16"/>
+          <w:lang w:eastAsia="ru-RU"/>
+        </w:rPr>
+      </w:pPr>
+      <w:r>
+        <w:rPr>
+          <w:rFonts w:eastAsia="Times New Roman" w:cs="Times New Roman"/>
+          <w:sz w:val="16"/>
+          <w:szCs w:val="16"/>
+          <w:lang w:val="en-US" w:eastAsia="ru-RU"/>
+        </w:rPr>
+        <w:t xml:space="preserve">            </w:t>
+      </w:r>
+      <w:r>
+        <w:rPr>
+          <w:rFonts w:eastAsia="Times New Roman" w:cs="Times New Roman"/>
+          <w:sz w:val="16"/>
+          <w:szCs w:val="16"/>
+          <w:lang w:eastAsia="ru-RU"/>
+        </w:rPr>
+        <w:t>'</w:t>
+      </w:r>
+      <w:proofErr w:type="spellStart"/>
+      <w:r>
+        <w:rPr>
+          <w:rFonts w:eastAsia="Times New Roman" w:cs="Times New Roman"/>
+          <w:sz w:val="16"/>
+          <w:szCs w:val="16"/>
+          <w:lang w:eastAsia="ru-RU"/>
+        </w:rPr>
+        <w:t>is_holiday</w:t>
+      </w:r>
+      <w:proofErr w:type="spellEnd"/>
+      <w:r>
+        <w:rPr>
+          <w:rFonts w:eastAsia="Times New Roman" w:cs="Times New Roman"/>
+          <w:sz w:val="16"/>
+          <w:szCs w:val="16"/>
+          <w:lang w:eastAsia="ru-RU"/>
+        </w:rPr>
+        <w:t>': 'Праздник/выходной (1=да, 0=нет)',</w:t>
       </w:r>
     </w:p>
     <w:p>
@@ -13319,86 +13568,6 @@
           <w:szCs w:val="16"/>
           <w:lang w:eastAsia="ru-RU"/>
         </w:rPr>
-        <w:t>avg_route_length</w:t>
-      </w:r>
-      <w:proofErr w:type="spellEnd"/>
-      <w:r>
-        <w:rPr>
-          <w:rFonts w:eastAsia="Times New Roman" w:cs="Times New Roman"/>
-          <w:sz w:val="16"/>
-          <w:szCs w:val="16"/>
-          <w:lang w:eastAsia="ru-RU"/>
-        </w:rPr>
-        <w:t>': 'Средняя протяжённость маршрута (км)',</w:t>
-      </w:r>
-    </w:p>
-    <w:p>
-      <w:pPr>
-        <w:spacing w:line="240" w:lineRule="auto"/>
-        <w:rPr>
-          <w:rFonts w:eastAsia="Times New Roman" w:cs="Times New Roman"/>
-          <w:sz w:val="16"/>
-          <w:szCs w:val="16"/>
-          <w:lang w:eastAsia="ru-RU"/>
-        </w:rPr>
-      </w:pPr>
-      <w:r>
-        <w:rPr>
-          <w:rFonts w:eastAsia="Times New Roman" w:cs="Times New Roman"/>
-          <w:sz w:val="16"/>
-          <w:szCs w:val="16"/>
-          <w:lang w:eastAsia="ru-RU"/>
-        </w:rPr>
-        <w:t>            '</w:t>
-      </w:r>
-      <w:proofErr w:type="spellStart"/>
-      <w:r>
-        <w:rPr>
-          <w:rFonts w:eastAsia="Times New Roman" w:cs="Times New Roman"/>
-          <w:sz w:val="16"/>
-          <w:szCs w:val="16"/>
-          <w:lang w:eastAsia="ru-RU"/>
-        </w:rPr>
-        <w:t>is_holiday</w:t>
-      </w:r>
-      <w:proofErr w:type="spellEnd"/>
-      <w:r>
-        <w:rPr>
-          <w:rFonts w:eastAsia="Times New Roman" w:cs="Times New Roman"/>
-          <w:sz w:val="16"/>
-          <w:szCs w:val="16"/>
-          <w:lang w:eastAsia="ru-RU"/>
-        </w:rPr>
-        <w:t>': 'Праздник/выходной (1=да, 0=нет)',</w:t>
-      </w:r>
-    </w:p>
-    <w:p>
-      <w:pPr>
-        <w:spacing w:line="240" w:lineRule="auto"/>
-        <w:rPr>
-          <w:rFonts w:eastAsia="Times New Roman" w:cs="Times New Roman"/>
-          <w:sz w:val="16"/>
-          <w:szCs w:val="16"/>
-          <w:lang w:eastAsia="ru-RU"/>
-        </w:rPr>
-      </w:pPr>
-      <w:r>
-        <w:rPr>
-          <w:rFonts w:eastAsia="Times New Roman" w:cs="Times New Roman"/>
-          <w:sz w:val="16"/>
-          <w:szCs w:val="16"/>
-          <w:lang w:eastAsia="ru-RU"/>
-        </w:rPr>
-        <w:t>            '</w:t>
-      </w:r>
-      <w:proofErr w:type="spellStart"/>
-      <w:r>
-        <w:rPr>
-          <w:rFonts w:eastAsia="Times New Roman" w:cs="Times New Roman"/>
-          <w:sz w:val="16"/>
-          <w:szCs w:val="16"/>
-          <w:lang w:eastAsia="ru-RU"/>
-        </w:rPr>
         <w:t>bus_count</w:t>
       </w:r>
       <w:proofErr w:type="spellEnd"/>
@@ -13419,7 +13588,7 @@
           <w:rFonts w:eastAsia="Times New Roman" w:cs="Times New Roman"/>
           <w:sz w:val="16"/>
           <w:szCs w:val="16"/>
-          <w:lang w:val="en-US" w:eastAsia="ru-RU"/>
+          <w:lang w:eastAsia="ru-RU"/>
         </w:rPr>
       </w:pPr>
       <w:r>
@@ -13436,27 +13605,43 @@
           <w:rFonts w:eastAsia="Times New Roman" w:cs="Times New Roman"/>
           <w:sz w:val="16"/>
           <w:szCs w:val="16"/>
-          <w:lang w:val="en-US" w:eastAsia="ru-RU"/>
+          <w:lang w:eastAsia="ru-RU"/>
         </w:rPr>
         <w:t>'</w:t>
       </w:r>
-      <w:proofErr w:type="spellStart"/>
-      <w:r>
-        <w:rPr>
-          <w:rFonts w:eastAsia="Times New Roman" w:cs="Times New Roman"/>
-          <w:sz w:val="16"/>
-          <w:szCs w:val="16"/>
-          <w:lang w:val="en-US" w:eastAsia="ru-RU"/>
-        </w:rPr>
-        <w:t>weather_condition</w:t>
-      </w:r>
-      <w:proofErr w:type="spellEnd"/>
-      <w:r>
-        <w:rPr>
-          <w:rFonts w:eastAsia="Times New Roman" w:cs="Times New Roman"/>
-          <w:sz w:val="16"/>
-          <w:szCs w:val="16"/>
-          <w:lang w:val="en-US" w:eastAsia="ru-RU"/>
+      <w:r>
+        <w:rPr>
+          <w:rFonts w:eastAsia="Times New Roman" w:cs="Times New Roman"/>
+          <w:sz w:val="16"/>
+          <w:szCs w:val="16"/>
+          <w:lang w:val="en-US" w:eastAsia="ru-RU"/>
+        </w:rPr>
+        <w:t>weather</w:t>
+      </w:r>
+      <w:r>
+        <w:rPr>
+          <w:rFonts w:eastAsia="Times New Roman" w:cs="Times New Roman"/>
+          <w:sz w:val="16"/>
+          <w:szCs w:val="16"/>
+          <w:lang w:eastAsia="ru-RU"/>
+        </w:rPr>
+        <w:t>_</w:t>
+      </w:r>
+      <w:r>
+        <w:rPr>
+          <w:rFonts w:eastAsia="Times New Roman" w:cs="Times New Roman"/>
+          <w:sz w:val="16"/>
+          <w:szCs w:val="16"/>
+          <w:lang w:val="en-US" w:eastAsia="ru-RU"/>
+        </w:rPr>
+        <w:t>condition</w:t>
+      </w:r>
+      <w:r>
+        <w:rPr>
+          <w:rFonts w:eastAsia="Times New Roman" w:cs="Times New Roman"/>
+          <w:sz w:val="16"/>
+          <w:szCs w:val="16"/>
+          <w:lang w:eastAsia="ru-RU"/>
         </w:rPr>
         <w:t>': '</w:t>
       </w:r>
@@ -13474,7 +13659,7 @@
           <w:rFonts w:eastAsia="Times New Roman" w:cs="Times New Roman"/>
           <w:sz w:val="16"/>
           <w:szCs w:val="16"/>
-          <w:lang w:val="en-US" w:eastAsia="ru-RU"/>
+          <w:lang w:eastAsia="ru-RU"/>
         </w:rPr>
         <w:t xml:space="preserve"> (1=</w:t>
       </w:r>
@@ -13492,7 +13677,7 @@
           <w:rFonts w:eastAsia="Times New Roman" w:cs="Times New Roman"/>
           <w:sz w:val="16"/>
           <w:szCs w:val="16"/>
-          <w:lang w:val="en-US" w:eastAsia="ru-RU"/>
+          <w:lang w:eastAsia="ru-RU"/>
         </w:rPr>
         <w:t>, 0=</w:t>
       </w:r>
@@ -13510,7 +13695,7 @@
           <w:rFonts w:eastAsia="Times New Roman" w:cs="Times New Roman"/>
           <w:sz w:val="16"/>
           <w:szCs w:val="16"/>
-          <w:lang w:val="en-US" w:eastAsia="ru-RU"/>
+          <w:lang w:eastAsia="ru-RU"/>
         </w:rPr>
         <w:t>)'</w:t>
       </w:r>
@@ -13522,18 +13707,1344 @@
           <w:rFonts w:eastAsia="Times New Roman" w:cs="Times New Roman"/>
           <w:sz w:val="16"/>
           <w:szCs w:val="16"/>
-          <w:lang w:val="en-US" w:eastAsia="ru-RU"/>
-        </w:rPr>
-      </w:pPr>
-      <w:r>
-        <w:rPr>
-          <w:rFonts w:eastAsia="Times New Roman" w:cs="Times New Roman"/>
-          <w:sz w:val="16"/>
-          <w:szCs w:val="16"/>
-          <w:lang w:val="en-US" w:eastAsia="ru-RU"/>
-        </w:rPr>
-        <w:t>        }</w:t>
-      </w:r>
+          <w:lang w:eastAsia="ru-RU"/>
+        </w:rPr>
+      </w:pPr>
+      <w:r>
+        <w:rPr>
+          <w:rFonts w:eastAsia="Times New Roman" w:cs="Times New Roman"/>
+          <w:sz w:val="16"/>
+          <w:szCs w:val="16"/>
+          <w:lang w:val="en-US" w:eastAsia="ru-RU"/>
+        </w:rPr>
+        <w:t> </w:t>
+      </w:r>
+      <w:r>
+        <w:rPr>
+          <w:rFonts w:eastAsia="Times New Roman" w:cs="Times New Roman"/>
+          <w:sz w:val="16"/>
+          <w:szCs w:val="16"/>
+          <w:lang w:eastAsia="ru-RU"/>
+        </w:rPr>
+        <w:t xml:space="preserve"> </w:t>
+      </w:r>
+      <w:r>
+        <w:rPr>
+          <w:rFonts w:eastAsia="Times New Roman" w:cs="Times New Roman"/>
+          <w:sz w:val="16"/>
+          <w:szCs w:val="16"/>
+          <w:lang w:val="en-US" w:eastAsia="ru-RU"/>
+        </w:rPr>
+        <w:t> </w:t>
+      </w:r>
+      <w:r>
+        <w:rPr>
+          <w:rFonts w:eastAsia="Times New Roman" w:cs="Times New Roman"/>
+          <w:sz w:val="16"/>
+          <w:szCs w:val="16"/>
+          <w:lang w:eastAsia="ru-RU"/>
+        </w:rPr>
+        <w:t xml:space="preserve"> </w:t>
+      </w:r>
+      <w:r>
+        <w:rPr>
+          <w:rFonts w:eastAsia="Times New Roman" w:cs="Times New Roman"/>
+          <w:sz w:val="16"/>
+          <w:szCs w:val="16"/>
+          <w:lang w:val="en-US" w:eastAsia="ru-RU"/>
+        </w:rPr>
+        <w:t> </w:t>
+      </w:r>
+      <w:r>
+        <w:rPr>
+          <w:rFonts w:eastAsia="Times New Roman" w:cs="Times New Roman"/>
+          <w:sz w:val="16"/>
+          <w:szCs w:val="16"/>
+          <w:lang w:eastAsia="ru-RU"/>
+        </w:rPr>
+        <w:t xml:space="preserve"> </w:t>
+      </w:r>
+      <w:r>
+        <w:rPr>
+          <w:rFonts w:eastAsia="Times New Roman" w:cs="Times New Roman"/>
+          <w:sz w:val="16"/>
+          <w:szCs w:val="16"/>
+          <w:lang w:val="en-US" w:eastAsia="ru-RU"/>
+        </w:rPr>
+        <w:t> </w:t>
+      </w:r>
+      <w:r>
+        <w:rPr>
+          <w:rFonts w:eastAsia="Times New Roman" w:cs="Times New Roman"/>
+          <w:sz w:val="16"/>
+          <w:szCs w:val="16"/>
+          <w:lang w:eastAsia="ru-RU"/>
+        </w:rPr>
+        <w:t xml:space="preserve"> }</w:t>
+      </w:r>
+    </w:p>
+    <w:p>
+      <w:pPr>
+        <w:spacing w:line="240" w:lineRule="auto"/>
+        <w:rPr>
+          <w:rFonts w:eastAsia="Times New Roman" w:cs="Times New Roman"/>
+          <w:sz w:val="16"/>
+          <w:szCs w:val="16"/>
+          <w:lang w:eastAsia="ru-RU"/>
+        </w:rPr>
+      </w:pPr>
+      <w:r>
+        <w:rPr>
+          <w:rFonts w:eastAsia="Times New Roman" w:cs="Times New Roman"/>
+          <w:sz w:val="16"/>
+          <w:szCs w:val="16"/>
+          <w:lang w:val="en-US" w:eastAsia="ru-RU"/>
+        </w:rPr>
+        <w:t> </w:t>
+      </w:r>
+      <w:r>
+        <w:rPr>
+          <w:rFonts w:eastAsia="Times New Roman" w:cs="Times New Roman"/>
+          <w:sz w:val="16"/>
+          <w:szCs w:val="16"/>
+          <w:lang w:eastAsia="ru-RU"/>
+        </w:rPr>
+        <w:t xml:space="preserve"> </w:t>
+      </w:r>
+      <w:r>
+        <w:rPr>
+          <w:rFonts w:eastAsia="Times New Roman" w:cs="Times New Roman"/>
+          <w:sz w:val="16"/>
+          <w:szCs w:val="16"/>
+          <w:lang w:val="en-US" w:eastAsia="ru-RU"/>
+        </w:rPr>
+        <w:t> </w:t>
+      </w:r>
+      <w:r>
+        <w:rPr>
+          <w:rFonts w:eastAsia="Times New Roman" w:cs="Times New Roman"/>
+          <w:sz w:val="16"/>
+          <w:szCs w:val="16"/>
+          <w:lang w:eastAsia="ru-RU"/>
+        </w:rPr>
+        <w:t xml:space="preserve"> </w:t>
+      </w:r>
+    </w:p>
+    <w:p>
+      <w:pPr>
+        <w:spacing w:line="240" w:lineRule="auto"/>
+        <w:rPr>
+          <w:rFonts w:eastAsia="Times New Roman" w:cs="Times New Roman"/>
+          <w:sz w:val="16"/>
+          <w:szCs w:val="16"/>
+          <w:lang w:eastAsia="ru-RU"/>
+        </w:rPr>
+      </w:pPr>
+      <w:r>
+        <w:rPr>
+          <w:rFonts w:eastAsia="Times New Roman" w:cs="Times New Roman"/>
+          <w:sz w:val="16"/>
+          <w:szCs w:val="16"/>
+          <w:lang w:val="en-US" w:eastAsia="ru-RU"/>
+        </w:rPr>
+        <w:t> </w:t>
+      </w:r>
+      <w:r>
+        <w:rPr>
+          <w:rFonts w:eastAsia="Times New Roman" w:cs="Times New Roman"/>
+          <w:sz w:val="16"/>
+          <w:szCs w:val="16"/>
+          <w:lang w:eastAsia="ru-RU"/>
+        </w:rPr>
+        <w:t xml:space="preserve"> </w:t>
+      </w:r>
+      <w:r>
+        <w:rPr>
+          <w:rFonts w:eastAsia="Times New Roman" w:cs="Times New Roman"/>
+          <w:sz w:val="16"/>
+          <w:szCs w:val="16"/>
+          <w:lang w:val="en-US" w:eastAsia="ru-RU"/>
+        </w:rPr>
+        <w:t> </w:t>
+      </w:r>
+      <w:r>
+        <w:rPr>
+          <w:rFonts w:eastAsia="Times New Roman" w:cs="Times New Roman"/>
+          <w:sz w:val="16"/>
+          <w:szCs w:val="16"/>
+          <w:lang w:eastAsia="ru-RU"/>
+        </w:rPr>
+        <w:t xml:space="preserve"> </w:t>
+      </w:r>
+      <w:proofErr w:type="spellStart"/>
+      <w:proofErr w:type="gramStart"/>
+      <w:r>
+        <w:rPr>
+          <w:rFonts w:eastAsia="Times New Roman" w:cs="Times New Roman"/>
+          <w:sz w:val="16"/>
+          <w:szCs w:val="16"/>
+          <w:lang w:val="en-US" w:eastAsia="ru-RU"/>
+        </w:rPr>
+        <w:t>def</w:t>
+      </w:r>
+      <w:proofErr w:type="spellEnd"/>
+      <w:proofErr w:type="gramEnd"/>
+      <w:r>
+        <w:rPr>
+          <w:rFonts w:eastAsia="Times New Roman" w:cs="Times New Roman"/>
+          <w:sz w:val="16"/>
+          <w:szCs w:val="16"/>
+          <w:lang w:eastAsia="ru-RU"/>
+        </w:rPr>
+        <w:t xml:space="preserve"> _</w:t>
+      </w:r>
+      <w:r>
+        <w:rPr>
+          <w:rFonts w:eastAsia="Times New Roman" w:cs="Times New Roman"/>
+          <w:sz w:val="16"/>
+          <w:szCs w:val="16"/>
+          <w:lang w:val="en-US" w:eastAsia="ru-RU"/>
+        </w:rPr>
+        <w:t>split</w:t>
+      </w:r>
+      <w:r>
+        <w:rPr>
+          <w:rFonts w:eastAsia="Times New Roman" w:cs="Times New Roman"/>
+          <w:sz w:val="16"/>
+          <w:szCs w:val="16"/>
+          <w:lang w:eastAsia="ru-RU"/>
+        </w:rPr>
+        <w:t>_</w:t>
+      </w:r>
+      <w:r>
+        <w:rPr>
+          <w:rFonts w:eastAsia="Times New Roman" w:cs="Times New Roman"/>
+          <w:sz w:val="16"/>
+          <w:szCs w:val="16"/>
+          <w:lang w:val="en-US" w:eastAsia="ru-RU"/>
+        </w:rPr>
+        <w:t>data</w:t>
+      </w:r>
+      <w:r>
+        <w:rPr>
+          <w:rFonts w:eastAsia="Times New Roman" w:cs="Times New Roman"/>
+          <w:sz w:val="16"/>
+          <w:szCs w:val="16"/>
+          <w:lang w:eastAsia="ru-RU"/>
+        </w:rPr>
+        <w:t>(</w:t>
+      </w:r>
+      <w:r>
+        <w:rPr>
+          <w:rFonts w:eastAsia="Times New Roman" w:cs="Times New Roman"/>
+          <w:sz w:val="16"/>
+          <w:szCs w:val="16"/>
+          <w:lang w:val="en-US" w:eastAsia="ru-RU"/>
+        </w:rPr>
+        <w:t>self</w:t>
+      </w:r>
+      <w:r>
+        <w:rPr>
+          <w:rFonts w:eastAsia="Times New Roman" w:cs="Times New Roman"/>
+          <w:sz w:val="16"/>
+          <w:szCs w:val="16"/>
+          <w:lang w:eastAsia="ru-RU"/>
+        </w:rPr>
+        <w:t>):</w:t>
+      </w:r>
+    </w:p>
+    <w:p>
+      <w:pPr>
+        <w:spacing w:line="240" w:lineRule="auto"/>
+        <w:rPr>
+          <w:rFonts w:eastAsia="Times New Roman" w:cs="Times New Roman"/>
+          <w:sz w:val="16"/>
+          <w:szCs w:val="16"/>
+          <w:lang w:eastAsia="ru-RU"/>
+        </w:rPr>
+      </w:pPr>
+      <w:r>
+        <w:rPr>
+          <w:rFonts w:eastAsia="Times New Roman" w:cs="Times New Roman"/>
+          <w:sz w:val="16"/>
+          <w:szCs w:val="16"/>
+          <w:lang w:val="en-US" w:eastAsia="ru-RU"/>
+        </w:rPr>
+        <w:t> </w:t>
+      </w:r>
+      <w:r>
+        <w:rPr>
+          <w:rFonts w:eastAsia="Times New Roman" w:cs="Times New Roman"/>
+          <w:sz w:val="16"/>
+          <w:szCs w:val="16"/>
+          <w:lang w:eastAsia="ru-RU"/>
+        </w:rPr>
+        <w:t xml:space="preserve"> </w:t>
+      </w:r>
+      <w:r>
+        <w:rPr>
+          <w:rFonts w:eastAsia="Times New Roman" w:cs="Times New Roman"/>
+          <w:sz w:val="16"/>
+          <w:szCs w:val="16"/>
+          <w:lang w:val="en-US" w:eastAsia="ru-RU"/>
+        </w:rPr>
+        <w:t> </w:t>
+      </w:r>
+      <w:r>
+        <w:rPr>
+          <w:rFonts w:eastAsia="Times New Roman" w:cs="Times New Roman"/>
+          <w:sz w:val="16"/>
+          <w:szCs w:val="16"/>
+          <w:lang w:eastAsia="ru-RU"/>
+        </w:rPr>
+        <w:t xml:space="preserve"> </w:t>
+      </w:r>
+      <w:r>
+        <w:rPr>
+          <w:rFonts w:eastAsia="Times New Roman" w:cs="Times New Roman"/>
+          <w:sz w:val="16"/>
+          <w:szCs w:val="16"/>
+          <w:lang w:val="en-US" w:eastAsia="ru-RU"/>
+        </w:rPr>
+        <w:t> </w:t>
+      </w:r>
+      <w:r>
+        <w:rPr>
+          <w:rFonts w:eastAsia="Times New Roman" w:cs="Times New Roman"/>
+          <w:sz w:val="16"/>
+          <w:szCs w:val="16"/>
+          <w:lang w:eastAsia="ru-RU"/>
+        </w:rPr>
+        <w:t xml:space="preserve"> </w:t>
+      </w:r>
+      <w:r>
+        <w:rPr>
+          <w:rFonts w:eastAsia="Times New Roman" w:cs="Times New Roman"/>
+          <w:sz w:val="16"/>
+          <w:szCs w:val="16"/>
+          <w:lang w:val="en-US" w:eastAsia="ru-RU"/>
+        </w:rPr>
+        <w:t> </w:t>
+      </w:r>
+      <w:r>
+        <w:rPr>
+          <w:rFonts w:eastAsia="Times New Roman" w:cs="Times New Roman"/>
+          <w:sz w:val="16"/>
+          <w:szCs w:val="16"/>
+          <w:lang w:eastAsia="ru-RU"/>
+        </w:rPr>
+        <w:t xml:space="preserve"> </w:t>
+      </w:r>
+      <w:r>
+        <w:rPr>
+          <w:rFonts w:eastAsia="Times New Roman" w:cs="Times New Roman"/>
+          <w:sz w:val="16"/>
+          <w:szCs w:val="16"/>
+          <w:lang w:eastAsia="ru-RU"/>
+        </w:rPr>
+        <w:t>"""Разделение данных на обучающую и тестовую выборки"""</w:t>
+      </w:r>
+    </w:p>
+    <w:p>
+      <w:pPr>
+        <w:spacing w:line="240" w:lineRule="auto"/>
+        <w:rPr>
+          <w:rFonts w:eastAsia="Times New Roman" w:cs="Times New Roman"/>
+          <w:sz w:val="16"/>
+          <w:szCs w:val="16"/>
+          <w:lang w:val="en-US" w:eastAsia="ru-RU"/>
+        </w:rPr>
+      </w:pPr>
+      <w:r>
+        <w:rPr>
+          <w:rFonts w:eastAsia="Times New Roman" w:cs="Times New Roman"/>
+          <w:sz w:val="16"/>
+          <w:szCs w:val="16"/>
+          <w:lang w:eastAsia="ru-RU"/>
+        </w:rPr>
+        <w:t xml:space="preserve">        </w:t>
+      </w:r>
+      <w:r>
+        <w:rPr>
+          <w:rFonts w:eastAsia="Times New Roman" w:cs="Times New Roman"/>
+          <w:sz w:val="16"/>
+          <w:szCs w:val="16"/>
+          <w:lang w:val="en-US" w:eastAsia="ru-RU"/>
+        </w:rPr>
+        <w:t xml:space="preserve">X = </w:t>
+      </w:r>
+      <w:proofErr w:type="spellStart"/>
+      <w:proofErr w:type="gramStart"/>
+      <w:r>
+        <w:rPr>
+          <w:rFonts w:eastAsia="Times New Roman" w:cs="Times New Roman"/>
+          <w:sz w:val="16"/>
+          <w:szCs w:val="16"/>
+          <w:lang w:val="en-US" w:eastAsia="ru-RU"/>
+        </w:rPr>
+        <w:t>self.df</w:t>
+      </w:r>
+      <w:proofErr w:type="spellEnd"/>
+      <w:r>
+        <w:rPr>
+          <w:rFonts w:eastAsia="Times New Roman" w:cs="Times New Roman"/>
+          <w:sz w:val="16"/>
+          <w:szCs w:val="16"/>
+          <w:lang w:val="en-US" w:eastAsia="ru-RU"/>
+        </w:rPr>
+        <w:t>[</w:t>
+      </w:r>
+      <w:proofErr w:type="spellStart"/>
+      <w:proofErr w:type="gramEnd"/>
+      <w:r>
+        <w:rPr>
+          <w:rFonts w:eastAsia="Times New Roman" w:cs="Times New Roman"/>
+          <w:sz w:val="16"/>
+          <w:szCs w:val="16"/>
+          <w:lang w:val="en-US" w:eastAsia="ru-RU"/>
+        </w:rPr>
+        <w:t>self.feature_names</w:t>
+      </w:r>
+      <w:proofErr w:type="spellEnd"/>
+      <w:r>
+        <w:rPr>
+          <w:rFonts w:eastAsia="Times New Roman" w:cs="Times New Roman"/>
+          <w:sz w:val="16"/>
+          <w:szCs w:val="16"/>
+          <w:lang w:val="en-US" w:eastAsia="ru-RU"/>
+        </w:rPr>
+        <w:t>].values</w:t>
+      </w:r>
+    </w:p>
+    <w:p>
+      <w:pPr>
+        <w:spacing w:line="240" w:lineRule="auto"/>
+        <w:rPr>
+          <w:rFonts w:eastAsia="Times New Roman" w:cs="Times New Roman"/>
+          <w:sz w:val="16"/>
+          <w:szCs w:val="16"/>
+          <w:lang w:val="en-US" w:eastAsia="ru-RU"/>
+        </w:rPr>
+      </w:pPr>
+      <w:r>
+        <w:rPr>
+          <w:rFonts w:eastAsia="Times New Roman" w:cs="Times New Roman"/>
+          <w:sz w:val="16"/>
+          <w:szCs w:val="16"/>
+          <w:lang w:val="en-US" w:eastAsia="ru-RU"/>
+        </w:rPr>
+        <w:t xml:space="preserve">        y = </w:t>
+      </w:r>
+      <w:proofErr w:type="spellStart"/>
+      <w:proofErr w:type="gramStart"/>
+      <w:r>
+        <w:rPr>
+          <w:rFonts w:eastAsia="Times New Roman" w:cs="Times New Roman"/>
+          <w:sz w:val="16"/>
+          <w:szCs w:val="16"/>
+          <w:lang w:val="en-US" w:eastAsia="ru-RU"/>
+        </w:rPr>
+        <w:t>self.df</w:t>
+      </w:r>
+      <w:proofErr w:type="spellEnd"/>
+      <w:r>
+        <w:rPr>
+          <w:rFonts w:eastAsia="Times New Roman" w:cs="Times New Roman"/>
+          <w:sz w:val="16"/>
+          <w:szCs w:val="16"/>
+          <w:lang w:val="en-US" w:eastAsia="ru-RU"/>
+        </w:rPr>
+        <w:t>[</w:t>
+      </w:r>
+      <w:proofErr w:type="spellStart"/>
+      <w:proofErr w:type="gramEnd"/>
+      <w:r>
+        <w:rPr>
+          <w:rFonts w:eastAsia="Times New Roman" w:cs="Times New Roman"/>
+          <w:sz w:val="16"/>
+          <w:szCs w:val="16"/>
+          <w:lang w:val="en-US" w:eastAsia="ru-RU"/>
+        </w:rPr>
+        <w:t>self.target_name</w:t>
+      </w:r>
+      <w:proofErr w:type="spellEnd"/>
+      <w:r>
+        <w:rPr>
+          <w:rFonts w:eastAsia="Times New Roman" w:cs="Times New Roman"/>
+          <w:sz w:val="16"/>
+          <w:szCs w:val="16"/>
+          <w:lang w:val="en-US" w:eastAsia="ru-RU"/>
+        </w:rPr>
+        <w:t>].values</w:t>
+      </w:r>
+    </w:p>
+    <w:p>
+      <w:pPr>
+        <w:spacing w:line="240" w:lineRule="auto"/>
+        <w:rPr>
+          <w:rFonts w:eastAsia="Times New Roman" w:cs="Times New Roman"/>
+          <w:sz w:val="16"/>
+          <w:szCs w:val="16"/>
+          <w:lang w:val="en-US" w:eastAsia="ru-RU"/>
+        </w:rPr>
+      </w:pPr>
+      <w:r>
+        <w:rPr>
+          <w:rFonts w:eastAsia="Times New Roman" w:cs="Times New Roman"/>
+          <w:sz w:val="16"/>
+          <w:szCs w:val="16"/>
+          <w:lang w:val="en-US" w:eastAsia="ru-RU"/>
+        </w:rPr>
+        <w:t xml:space="preserve">        </w:t>
+      </w:r>
+    </w:p>
+    <w:p>
+      <w:pPr>
+        <w:spacing w:line="240" w:lineRule="auto"/>
+        <w:rPr>
+          <w:rFonts w:eastAsia="Times New Roman" w:cs="Times New Roman"/>
+          <w:sz w:val="16"/>
+          <w:szCs w:val="16"/>
+          <w:lang w:val="en-US" w:eastAsia="ru-RU"/>
+        </w:rPr>
+      </w:pPr>
+      <w:r>
+        <w:rPr>
+          <w:rFonts w:eastAsia="Times New Roman" w:cs="Times New Roman"/>
+          <w:sz w:val="16"/>
+          <w:szCs w:val="16"/>
+          <w:lang w:val="en-US" w:eastAsia="ru-RU"/>
+        </w:rPr>
+        <w:t xml:space="preserve">        </w:t>
+      </w:r>
+      <w:proofErr w:type="spellStart"/>
+      <w:r>
+        <w:rPr>
+          <w:rFonts w:eastAsia="Times New Roman" w:cs="Times New Roman"/>
+          <w:sz w:val="16"/>
+          <w:szCs w:val="16"/>
+          <w:lang w:val="en-US" w:eastAsia="ru-RU"/>
+        </w:rPr>
+        <w:t>X_train</w:t>
+      </w:r>
+      <w:proofErr w:type="spellEnd"/>
+      <w:r>
+        <w:rPr>
+          <w:rFonts w:eastAsia="Times New Roman" w:cs="Times New Roman"/>
+          <w:sz w:val="16"/>
+          <w:szCs w:val="16"/>
+          <w:lang w:val="en-US" w:eastAsia="ru-RU"/>
+        </w:rPr>
+        <w:t xml:space="preserve">, </w:t>
+      </w:r>
+      <w:proofErr w:type="spellStart"/>
+      <w:r>
+        <w:rPr>
+          <w:rFonts w:eastAsia="Times New Roman" w:cs="Times New Roman"/>
+          <w:sz w:val="16"/>
+          <w:szCs w:val="16"/>
+          <w:lang w:val="en-US" w:eastAsia="ru-RU"/>
+        </w:rPr>
+        <w:t>X_test</w:t>
+      </w:r>
+      <w:proofErr w:type="spellEnd"/>
+      <w:r>
+        <w:rPr>
+          <w:rFonts w:eastAsia="Times New Roman" w:cs="Times New Roman"/>
+          <w:sz w:val="16"/>
+          <w:szCs w:val="16"/>
+          <w:lang w:val="en-US" w:eastAsia="ru-RU"/>
+        </w:rPr>
+        <w:t xml:space="preserve">, </w:t>
+      </w:r>
+      <w:proofErr w:type="spellStart"/>
+      <w:r>
+        <w:rPr>
+          <w:rFonts w:eastAsia="Times New Roman" w:cs="Times New Roman"/>
+          <w:sz w:val="16"/>
+          <w:szCs w:val="16"/>
+          <w:lang w:val="en-US" w:eastAsia="ru-RU"/>
+        </w:rPr>
+        <w:t>y_train</w:t>
+      </w:r>
+      <w:proofErr w:type="spellEnd"/>
+      <w:r>
+        <w:rPr>
+          <w:rFonts w:eastAsia="Times New Roman" w:cs="Times New Roman"/>
+          <w:sz w:val="16"/>
+          <w:szCs w:val="16"/>
+          <w:lang w:val="en-US" w:eastAsia="ru-RU"/>
+        </w:rPr>
+        <w:t xml:space="preserve">, </w:t>
+      </w:r>
+      <w:proofErr w:type="spellStart"/>
+      <w:r>
+        <w:rPr>
+          <w:rFonts w:eastAsia="Times New Roman" w:cs="Times New Roman"/>
+          <w:sz w:val="16"/>
+          <w:szCs w:val="16"/>
+          <w:lang w:val="en-US" w:eastAsia="ru-RU"/>
+        </w:rPr>
+        <w:t>y_test</w:t>
+      </w:r>
+      <w:proofErr w:type="spellEnd"/>
+      <w:r>
+        <w:rPr>
+          <w:rFonts w:eastAsia="Times New Roman" w:cs="Times New Roman"/>
+          <w:sz w:val="16"/>
+          <w:szCs w:val="16"/>
+          <w:lang w:val="en-US" w:eastAsia="ru-RU"/>
+        </w:rPr>
+        <w:t xml:space="preserve"> = </w:t>
+      </w:r>
+      <w:proofErr w:type="spellStart"/>
+      <w:r>
+        <w:rPr>
+          <w:rFonts w:eastAsia="Times New Roman" w:cs="Times New Roman"/>
+          <w:sz w:val="16"/>
+          <w:szCs w:val="16"/>
+          <w:lang w:val="en-US" w:eastAsia="ru-RU"/>
+        </w:rPr>
+        <w:t>train_test_</w:t>
+      </w:r>
+      <w:proofErr w:type="gramStart"/>
+      <w:r>
+        <w:rPr>
+          <w:rFonts w:eastAsia="Times New Roman" w:cs="Times New Roman"/>
+          <w:sz w:val="16"/>
+          <w:szCs w:val="16"/>
+          <w:lang w:val="en-US" w:eastAsia="ru-RU"/>
+        </w:rPr>
+        <w:t>split</w:t>
+      </w:r>
+      <w:proofErr w:type="spellEnd"/>
+      <w:r>
+        <w:rPr>
+          <w:rFonts w:eastAsia="Times New Roman" w:cs="Times New Roman"/>
+          <w:sz w:val="16"/>
+          <w:szCs w:val="16"/>
+          <w:lang w:val="en-US" w:eastAsia="ru-RU"/>
+        </w:rPr>
+        <w:t>(</w:t>
+      </w:r>
+      <w:proofErr w:type="gramEnd"/>
+    </w:p>
+    <w:p>
+      <w:pPr>
+        <w:spacing w:line="240" w:lineRule="auto"/>
+        <w:rPr>
+          <w:rFonts w:eastAsia="Times New Roman" w:cs="Times New Roman"/>
+          <w:sz w:val="16"/>
+          <w:szCs w:val="16"/>
+          <w:lang w:val="en-US" w:eastAsia="ru-RU"/>
+        </w:rPr>
+      </w:pPr>
+      <w:r>
+        <w:rPr>
+          <w:rFonts w:eastAsia="Times New Roman" w:cs="Times New Roman"/>
+          <w:sz w:val="16"/>
+          <w:szCs w:val="16"/>
+          <w:lang w:val="en-US" w:eastAsia="ru-RU"/>
+        </w:rPr>
+        <w:t xml:space="preserve">            X, y, </w:t>
+      </w:r>
+    </w:p>
+    <w:p>
+      <w:pPr>
+        <w:spacing w:line="240" w:lineRule="auto"/>
+        <w:rPr>
+          <w:rFonts w:eastAsia="Times New Roman" w:cs="Times New Roman"/>
+          <w:sz w:val="16"/>
+          <w:szCs w:val="16"/>
+          <w:lang w:val="en-US" w:eastAsia="ru-RU"/>
+        </w:rPr>
+      </w:pPr>
+      <w:r>
+        <w:rPr>
+          <w:rFonts w:eastAsia="Times New Roman" w:cs="Times New Roman"/>
+          <w:sz w:val="16"/>
+          <w:szCs w:val="16"/>
+          <w:lang w:val="en-US" w:eastAsia="ru-RU"/>
+        </w:rPr>
+        <w:t xml:space="preserve">            </w:t>
+      </w:r>
+      <w:proofErr w:type="spellStart"/>
+      <w:r>
+        <w:rPr>
+          <w:rFonts w:eastAsia="Times New Roman" w:cs="Times New Roman"/>
+          <w:sz w:val="16"/>
+          <w:szCs w:val="16"/>
+          <w:lang w:val="en-US" w:eastAsia="ru-RU"/>
+        </w:rPr>
+        <w:t>test_size</w:t>
+      </w:r>
+      <w:proofErr w:type="spellEnd"/>
+      <w:r>
+        <w:rPr>
+          <w:rFonts w:eastAsia="Times New Roman" w:cs="Times New Roman"/>
+          <w:sz w:val="16"/>
+          <w:szCs w:val="16"/>
+          <w:lang w:val="en-US" w:eastAsia="ru-RU"/>
+        </w:rPr>
+        <w:t>=</w:t>
+      </w:r>
+      <w:proofErr w:type="spellStart"/>
+      <w:r>
+        <w:rPr>
+          <w:rFonts w:eastAsia="Times New Roman" w:cs="Times New Roman"/>
+          <w:sz w:val="16"/>
+          <w:szCs w:val="16"/>
+          <w:lang w:val="en-US" w:eastAsia="ru-RU"/>
+        </w:rPr>
+        <w:t>self.test_size</w:t>
+      </w:r>
+      <w:proofErr w:type="spellEnd"/>
+      <w:r>
+        <w:rPr>
+          <w:rFonts w:eastAsia="Times New Roman" w:cs="Times New Roman"/>
+          <w:sz w:val="16"/>
+          <w:szCs w:val="16"/>
+          <w:lang w:val="en-US" w:eastAsia="ru-RU"/>
+        </w:rPr>
+        <w:t xml:space="preserve">, </w:t>
+      </w:r>
+    </w:p>
+    <w:p>
+      <w:pPr>
+        <w:spacing w:line="240" w:lineRule="auto"/>
+        <w:rPr>
+          <w:rFonts w:eastAsia="Times New Roman" w:cs="Times New Roman"/>
+          <w:sz w:val="16"/>
+          <w:szCs w:val="16"/>
+          <w:lang w:val="en-US" w:eastAsia="ru-RU"/>
+        </w:rPr>
+      </w:pPr>
+      <w:r>
+        <w:rPr>
+          <w:rFonts w:eastAsia="Times New Roman" w:cs="Times New Roman"/>
+          <w:sz w:val="16"/>
+          <w:szCs w:val="16"/>
+          <w:lang w:val="en-US" w:eastAsia="ru-RU"/>
+        </w:rPr>
+        <w:t xml:space="preserve">            </w:t>
+      </w:r>
+      <w:proofErr w:type="spellStart"/>
+      <w:r>
+        <w:rPr>
+          <w:rFonts w:eastAsia="Times New Roman" w:cs="Times New Roman"/>
+          <w:sz w:val="16"/>
+          <w:szCs w:val="16"/>
+          <w:lang w:val="en-US" w:eastAsia="ru-RU"/>
+        </w:rPr>
+        <w:t>random_state</w:t>
+      </w:r>
+      <w:proofErr w:type="spellEnd"/>
+      <w:r>
+        <w:rPr>
+          <w:rFonts w:eastAsia="Times New Roman" w:cs="Times New Roman"/>
+          <w:sz w:val="16"/>
+          <w:szCs w:val="16"/>
+          <w:lang w:val="en-US" w:eastAsia="ru-RU"/>
+        </w:rPr>
+        <w:t>=</w:t>
+      </w:r>
+      <w:proofErr w:type="spellStart"/>
+      <w:r>
+        <w:rPr>
+          <w:rFonts w:eastAsia="Times New Roman" w:cs="Times New Roman"/>
+          <w:sz w:val="16"/>
+          <w:szCs w:val="16"/>
+          <w:lang w:val="en-US" w:eastAsia="ru-RU"/>
+        </w:rPr>
+        <w:t>self.random_state</w:t>
+      </w:r>
+      <w:proofErr w:type="spellEnd"/>
+      <w:r>
+        <w:rPr>
+          <w:rFonts w:eastAsia="Times New Roman" w:cs="Times New Roman"/>
+          <w:sz w:val="16"/>
+          <w:szCs w:val="16"/>
+          <w:lang w:val="en-US" w:eastAsia="ru-RU"/>
+        </w:rPr>
+        <w:t>,</w:t>
+      </w:r>
+    </w:p>
+    <w:p>
+      <w:pPr>
+        <w:spacing w:line="240" w:lineRule="auto"/>
+        <w:rPr>
+          <w:rFonts w:eastAsia="Times New Roman" w:cs="Times New Roman"/>
+          <w:sz w:val="16"/>
+          <w:szCs w:val="16"/>
+          <w:lang w:val="en-US" w:eastAsia="ru-RU"/>
+        </w:rPr>
+      </w:pPr>
+      <w:r>
+        <w:rPr>
+          <w:rFonts w:eastAsia="Times New Roman" w:cs="Times New Roman"/>
+          <w:sz w:val="16"/>
+          <w:szCs w:val="16"/>
+          <w:lang w:val="en-US" w:eastAsia="ru-RU"/>
+        </w:rPr>
+        <w:t xml:space="preserve">            </w:t>
+      </w:r>
+      <w:proofErr w:type="gramStart"/>
+      <w:r>
+        <w:rPr>
+          <w:rFonts w:eastAsia="Times New Roman" w:cs="Times New Roman"/>
+          <w:sz w:val="16"/>
+          <w:szCs w:val="16"/>
+          <w:lang w:val="en-US" w:eastAsia="ru-RU"/>
+        </w:rPr>
+        <w:t>shuffle=</w:t>
+      </w:r>
+      <w:proofErr w:type="gramEnd"/>
+      <w:r>
+        <w:rPr>
+          <w:rFonts w:eastAsia="Times New Roman" w:cs="Times New Roman"/>
+          <w:sz w:val="16"/>
+          <w:szCs w:val="16"/>
+          <w:lang w:val="en-US" w:eastAsia="ru-RU"/>
+        </w:rPr>
+        <w:t xml:space="preserve">True  # </w:t>
+      </w:r>
+      <w:r>
+        <w:rPr>
+          <w:rFonts w:eastAsia="Times New Roman" w:cs="Times New Roman"/>
+          <w:sz w:val="16"/>
+          <w:szCs w:val="16"/>
+          <w:lang w:eastAsia="ru-RU"/>
+        </w:rPr>
+        <w:t>перемешиваем</w:t>
+      </w:r>
+      <w:r>
+        <w:rPr>
+          <w:rFonts w:eastAsia="Times New Roman" w:cs="Times New Roman"/>
+          <w:sz w:val="16"/>
+          <w:szCs w:val="16"/>
+          <w:lang w:val="en-US" w:eastAsia="ru-RU"/>
+        </w:rPr>
+        <w:t xml:space="preserve"> </w:t>
+      </w:r>
+      <w:r>
+        <w:rPr>
+          <w:rFonts w:eastAsia="Times New Roman" w:cs="Times New Roman"/>
+          <w:sz w:val="16"/>
+          <w:szCs w:val="16"/>
+          <w:lang w:eastAsia="ru-RU"/>
+        </w:rPr>
+        <w:t>данные</w:t>
+      </w:r>
+    </w:p>
+    <w:p>
+      <w:pPr>
+        <w:spacing w:line="240" w:lineRule="auto"/>
+        <w:rPr>
+          <w:rFonts w:eastAsia="Times New Roman" w:cs="Times New Roman"/>
+          <w:sz w:val="16"/>
+          <w:szCs w:val="16"/>
+          <w:lang w:val="en-US" w:eastAsia="ru-RU"/>
+        </w:rPr>
+      </w:pPr>
+      <w:r>
+        <w:rPr>
+          <w:rFonts w:eastAsia="Times New Roman" w:cs="Times New Roman"/>
+          <w:sz w:val="16"/>
+          <w:szCs w:val="16"/>
+          <w:lang w:val="en-US" w:eastAsia="ru-RU"/>
+        </w:rPr>
+        <w:t>        )</w:t>
+      </w:r>
+    </w:p>
+    <w:p>
+      <w:pPr>
+        <w:spacing w:line="240" w:lineRule="auto"/>
+        <w:rPr>
+          <w:rFonts w:eastAsia="Times New Roman" w:cs="Times New Roman"/>
+          <w:sz w:val="16"/>
+          <w:szCs w:val="16"/>
+          <w:lang w:val="en-US" w:eastAsia="ru-RU"/>
+        </w:rPr>
+      </w:pPr>
+      <w:r>
+        <w:rPr>
+          <w:rFonts w:eastAsia="Times New Roman" w:cs="Times New Roman"/>
+          <w:sz w:val="16"/>
+          <w:szCs w:val="16"/>
+          <w:lang w:val="en-US" w:eastAsia="ru-RU"/>
+        </w:rPr>
+        <w:t xml:space="preserve">        </w:t>
+      </w:r>
+    </w:p>
+    <w:p>
+      <w:pPr>
+        <w:spacing w:line="240" w:lineRule="auto"/>
+        <w:rPr>
+          <w:rFonts w:eastAsia="Times New Roman" w:cs="Times New Roman"/>
+          <w:sz w:val="16"/>
+          <w:szCs w:val="16"/>
+          <w:lang w:eastAsia="ru-RU"/>
+        </w:rPr>
+      </w:pPr>
+      <w:r>
+        <w:rPr>
+          <w:rFonts w:eastAsia="Times New Roman" w:cs="Times New Roman"/>
+          <w:sz w:val="16"/>
+          <w:szCs w:val="16"/>
+          <w:lang w:val="en-US" w:eastAsia="ru-RU"/>
+        </w:rPr>
+        <w:t xml:space="preserve">        </w:t>
+      </w:r>
+      <w:proofErr w:type="gramStart"/>
+      <w:r>
+        <w:rPr>
+          <w:rFonts w:eastAsia="Times New Roman" w:cs="Times New Roman"/>
+          <w:sz w:val="16"/>
+          <w:szCs w:val="16"/>
+          <w:lang w:val="en-US" w:eastAsia="ru-RU"/>
+        </w:rPr>
+        <w:t>print</w:t>
+      </w:r>
+      <w:r>
+        <w:rPr>
+          <w:rFonts w:eastAsia="Times New Roman" w:cs="Times New Roman"/>
+          <w:sz w:val="16"/>
+          <w:szCs w:val="16"/>
+          <w:lang w:eastAsia="ru-RU"/>
+        </w:rPr>
+        <w:t>(</w:t>
+      </w:r>
+      <w:proofErr w:type="gramEnd"/>
+      <w:r>
+        <w:rPr>
+          <w:rFonts w:eastAsia="Times New Roman" w:cs="Times New Roman"/>
+          <w:sz w:val="16"/>
+          <w:szCs w:val="16"/>
+          <w:lang w:val="en-US" w:eastAsia="ru-RU"/>
+        </w:rPr>
+        <w:t>f</w:t>
+      </w:r>
+      <w:r>
+        <w:rPr>
+          <w:rFonts w:eastAsia="Times New Roman" w:cs="Times New Roman"/>
+          <w:sz w:val="16"/>
+          <w:szCs w:val="16"/>
+          <w:lang w:eastAsia="ru-RU"/>
+        </w:rPr>
+        <w:t>"</w:t>
+      </w:r>
+      <w:r>
+        <w:rPr>
+          <w:rFonts w:ascii="Segoe UI Symbol" w:eastAsia="Times New Roman" w:hAnsi="Segoe UI Symbol" w:cs="Segoe UI Symbol"/>
+          <w:sz w:val="16"/>
+          <w:szCs w:val="16"/>
+          <w:lang w:eastAsia="ru-RU"/>
+        </w:rPr>
+        <w:t>📊</w:t>
+      </w:r>
+      <w:r>
+        <w:rPr>
+          <w:rFonts w:eastAsia="Times New Roman" w:cs="Times New Roman"/>
+          <w:sz w:val="16"/>
+          <w:szCs w:val="16"/>
+          <w:lang w:eastAsia="ru-RU"/>
+        </w:rPr>
+        <w:t xml:space="preserve"> </w:t>
+      </w:r>
+      <w:r>
+        <w:rPr>
+          <w:rFonts w:eastAsia="Times New Roman" w:cs="Times New Roman"/>
+          <w:sz w:val="16"/>
+          <w:szCs w:val="16"/>
+          <w:lang w:eastAsia="ru-RU"/>
+        </w:rPr>
+        <w:t>Разделение</w:t>
+      </w:r>
+      <w:r>
+        <w:rPr>
+          <w:rFonts w:eastAsia="Times New Roman" w:cs="Times New Roman"/>
+          <w:sz w:val="16"/>
+          <w:szCs w:val="16"/>
+          <w:lang w:eastAsia="ru-RU"/>
+        </w:rPr>
+        <w:t xml:space="preserve"> </w:t>
+      </w:r>
+      <w:r>
+        <w:rPr>
+          <w:rFonts w:eastAsia="Times New Roman" w:cs="Times New Roman"/>
+          <w:sz w:val="16"/>
+          <w:szCs w:val="16"/>
+          <w:lang w:eastAsia="ru-RU"/>
+        </w:rPr>
+        <w:t>данных</w:t>
+      </w:r>
+      <w:r>
+        <w:rPr>
+          <w:rFonts w:eastAsia="Times New Roman" w:cs="Times New Roman"/>
+          <w:sz w:val="16"/>
+          <w:szCs w:val="16"/>
+          <w:lang w:eastAsia="ru-RU"/>
+        </w:rPr>
+        <w:t xml:space="preserve">: </w:t>
+      </w:r>
+      <w:r>
+        <w:rPr>
+          <w:rFonts w:eastAsia="Times New Roman" w:cs="Times New Roman"/>
+          <w:sz w:val="16"/>
+          <w:szCs w:val="16"/>
+          <w:lang w:eastAsia="ru-RU"/>
+        </w:rPr>
+        <w:t>обучение</w:t>
+      </w:r>
+      <w:r>
+        <w:rPr>
+          <w:rFonts w:eastAsia="Times New Roman" w:cs="Times New Roman"/>
+          <w:sz w:val="16"/>
+          <w:szCs w:val="16"/>
+          <w:lang w:eastAsia="ru-RU"/>
+        </w:rPr>
+        <w:t xml:space="preserve"> {</w:t>
+      </w:r>
+      <w:proofErr w:type="spellStart"/>
+      <w:r>
+        <w:rPr>
+          <w:rFonts w:eastAsia="Times New Roman" w:cs="Times New Roman"/>
+          <w:sz w:val="16"/>
+          <w:szCs w:val="16"/>
+          <w:lang w:val="en-US" w:eastAsia="ru-RU"/>
+        </w:rPr>
+        <w:t>len</w:t>
+      </w:r>
+      <w:proofErr w:type="spellEnd"/>
+      <w:r>
+        <w:rPr>
+          <w:rFonts w:eastAsia="Times New Roman" w:cs="Times New Roman"/>
+          <w:sz w:val="16"/>
+          <w:szCs w:val="16"/>
+          <w:lang w:eastAsia="ru-RU"/>
+        </w:rPr>
+        <w:t>(</w:t>
+      </w:r>
+      <w:r>
+        <w:rPr>
+          <w:rFonts w:eastAsia="Times New Roman" w:cs="Times New Roman"/>
+          <w:sz w:val="16"/>
+          <w:szCs w:val="16"/>
+          <w:lang w:val="en-US" w:eastAsia="ru-RU"/>
+        </w:rPr>
+        <w:t>X</w:t>
+      </w:r>
+      <w:r>
+        <w:rPr>
+          <w:rFonts w:eastAsia="Times New Roman" w:cs="Times New Roman"/>
+          <w:sz w:val="16"/>
+          <w:szCs w:val="16"/>
+          <w:lang w:eastAsia="ru-RU"/>
+        </w:rPr>
+        <w:t>_</w:t>
+      </w:r>
+      <w:r>
+        <w:rPr>
+          <w:rFonts w:eastAsia="Times New Roman" w:cs="Times New Roman"/>
+          <w:sz w:val="16"/>
+          <w:szCs w:val="16"/>
+          <w:lang w:val="en-US" w:eastAsia="ru-RU"/>
+        </w:rPr>
+        <w:t>train</w:t>
+      </w:r>
+      <w:r>
+        <w:rPr>
+          <w:rFonts w:eastAsia="Times New Roman" w:cs="Times New Roman"/>
+          <w:sz w:val="16"/>
+          <w:szCs w:val="16"/>
+          <w:lang w:eastAsia="ru-RU"/>
+        </w:rPr>
+        <w:t xml:space="preserve">)} </w:t>
+      </w:r>
+      <w:r>
+        <w:rPr>
+          <w:rFonts w:eastAsia="Times New Roman" w:cs="Times New Roman"/>
+          <w:sz w:val="16"/>
+          <w:szCs w:val="16"/>
+          <w:lang w:eastAsia="ru-RU"/>
+        </w:rPr>
+        <w:t>записей</w:t>
+      </w:r>
+      <w:r>
+        <w:rPr>
+          <w:rFonts w:eastAsia="Times New Roman" w:cs="Times New Roman"/>
+          <w:sz w:val="16"/>
+          <w:szCs w:val="16"/>
+          <w:lang w:eastAsia="ru-RU"/>
+        </w:rPr>
+        <w:t xml:space="preserve">, </w:t>
+      </w:r>
+      <w:r>
+        <w:rPr>
+          <w:rFonts w:eastAsia="Times New Roman" w:cs="Times New Roman"/>
+          <w:sz w:val="16"/>
+          <w:szCs w:val="16"/>
+          <w:lang w:eastAsia="ru-RU"/>
+        </w:rPr>
+        <w:t>тест</w:t>
+      </w:r>
+      <w:r>
+        <w:rPr>
+          <w:rFonts w:eastAsia="Times New Roman" w:cs="Times New Roman"/>
+          <w:sz w:val="16"/>
+          <w:szCs w:val="16"/>
+          <w:lang w:eastAsia="ru-RU"/>
+        </w:rPr>
+        <w:t xml:space="preserve"> {</w:t>
+      </w:r>
+      <w:proofErr w:type="spellStart"/>
+      <w:r>
+        <w:rPr>
+          <w:rFonts w:eastAsia="Times New Roman" w:cs="Times New Roman"/>
+          <w:sz w:val="16"/>
+          <w:szCs w:val="16"/>
+          <w:lang w:val="en-US" w:eastAsia="ru-RU"/>
+        </w:rPr>
+        <w:t>len</w:t>
+      </w:r>
+      <w:proofErr w:type="spellEnd"/>
+      <w:r>
+        <w:rPr>
+          <w:rFonts w:eastAsia="Times New Roman" w:cs="Times New Roman"/>
+          <w:sz w:val="16"/>
+          <w:szCs w:val="16"/>
+          <w:lang w:eastAsia="ru-RU"/>
+        </w:rPr>
+        <w:t>(</w:t>
+      </w:r>
+      <w:r>
+        <w:rPr>
+          <w:rFonts w:eastAsia="Times New Roman" w:cs="Times New Roman"/>
+          <w:sz w:val="16"/>
+          <w:szCs w:val="16"/>
+          <w:lang w:val="en-US" w:eastAsia="ru-RU"/>
+        </w:rPr>
+        <w:t>X</w:t>
+      </w:r>
+      <w:r>
+        <w:rPr>
+          <w:rFonts w:eastAsia="Times New Roman" w:cs="Times New Roman"/>
+          <w:sz w:val="16"/>
+          <w:szCs w:val="16"/>
+          <w:lang w:eastAsia="ru-RU"/>
+        </w:rPr>
+        <w:t>_</w:t>
+      </w:r>
+      <w:r>
+        <w:rPr>
+          <w:rFonts w:eastAsia="Times New Roman" w:cs="Times New Roman"/>
+          <w:sz w:val="16"/>
+          <w:szCs w:val="16"/>
+          <w:lang w:val="en-US" w:eastAsia="ru-RU"/>
+        </w:rPr>
+        <w:t>test</w:t>
+      </w:r>
+      <w:r>
+        <w:rPr>
+          <w:rFonts w:eastAsia="Times New Roman" w:cs="Times New Roman"/>
+          <w:sz w:val="16"/>
+          <w:szCs w:val="16"/>
+          <w:lang w:eastAsia="ru-RU"/>
+        </w:rPr>
+        <w:t xml:space="preserve">)} </w:t>
+      </w:r>
+      <w:r>
+        <w:rPr>
+          <w:rFonts w:eastAsia="Times New Roman" w:cs="Times New Roman"/>
+          <w:sz w:val="16"/>
+          <w:szCs w:val="16"/>
+          <w:lang w:eastAsia="ru-RU"/>
+        </w:rPr>
+        <w:t>записей</w:t>
+      </w:r>
+      <w:r>
+        <w:rPr>
+          <w:rFonts w:eastAsia="Times New Roman" w:cs="Times New Roman"/>
+          <w:sz w:val="16"/>
+          <w:szCs w:val="16"/>
+          <w:lang w:eastAsia="ru-RU"/>
+        </w:rPr>
+        <w:t>")</w:t>
+      </w:r>
+    </w:p>
+    <w:p>
+      <w:pPr>
+        <w:spacing w:line="240" w:lineRule="auto"/>
+        <w:rPr>
+          <w:rFonts w:eastAsia="Times New Roman" w:cs="Times New Roman"/>
+          <w:sz w:val="16"/>
+          <w:szCs w:val="16"/>
+          <w:lang w:val="en-US" w:eastAsia="ru-RU"/>
+        </w:rPr>
+      </w:pPr>
+      <w:r>
+        <w:rPr>
+          <w:rFonts w:eastAsia="Times New Roman" w:cs="Times New Roman"/>
+          <w:sz w:val="16"/>
+          <w:szCs w:val="16"/>
+          <w:lang w:val="en-US" w:eastAsia="ru-RU"/>
+        </w:rPr>
+        <w:t> </w:t>
+      </w:r>
+      <w:r>
+        <w:rPr>
+          <w:rFonts w:eastAsia="Times New Roman" w:cs="Times New Roman"/>
+          <w:sz w:val="16"/>
+          <w:szCs w:val="16"/>
+          <w:lang w:eastAsia="ru-RU"/>
+        </w:rPr>
+        <w:t xml:space="preserve"> </w:t>
+      </w:r>
+      <w:r>
+        <w:rPr>
+          <w:rFonts w:eastAsia="Times New Roman" w:cs="Times New Roman"/>
+          <w:sz w:val="16"/>
+          <w:szCs w:val="16"/>
+          <w:lang w:val="en-US" w:eastAsia="ru-RU"/>
+        </w:rPr>
+        <w:t> </w:t>
+      </w:r>
+      <w:r>
+        <w:rPr>
+          <w:rFonts w:eastAsia="Times New Roman" w:cs="Times New Roman"/>
+          <w:sz w:val="16"/>
+          <w:szCs w:val="16"/>
+          <w:lang w:eastAsia="ru-RU"/>
+        </w:rPr>
+        <w:t xml:space="preserve"> </w:t>
+      </w:r>
+      <w:r>
+        <w:rPr>
+          <w:rFonts w:eastAsia="Times New Roman" w:cs="Times New Roman"/>
+          <w:sz w:val="16"/>
+          <w:szCs w:val="16"/>
+          <w:lang w:val="en-US" w:eastAsia="ru-RU"/>
+        </w:rPr>
+        <w:t> </w:t>
+      </w:r>
+      <w:r>
+        <w:rPr>
+          <w:rFonts w:eastAsia="Times New Roman" w:cs="Times New Roman"/>
+          <w:sz w:val="16"/>
+          <w:szCs w:val="16"/>
+          <w:lang w:eastAsia="ru-RU"/>
+        </w:rPr>
+        <w:t xml:space="preserve"> </w:t>
+      </w:r>
+      <w:r>
+        <w:rPr>
+          <w:rFonts w:eastAsia="Times New Roman" w:cs="Times New Roman"/>
+          <w:sz w:val="16"/>
+          <w:szCs w:val="16"/>
+          <w:lang w:val="en-US" w:eastAsia="ru-RU"/>
+        </w:rPr>
+        <w:t> </w:t>
+      </w:r>
+      <w:r>
+        <w:rPr>
+          <w:rFonts w:eastAsia="Times New Roman" w:cs="Times New Roman"/>
+          <w:sz w:val="16"/>
+          <w:szCs w:val="16"/>
+          <w:lang w:eastAsia="ru-RU"/>
+        </w:rPr>
+        <w:t xml:space="preserve"> </w:t>
+      </w:r>
+      <w:proofErr w:type="gramStart"/>
+      <w:r>
+        <w:rPr>
+          <w:rFonts w:eastAsia="Times New Roman" w:cs="Times New Roman"/>
+          <w:sz w:val="16"/>
+          <w:szCs w:val="16"/>
+          <w:lang w:val="en-US" w:eastAsia="ru-RU"/>
+        </w:rPr>
+        <w:t>return</w:t>
+      </w:r>
+      <w:proofErr w:type="gramEnd"/>
+      <w:r>
+        <w:rPr>
+          <w:rFonts w:eastAsia="Times New Roman" w:cs="Times New Roman"/>
+          <w:sz w:val="16"/>
+          <w:szCs w:val="16"/>
+          <w:lang w:val="en-US" w:eastAsia="ru-RU"/>
+        </w:rPr>
+        <w:t xml:space="preserve"> </w:t>
+      </w:r>
+      <w:proofErr w:type="spellStart"/>
+      <w:r>
+        <w:rPr>
+          <w:rFonts w:eastAsia="Times New Roman" w:cs="Times New Roman"/>
+          <w:sz w:val="16"/>
+          <w:szCs w:val="16"/>
+          <w:lang w:val="en-US" w:eastAsia="ru-RU"/>
+        </w:rPr>
+        <w:t>X_train</w:t>
+      </w:r>
+      <w:proofErr w:type="spellEnd"/>
+      <w:r>
+        <w:rPr>
+          <w:rFonts w:eastAsia="Times New Roman" w:cs="Times New Roman"/>
+          <w:sz w:val="16"/>
+          <w:szCs w:val="16"/>
+          <w:lang w:val="en-US" w:eastAsia="ru-RU"/>
+        </w:rPr>
+        <w:t xml:space="preserve">, </w:t>
+      </w:r>
+      <w:proofErr w:type="spellStart"/>
+      <w:r>
+        <w:rPr>
+          <w:rFonts w:eastAsia="Times New Roman" w:cs="Times New Roman"/>
+          <w:sz w:val="16"/>
+          <w:szCs w:val="16"/>
+          <w:lang w:val="en-US" w:eastAsia="ru-RU"/>
+        </w:rPr>
+        <w:t>X_test</w:t>
+      </w:r>
+      <w:proofErr w:type="spellEnd"/>
+      <w:r>
+        <w:rPr>
+          <w:rFonts w:eastAsia="Times New Roman" w:cs="Times New Roman"/>
+          <w:sz w:val="16"/>
+          <w:szCs w:val="16"/>
+          <w:lang w:val="en-US" w:eastAsia="ru-RU"/>
+        </w:rPr>
+        <w:t xml:space="preserve">, </w:t>
+      </w:r>
+      <w:proofErr w:type="spellStart"/>
+      <w:r>
+        <w:rPr>
+          <w:rFonts w:eastAsia="Times New Roman" w:cs="Times New Roman"/>
+          <w:sz w:val="16"/>
+          <w:szCs w:val="16"/>
+          <w:lang w:val="en-US" w:eastAsia="ru-RU"/>
+        </w:rPr>
+        <w:t>y_train</w:t>
+      </w:r>
+      <w:proofErr w:type="spellEnd"/>
+      <w:r>
+        <w:rPr>
+          <w:rFonts w:eastAsia="Times New Roman" w:cs="Times New Roman"/>
+          <w:sz w:val="16"/>
+          <w:szCs w:val="16"/>
+          <w:lang w:val="en-US" w:eastAsia="ru-RU"/>
+        </w:rPr>
+        <w:t xml:space="preserve">, </w:t>
+      </w:r>
+      <w:proofErr w:type="spellStart"/>
+      <w:r>
+        <w:rPr>
+          <w:rFonts w:eastAsia="Times New Roman" w:cs="Times New Roman"/>
+          <w:sz w:val="16"/>
+          <w:szCs w:val="16"/>
+          <w:lang w:val="en-US" w:eastAsia="ru-RU"/>
+        </w:rPr>
+        <w:t>y_test</w:t>
+      </w:r>
+      <w:proofErr w:type="spellEnd"/>
     </w:p>
     <w:p>
       <w:pPr>
@@ -13562,7 +15073,7 @@
           <w:rFonts w:eastAsia="Times New Roman" w:cs="Times New Roman"/>
           <w:sz w:val="16"/>
           <w:szCs w:val="16"/>
-          <w:lang w:val="en-US" w:eastAsia="ru-RU"/>
+          <w:lang w:eastAsia="ru-RU"/>
         </w:rPr>
       </w:pPr>
       <w:r>
@@ -13575,6 +15086,126 @@
         <w:t xml:space="preserve">    </w:t>
       </w:r>
       <w:proofErr w:type="spellStart"/>
+      <w:r>
+        <w:rPr>
+          <w:rFonts w:eastAsia="Times New Roman" w:cs="Times New Roman"/>
+          <w:sz w:val="16"/>
+          <w:szCs w:val="16"/>
+          <w:lang w:eastAsia="ru-RU"/>
+        </w:rPr>
+        <w:t>def</w:t>
+      </w:r>
+      <w:proofErr w:type="spellEnd"/>
+      <w:r>
+        <w:rPr>
+          <w:rFonts w:eastAsia="Times New Roman" w:cs="Times New Roman"/>
+          <w:sz w:val="16"/>
+          <w:szCs w:val="16"/>
+          <w:lang w:eastAsia="ru-RU"/>
+        </w:rPr>
+        <w:t xml:space="preserve"> </w:t>
+      </w:r>
+      <w:proofErr w:type="spellStart"/>
+      <w:r>
+        <w:rPr>
+          <w:rFonts w:eastAsia="Times New Roman" w:cs="Times New Roman"/>
+          <w:sz w:val="16"/>
+          <w:szCs w:val="16"/>
+          <w:lang w:eastAsia="ru-RU"/>
+        </w:rPr>
+        <w:t>train_linear</w:t>
+      </w:r>
+      <w:proofErr w:type="spellEnd"/>
+      <w:r>
+        <w:rPr>
+          <w:rFonts w:eastAsia="Times New Roman" w:cs="Times New Roman"/>
+          <w:sz w:val="16"/>
+          <w:szCs w:val="16"/>
+          <w:lang w:eastAsia="ru-RU"/>
+        </w:rPr>
+        <w:t>(</w:t>
+      </w:r>
+      <w:proofErr w:type="spellStart"/>
+      <w:r>
+        <w:rPr>
+          <w:rFonts w:eastAsia="Times New Roman" w:cs="Times New Roman"/>
+          <w:sz w:val="16"/>
+          <w:szCs w:val="16"/>
+          <w:lang w:eastAsia="ru-RU"/>
+        </w:rPr>
+        <w:t>self</w:t>
+      </w:r>
+      <w:proofErr w:type="spellEnd"/>
+      <w:r>
+        <w:rPr>
+          <w:rFonts w:eastAsia="Times New Roman" w:cs="Times New Roman"/>
+          <w:sz w:val="16"/>
+          <w:szCs w:val="16"/>
+          <w:lang w:eastAsia="ru-RU"/>
+        </w:rPr>
+        <w:t>):</w:t>
+      </w:r>
+    </w:p>
+    <w:p>
+      <w:pPr>
+        <w:spacing w:line="240" w:lineRule="auto"/>
+        <w:rPr>
+          <w:rFonts w:eastAsia="Times New Roman" w:cs="Times New Roman"/>
+          <w:sz w:val="16"/>
+          <w:szCs w:val="16"/>
+          <w:lang w:eastAsia="ru-RU"/>
+        </w:rPr>
+      </w:pPr>
+      <w:r>
+        <w:rPr>
+          <w:rFonts w:eastAsia="Times New Roman" w:cs="Times New Roman"/>
+          <w:sz w:val="16"/>
+          <w:szCs w:val="16"/>
+          <w:lang w:eastAsia="ru-RU"/>
+        </w:rPr>
+        <w:t>        """Обучение линейной регрессии на ТРЕНИРОВОЧНЫХ данных"""</w:t>
+      </w:r>
+    </w:p>
+    <w:p>
+      <w:pPr>
+        <w:spacing w:line="240" w:lineRule="auto"/>
+        <w:rPr>
+          <w:rFonts w:eastAsia="Times New Roman" w:cs="Times New Roman"/>
+          <w:sz w:val="16"/>
+          <w:szCs w:val="16"/>
+          <w:lang w:val="en-US" w:eastAsia="ru-RU"/>
+        </w:rPr>
+      </w:pPr>
+      <w:r>
+        <w:rPr>
+          <w:rFonts w:eastAsia="Times New Roman" w:cs="Times New Roman"/>
+          <w:sz w:val="16"/>
+          <w:szCs w:val="16"/>
+          <w:lang w:eastAsia="ru-RU"/>
+        </w:rPr>
+        <w:t xml:space="preserve">        </w:t>
+      </w:r>
+      <w:proofErr w:type="spellStart"/>
+      <w:r>
+        <w:rPr>
+          <w:rFonts w:eastAsia="Times New Roman" w:cs="Times New Roman"/>
+          <w:sz w:val="16"/>
+          <w:szCs w:val="16"/>
+          <w:lang w:val="en-US" w:eastAsia="ru-RU"/>
+        </w:rPr>
+        <w:t>self.model</w:t>
+      </w:r>
+      <w:proofErr w:type="spellEnd"/>
+      <w:r>
+        <w:rPr>
+          <w:rFonts w:eastAsia="Times New Roman" w:cs="Times New Roman"/>
+          <w:sz w:val="16"/>
+          <w:szCs w:val="16"/>
+          <w:lang w:val="en-US" w:eastAsia="ru-RU"/>
+        </w:rPr>
+        <w:t xml:space="preserve"> = </w:t>
+      </w:r>
+      <w:proofErr w:type="spellStart"/>
       <w:proofErr w:type="gramStart"/>
       <w:r>
         <w:rPr>
@@ -13583,6 +15214,991 @@
           <w:szCs w:val="16"/>
           <w:lang w:val="en-US" w:eastAsia="ru-RU"/>
         </w:rPr>
+        <w:t>LinearRegression</w:t>
+      </w:r>
+      <w:proofErr w:type="spellEnd"/>
+      <w:r>
+        <w:rPr>
+          <w:rFonts w:eastAsia="Times New Roman" w:cs="Times New Roman"/>
+          <w:sz w:val="16"/>
+          <w:szCs w:val="16"/>
+          <w:lang w:val="en-US" w:eastAsia="ru-RU"/>
+        </w:rPr>
+        <w:t>()</w:t>
+      </w:r>
+      <w:proofErr w:type="gramEnd"/>
+    </w:p>
+    <w:p>
+      <w:pPr>
+        <w:spacing w:line="240" w:lineRule="auto"/>
+        <w:rPr>
+          <w:rFonts w:eastAsia="Times New Roman" w:cs="Times New Roman"/>
+          <w:sz w:val="16"/>
+          <w:szCs w:val="16"/>
+          <w:lang w:val="en-US" w:eastAsia="ru-RU"/>
+        </w:rPr>
+      </w:pPr>
+      <w:r>
+        <w:rPr>
+          <w:rFonts w:eastAsia="Times New Roman" w:cs="Times New Roman"/>
+          <w:sz w:val="16"/>
+          <w:szCs w:val="16"/>
+          <w:lang w:val="en-US" w:eastAsia="ru-RU"/>
+        </w:rPr>
+        <w:t xml:space="preserve">        </w:t>
+      </w:r>
+      <w:proofErr w:type="spellStart"/>
+      <w:proofErr w:type="gramStart"/>
+      <w:r>
+        <w:rPr>
+          <w:rFonts w:eastAsia="Times New Roman" w:cs="Times New Roman"/>
+          <w:sz w:val="16"/>
+          <w:szCs w:val="16"/>
+          <w:lang w:val="en-US" w:eastAsia="ru-RU"/>
+        </w:rPr>
+        <w:t>self.model.fit</w:t>
+      </w:r>
+      <w:proofErr w:type="spellEnd"/>
+      <w:r>
+        <w:rPr>
+          <w:rFonts w:eastAsia="Times New Roman" w:cs="Times New Roman"/>
+          <w:sz w:val="16"/>
+          <w:szCs w:val="16"/>
+          <w:lang w:val="en-US" w:eastAsia="ru-RU"/>
+        </w:rPr>
+        <w:t>(</w:t>
+      </w:r>
+      <w:proofErr w:type="spellStart"/>
+      <w:proofErr w:type="gramEnd"/>
+      <w:r>
+        <w:rPr>
+          <w:rFonts w:eastAsia="Times New Roman" w:cs="Times New Roman"/>
+          <w:sz w:val="16"/>
+          <w:szCs w:val="16"/>
+          <w:lang w:val="en-US" w:eastAsia="ru-RU"/>
+        </w:rPr>
+        <w:t>self.X_train</w:t>
+      </w:r>
+      <w:proofErr w:type="spellEnd"/>
+      <w:r>
+        <w:rPr>
+          <w:rFonts w:eastAsia="Times New Roman" w:cs="Times New Roman"/>
+          <w:sz w:val="16"/>
+          <w:szCs w:val="16"/>
+          <w:lang w:val="en-US" w:eastAsia="ru-RU"/>
+        </w:rPr>
+        <w:t xml:space="preserve">, </w:t>
+      </w:r>
+      <w:proofErr w:type="spellStart"/>
+      <w:r>
+        <w:rPr>
+          <w:rFonts w:eastAsia="Times New Roman" w:cs="Times New Roman"/>
+          <w:sz w:val="16"/>
+          <w:szCs w:val="16"/>
+          <w:lang w:val="en-US" w:eastAsia="ru-RU"/>
+        </w:rPr>
+        <w:t>self.y_train</w:t>
+      </w:r>
+      <w:proofErr w:type="spellEnd"/>
+      <w:r>
+        <w:rPr>
+          <w:rFonts w:eastAsia="Times New Roman" w:cs="Times New Roman"/>
+          <w:sz w:val="16"/>
+          <w:szCs w:val="16"/>
+          <w:lang w:val="en-US" w:eastAsia="ru-RU"/>
+        </w:rPr>
+        <w:t>)</w:t>
+      </w:r>
+    </w:p>
+    <w:p>
+      <w:pPr>
+        <w:spacing w:line="240" w:lineRule="auto"/>
+        <w:rPr>
+          <w:rFonts w:eastAsia="Times New Roman" w:cs="Times New Roman"/>
+          <w:sz w:val="16"/>
+          <w:szCs w:val="16"/>
+          <w:lang w:val="en-US" w:eastAsia="ru-RU"/>
+        </w:rPr>
+      </w:pPr>
+      <w:r>
+        <w:rPr>
+          <w:rFonts w:eastAsia="Times New Roman" w:cs="Times New Roman"/>
+          <w:sz w:val="16"/>
+          <w:szCs w:val="16"/>
+          <w:lang w:val="en-US" w:eastAsia="ru-RU"/>
+        </w:rPr>
+        <w:t xml:space="preserve">        </w:t>
+      </w:r>
+      <w:proofErr w:type="spellStart"/>
+      <w:r>
+        <w:rPr>
+          <w:rFonts w:eastAsia="Times New Roman" w:cs="Times New Roman"/>
+          <w:sz w:val="16"/>
+          <w:szCs w:val="16"/>
+          <w:lang w:val="en-US" w:eastAsia="ru-RU"/>
+        </w:rPr>
+        <w:t>self.is_polynomial</w:t>
+      </w:r>
+      <w:proofErr w:type="spellEnd"/>
+      <w:r>
+        <w:rPr>
+          <w:rFonts w:eastAsia="Times New Roman" w:cs="Times New Roman"/>
+          <w:sz w:val="16"/>
+          <w:szCs w:val="16"/>
+          <w:lang w:val="en-US" w:eastAsia="ru-RU"/>
+        </w:rPr>
+        <w:t xml:space="preserve"> = False</w:t>
+      </w:r>
+    </w:p>
+    <w:p>
+      <w:pPr>
+        <w:spacing w:line="240" w:lineRule="auto"/>
+        <w:rPr>
+          <w:rFonts w:eastAsia="Times New Roman" w:cs="Times New Roman"/>
+          <w:sz w:val="16"/>
+          <w:szCs w:val="16"/>
+          <w:lang w:val="en-US" w:eastAsia="ru-RU"/>
+        </w:rPr>
+      </w:pPr>
+      <w:r>
+        <w:rPr>
+          <w:rFonts w:eastAsia="Times New Roman" w:cs="Times New Roman"/>
+          <w:sz w:val="16"/>
+          <w:szCs w:val="16"/>
+          <w:lang w:val="en-US" w:eastAsia="ru-RU"/>
+        </w:rPr>
+        <w:t xml:space="preserve">        </w:t>
+      </w:r>
+      <w:proofErr w:type="spellStart"/>
+      <w:r>
+        <w:rPr>
+          <w:rFonts w:eastAsia="Times New Roman" w:cs="Times New Roman"/>
+          <w:sz w:val="16"/>
+          <w:szCs w:val="16"/>
+          <w:lang w:val="en-US" w:eastAsia="ru-RU"/>
+        </w:rPr>
+        <w:t>self.poly_features</w:t>
+      </w:r>
+      <w:proofErr w:type="spellEnd"/>
+      <w:r>
+        <w:rPr>
+          <w:rFonts w:eastAsia="Times New Roman" w:cs="Times New Roman"/>
+          <w:sz w:val="16"/>
+          <w:szCs w:val="16"/>
+          <w:lang w:val="en-US" w:eastAsia="ru-RU"/>
+        </w:rPr>
+        <w:t xml:space="preserve"> = </w:t>
+      </w:r>
+      <w:proofErr w:type="gramStart"/>
+      <w:r>
+        <w:rPr>
+          <w:rFonts w:eastAsia="Times New Roman" w:cs="Times New Roman"/>
+          <w:sz w:val="16"/>
+          <w:szCs w:val="16"/>
+          <w:lang w:val="en-US" w:eastAsia="ru-RU"/>
+        </w:rPr>
+        <w:t>None</w:t>
+      </w:r>
+      <w:proofErr w:type="gramEnd"/>
+    </w:p>
+    <w:p>
+      <w:pPr>
+        <w:spacing w:line="240" w:lineRule="auto"/>
+        <w:rPr>
+          <w:rFonts w:eastAsia="Times New Roman" w:cs="Times New Roman"/>
+          <w:sz w:val="16"/>
+          <w:szCs w:val="16"/>
+          <w:lang w:val="en-US" w:eastAsia="ru-RU"/>
+        </w:rPr>
+      </w:pPr>
+      <w:r>
+        <w:rPr>
+          <w:rFonts w:eastAsia="Times New Roman" w:cs="Times New Roman"/>
+          <w:sz w:val="16"/>
+          <w:szCs w:val="16"/>
+          <w:lang w:val="en-US" w:eastAsia="ru-RU"/>
+        </w:rPr>
+        <w:t xml:space="preserve">        </w:t>
+      </w:r>
+    </w:p>
+    <w:p>
+      <w:pPr>
+        <w:spacing w:line="240" w:lineRule="auto"/>
+        <w:rPr>
+          <w:rFonts w:eastAsia="Times New Roman" w:cs="Times New Roman"/>
+          <w:sz w:val="16"/>
+          <w:szCs w:val="16"/>
+          <w:lang w:val="en-US" w:eastAsia="ru-RU"/>
+        </w:rPr>
+      </w:pPr>
+      <w:r>
+        <w:rPr>
+          <w:rFonts w:eastAsia="Times New Roman" w:cs="Times New Roman"/>
+          <w:sz w:val="16"/>
+          <w:szCs w:val="16"/>
+          <w:lang w:val="en-US" w:eastAsia="ru-RU"/>
+        </w:rPr>
+        <w:t xml:space="preserve">        </w:t>
+      </w:r>
+      <w:r>
+        <w:rPr>
+          <w:rFonts w:eastAsia="Times New Roman" w:cs="Times New Roman"/>
+          <w:sz w:val="16"/>
+          <w:szCs w:val="16"/>
+          <w:lang w:val="en-US" w:eastAsia="ru-RU"/>
+        </w:rPr>
+        <w:t xml:space="preserve"># </w:t>
+      </w:r>
+      <w:r>
+        <w:rPr>
+          <w:rFonts w:eastAsia="Times New Roman" w:cs="Times New Roman"/>
+          <w:sz w:val="16"/>
+          <w:szCs w:val="16"/>
+          <w:lang w:eastAsia="ru-RU"/>
+        </w:rPr>
+        <w:t>Оценка</w:t>
+      </w:r>
+      <w:r>
+        <w:rPr>
+          <w:rFonts w:eastAsia="Times New Roman" w:cs="Times New Roman"/>
+          <w:sz w:val="16"/>
+          <w:szCs w:val="16"/>
+          <w:lang w:val="en-US" w:eastAsia="ru-RU"/>
+        </w:rPr>
+        <w:t xml:space="preserve"> </w:t>
+      </w:r>
+      <w:r>
+        <w:rPr>
+          <w:rFonts w:eastAsia="Times New Roman" w:cs="Times New Roman"/>
+          <w:sz w:val="16"/>
+          <w:szCs w:val="16"/>
+          <w:lang w:eastAsia="ru-RU"/>
+        </w:rPr>
+        <w:t>на</w:t>
+      </w:r>
+      <w:r>
+        <w:rPr>
+          <w:rFonts w:eastAsia="Times New Roman" w:cs="Times New Roman"/>
+          <w:sz w:val="16"/>
+          <w:szCs w:val="16"/>
+          <w:lang w:val="en-US" w:eastAsia="ru-RU"/>
+        </w:rPr>
+        <w:t xml:space="preserve"> </w:t>
+      </w:r>
+      <w:r>
+        <w:rPr>
+          <w:rFonts w:eastAsia="Times New Roman" w:cs="Times New Roman"/>
+          <w:sz w:val="16"/>
+          <w:szCs w:val="16"/>
+          <w:lang w:eastAsia="ru-RU"/>
+        </w:rPr>
+        <w:t>ТЕСТОВЫХ</w:t>
+      </w:r>
+      <w:r>
+        <w:rPr>
+          <w:rFonts w:eastAsia="Times New Roman" w:cs="Times New Roman"/>
+          <w:sz w:val="16"/>
+          <w:szCs w:val="16"/>
+          <w:lang w:val="en-US" w:eastAsia="ru-RU"/>
+        </w:rPr>
+        <w:t xml:space="preserve"> </w:t>
+      </w:r>
+      <w:r>
+        <w:rPr>
+          <w:rFonts w:eastAsia="Times New Roman" w:cs="Times New Roman"/>
+          <w:sz w:val="16"/>
+          <w:szCs w:val="16"/>
+          <w:lang w:eastAsia="ru-RU"/>
+        </w:rPr>
+        <w:t>данных</w:t>
+      </w:r>
+      <w:r>
+        <w:rPr>
+          <w:rFonts w:eastAsia="Times New Roman" w:cs="Times New Roman"/>
+          <w:sz w:val="16"/>
+          <w:szCs w:val="16"/>
+          <w:lang w:val="en-US" w:eastAsia="ru-RU"/>
+        </w:rPr>
+        <w:t xml:space="preserve"> (</w:t>
+      </w:r>
+      <w:r>
+        <w:rPr>
+          <w:rFonts w:eastAsia="Times New Roman" w:cs="Times New Roman"/>
+          <w:sz w:val="16"/>
+          <w:szCs w:val="16"/>
+          <w:lang w:eastAsia="ru-RU"/>
+        </w:rPr>
+        <w:t>честная</w:t>
+      </w:r>
+      <w:r>
+        <w:rPr>
+          <w:rFonts w:eastAsia="Times New Roman" w:cs="Times New Roman"/>
+          <w:sz w:val="16"/>
+          <w:szCs w:val="16"/>
+          <w:lang w:val="en-US" w:eastAsia="ru-RU"/>
+        </w:rPr>
+        <w:t xml:space="preserve"> </w:t>
+      </w:r>
+      <w:r>
+        <w:rPr>
+          <w:rFonts w:eastAsia="Times New Roman" w:cs="Times New Roman"/>
+          <w:sz w:val="16"/>
+          <w:szCs w:val="16"/>
+          <w:lang w:eastAsia="ru-RU"/>
+        </w:rPr>
+        <w:t>оценка</w:t>
+      </w:r>
+      <w:r>
+        <w:rPr>
+          <w:rFonts w:eastAsia="Times New Roman" w:cs="Times New Roman"/>
+          <w:sz w:val="16"/>
+          <w:szCs w:val="16"/>
+          <w:lang w:val="en-US" w:eastAsia="ru-RU"/>
+        </w:rPr>
+        <w:t>)</w:t>
+      </w:r>
+    </w:p>
+    <w:p>
+      <w:pPr>
+        <w:spacing w:line="240" w:lineRule="auto"/>
+        <w:rPr>
+          <w:rFonts w:eastAsia="Times New Roman" w:cs="Times New Roman"/>
+          <w:sz w:val="16"/>
+          <w:szCs w:val="16"/>
+          <w:lang w:val="en-US" w:eastAsia="ru-RU"/>
+        </w:rPr>
+      </w:pPr>
+      <w:r>
+        <w:rPr>
+          <w:rFonts w:eastAsia="Times New Roman" w:cs="Times New Roman"/>
+          <w:sz w:val="16"/>
+          <w:szCs w:val="16"/>
+          <w:lang w:val="en-US" w:eastAsia="ru-RU"/>
+        </w:rPr>
+        <w:t xml:space="preserve">        </w:t>
+      </w:r>
+      <w:proofErr w:type="spellStart"/>
+      <w:r>
+        <w:rPr>
+          <w:rFonts w:eastAsia="Times New Roman" w:cs="Times New Roman"/>
+          <w:sz w:val="16"/>
+          <w:szCs w:val="16"/>
+          <w:lang w:val="en-US" w:eastAsia="ru-RU"/>
+        </w:rPr>
+        <w:t>y_pred</w:t>
+      </w:r>
+      <w:proofErr w:type="spellEnd"/>
+      <w:r>
+        <w:rPr>
+          <w:rFonts w:eastAsia="Times New Roman" w:cs="Times New Roman"/>
+          <w:sz w:val="16"/>
+          <w:szCs w:val="16"/>
+          <w:lang w:val="en-US" w:eastAsia="ru-RU"/>
+        </w:rPr>
+        <w:t xml:space="preserve"> = </w:t>
+      </w:r>
+      <w:proofErr w:type="spellStart"/>
+      <w:proofErr w:type="gramStart"/>
+      <w:r>
+        <w:rPr>
+          <w:rFonts w:eastAsia="Times New Roman" w:cs="Times New Roman"/>
+          <w:sz w:val="16"/>
+          <w:szCs w:val="16"/>
+          <w:lang w:val="en-US" w:eastAsia="ru-RU"/>
+        </w:rPr>
+        <w:t>self.model.predict</w:t>
+      </w:r>
+      <w:proofErr w:type="spellEnd"/>
+      <w:r>
+        <w:rPr>
+          <w:rFonts w:eastAsia="Times New Roman" w:cs="Times New Roman"/>
+          <w:sz w:val="16"/>
+          <w:szCs w:val="16"/>
+          <w:lang w:val="en-US" w:eastAsia="ru-RU"/>
+        </w:rPr>
+        <w:t>(</w:t>
+      </w:r>
+      <w:proofErr w:type="spellStart"/>
+      <w:proofErr w:type="gramEnd"/>
+      <w:r>
+        <w:rPr>
+          <w:rFonts w:eastAsia="Times New Roman" w:cs="Times New Roman"/>
+          <w:sz w:val="16"/>
+          <w:szCs w:val="16"/>
+          <w:lang w:val="en-US" w:eastAsia="ru-RU"/>
+        </w:rPr>
+        <w:t>self.X_test</w:t>
+      </w:r>
+      <w:proofErr w:type="spellEnd"/>
+      <w:r>
+        <w:rPr>
+          <w:rFonts w:eastAsia="Times New Roman" w:cs="Times New Roman"/>
+          <w:sz w:val="16"/>
+          <w:szCs w:val="16"/>
+          <w:lang w:val="en-US" w:eastAsia="ru-RU"/>
+        </w:rPr>
+        <w:t>)</w:t>
+      </w:r>
+    </w:p>
+    <w:p>
+      <w:pPr>
+        <w:spacing w:line="240" w:lineRule="auto"/>
+        <w:rPr>
+          <w:rFonts w:eastAsia="Times New Roman" w:cs="Times New Roman"/>
+          <w:sz w:val="16"/>
+          <w:szCs w:val="16"/>
+          <w:lang w:val="en-US" w:eastAsia="ru-RU"/>
+        </w:rPr>
+      </w:pPr>
+      <w:r>
+        <w:rPr>
+          <w:rFonts w:eastAsia="Times New Roman" w:cs="Times New Roman"/>
+          <w:sz w:val="16"/>
+          <w:szCs w:val="16"/>
+          <w:lang w:val="en-US" w:eastAsia="ru-RU"/>
+        </w:rPr>
+        <w:t>        self.r2 = r2_</w:t>
+      </w:r>
+      <w:proofErr w:type="gramStart"/>
+      <w:r>
+        <w:rPr>
+          <w:rFonts w:eastAsia="Times New Roman" w:cs="Times New Roman"/>
+          <w:sz w:val="16"/>
+          <w:szCs w:val="16"/>
+          <w:lang w:val="en-US" w:eastAsia="ru-RU"/>
+        </w:rPr>
+        <w:t>score(</w:t>
+      </w:r>
+      <w:proofErr w:type="spellStart"/>
+      <w:proofErr w:type="gramEnd"/>
+      <w:r>
+        <w:rPr>
+          <w:rFonts w:eastAsia="Times New Roman" w:cs="Times New Roman"/>
+          <w:sz w:val="16"/>
+          <w:szCs w:val="16"/>
+          <w:lang w:val="en-US" w:eastAsia="ru-RU"/>
+        </w:rPr>
+        <w:t>self.y_test</w:t>
+      </w:r>
+      <w:proofErr w:type="spellEnd"/>
+      <w:r>
+        <w:rPr>
+          <w:rFonts w:eastAsia="Times New Roman" w:cs="Times New Roman"/>
+          <w:sz w:val="16"/>
+          <w:szCs w:val="16"/>
+          <w:lang w:val="en-US" w:eastAsia="ru-RU"/>
+        </w:rPr>
+        <w:t xml:space="preserve">, </w:t>
+      </w:r>
+      <w:proofErr w:type="spellStart"/>
+      <w:r>
+        <w:rPr>
+          <w:rFonts w:eastAsia="Times New Roman" w:cs="Times New Roman"/>
+          <w:sz w:val="16"/>
+          <w:szCs w:val="16"/>
+          <w:lang w:val="en-US" w:eastAsia="ru-RU"/>
+        </w:rPr>
+        <w:t>y_pred</w:t>
+      </w:r>
+      <w:proofErr w:type="spellEnd"/>
+      <w:r>
+        <w:rPr>
+          <w:rFonts w:eastAsia="Times New Roman" w:cs="Times New Roman"/>
+          <w:sz w:val="16"/>
+          <w:szCs w:val="16"/>
+          <w:lang w:val="en-US" w:eastAsia="ru-RU"/>
+        </w:rPr>
+        <w:t>)</w:t>
+      </w:r>
+    </w:p>
+    <w:p>
+      <w:pPr>
+        <w:spacing w:line="240" w:lineRule="auto"/>
+        <w:rPr>
+          <w:rFonts w:eastAsia="Times New Roman" w:cs="Times New Roman"/>
+          <w:sz w:val="16"/>
+          <w:szCs w:val="16"/>
+          <w:lang w:val="en-US" w:eastAsia="ru-RU"/>
+        </w:rPr>
+      </w:pPr>
+      <w:r>
+        <w:rPr>
+          <w:rFonts w:eastAsia="Times New Roman" w:cs="Times New Roman"/>
+          <w:sz w:val="16"/>
+          <w:szCs w:val="16"/>
+          <w:lang w:val="en-US" w:eastAsia="ru-RU"/>
+        </w:rPr>
+        <w:t xml:space="preserve">        </w:t>
+      </w:r>
+      <w:proofErr w:type="spellStart"/>
+      <w:r>
+        <w:rPr>
+          <w:rFonts w:eastAsia="Times New Roman" w:cs="Times New Roman"/>
+          <w:sz w:val="16"/>
+          <w:szCs w:val="16"/>
+          <w:lang w:val="en-US" w:eastAsia="ru-RU"/>
+        </w:rPr>
+        <w:t>self.mae</w:t>
+      </w:r>
+      <w:proofErr w:type="spellEnd"/>
+      <w:r>
+        <w:rPr>
+          <w:rFonts w:eastAsia="Times New Roman" w:cs="Times New Roman"/>
+          <w:sz w:val="16"/>
+          <w:szCs w:val="16"/>
+          <w:lang w:val="en-US" w:eastAsia="ru-RU"/>
+        </w:rPr>
+        <w:t xml:space="preserve"> = </w:t>
+      </w:r>
+      <w:proofErr w:type="spellStart"/>
+      <w:r>
+        <w:rPr>
+          <w:rFonts w:eastAsia="Times New Roman" w:cs="Times New Roman"/>
+          <w:sz w:val="16"/>
+          <w:szCs w:val="16"/>
+          <w:lang w:val="en-US" w:eastAsia="ru-RU"/>
+        </w:rPr>
+        <w:t>mean_absolute_</w:t>
+      </w:r>
+      <w:proofErr w:type="gramStart"/>
+      <w:r>
+        <w:rPr>
+          <w:rFonts w:eastAsia="Times New Roman" w:cs="Times New Roman"/>
+          <w:sz w:val="16"/>
+          <w:szCs w:val="16"/>
+          <w:lang w:val="en-US" w:eastAsia="ru-RU"/>
+        </w:rPr>
+        <w:t>error</w:t>
+      </w:r>
+      <w:proofErr w:type="spellEnd"/>
+      <w:r>
+        <w:rPr>
+          <w:rFonts w:eastAsia="Times New Roman" w:cs="Times New Roman"/>
+          <w:sz w:val="16"/>
+          <w:szCs w:val="16"/>
+          <w:lang w:val="en-US" w:eastAsia="ru-RU"/>
+        </w:rPr>
+        <w:t>(</w:t>
+      </w:r>
+      <w:proofErr w:type="spellStart"/>
+      <w:proofErr w:type="gramEnd"/>
+      <w:r>
+        <w:rPr>
+          <w:rFonts w:eastAsia="Times New Roman" w:cs="Times New Roman"/>
+          <w:sz w:val="16"/>
+          <w:szCs w:val="16"/>
+          <w:lang w:val="en-US" w:eastAsia="ru-RU"/>
+        </w:rPr>
+        <w:t>self.y_test</w:t>
+      </w:r>
+      <w:proofErr w:type="spellEnd"/>
+      <w:r>
+        <w:rPr>
+          <w:rFonts w:eastAsia="Times New Roman" w:cs="Times New Roman"/>
+          <w:sz w:val="16"/>
+          <w:szCs w:val="16"/>
+          <w:lang w:val="en-US" w:eastAsia="ru-RU"/>
+        </w:rPr>
+        <w:t xml:space="preserve">, </w:t>
+      </w:r>
+      <w:proofErr w:type="spellStart"/>
+      <w:r>
+        <w:rPr>
+          <w:rFonts w:eastAsia="Times New Roman" w:cs="Times New Roman"/>
+          <w:sz w:val="16"/>
+          <w:szCs w:val="16"/>
+          <w:lang w:val="en-US" w:eastAsia="ru-RU"/>
+        </w:rPr>
+        <w:t>y_pred</w:t>
+      </w:r>
+      <w:proofErr w:type="spellEnd"/>
+      <w:r>
+        <w:rPr>
+          <w:rFonts w:eastAsia="Times New Roman" w:cs="Times New Roman"/>
+          <w:sz w:val="16"/>
+          <w:szCs w:val="16"/>
+          <w:lang w:val="en-US" w:eastAsia="ru-RU"/>
+        </w:rPr>
+        <w:t>)</w:t>
+      </w:r>
+    </w:p>
+    <w:p>
+      <w:pPr>
+        <w:spacing w:line="240" w:lineRule="auto"/>
+        <w:rPr>
+          <w:rFonts w:eastAsia="Times New Roman" w:cs="Times New Roman"/>
+          <w:sz w:val="16"/>
+          <w:szCs w:val="16"/>
+          <w:lang w:val="en-US" w:eastAsia="ru-RU"/>
+        </w:rPr>
+      </w:pPr>
+      <w:r>
+        <w:rPr>
+          <w:rFonts w:eastAsia="Times New Roman" w:cs="Times New Roman"/>
+          <w:sz w:val="16"/>
+          <w:szCs w:val="16"/>
+          <w:lang w:val="en-US" w:eastAsia="ru-RU"/>
+        </w:rPr>
+        <w:t xml:space="preserve">        </w:t>
+      </w:r>
+    </w:p>
+    <w:p>
+      <w:pPr>
+        <w:spacing w:line="240" w:lineRule="auto"/>
+        <w:rPr>
+          <w:rFonts w:eastAsia="Times New Roman" w:cs="Times New Roman"/>
+          <w:sz w:val="16"/>
+          <w:szCs w:val="16"/>
+          <w:lang w:val="en-US" w:eastAsia="ru-RU"/>
+        </w:rPr>
+      </w:pPr>
+      <w:r>
+        <w:rPr>
+          <w:rFonts w:eastAsia="Times New Roman" w:cs="Times New Roman"/>
+          <w:sz w:val="16"/>
+          <w:szCs w:val="16"/>
+          <w:lang w:val="en-US" w:eastAsia="ru-RU"/>
+        </w:rPr>
+        <w:t xml:space="preserve">        # </w:t>
+      </w:r>
+      <w:r>
+        <w:rPr>
+          <w:rFonts w:eastAsia="Times New Roman" w:cs="Times New Roman"/>
+          <w:sz w:val="16"/>
+          <w:szCs w:val="16"/>
+          <w:lang w:eastAsia="ru-RU"/>
+        </w:rPr>
+        <w:t>Сохраняем</w:t>
+      </w:r>
+      <w:r>
+        <w:rPr>
+          <w:rFonts w:eastAsia="Times New Roman" w:cs="Times New Roman"/>
+          <w:sz w:val="16"/>
+          <w:szCs w:val="16"/>
+          <w:lang w:val="en-US" w:eastAsia="ru-RU"/>
+        </w:rPr>
+        <w:t xml:space="preserve"> </w:t>
+      </w:r>
+      <w:r>
+        <w:rPr>
+          <w:rFonts w:eastAsia="Times New Roman" w:cs="Times New Roman"/>
+          <w:sz w:val="16"/>
+          <w:szCs w:val="16"/>
+          <w:lang w:eastAsia="ru-RU"/>
+        </w:rPr>
+        <w:t>коэффициенты</w:t>
+      </w:r>
+    </w:p>
+    <w:p>
+      <w:pPr>
+        <w:spacing w:line="240" w:lineRule="auto"/>
+        <w:rPr>
+          <w:rFonts w:eastAsia="Times New Roman" w:cs="Times New Roman"/>
+          <w:sz w:val="16"/>
+          <w:szCs w:val="16"/>
+          <w:lang w:val="en-US" w:eastAsia="ru-RU"/>
+        </w:rPr>
+      </w:pPr>
+      <w:r>
+        <w:rPr>
+          <w:rFonts w:eastAsia="Times New Roman" w:cs="Times New Roman"/>
+          <w:sz w:val="16"/>
+          <w:szCs w:val="16"/>
+          <w:lang w:val="en-US" w:eastAsia="ru-RU"/>
+        </w:rPr>
+        <w:t xml:space="preserve">        </w:t>
+      </w:r>
+      <w:proofErr w:type="spellStart"/>
+      <w:r>
+        <w:rPr>
+          <w:rFonts w:eastAsia="Times New Roman" w:cs="Times New Roman"/>
+          <w:sz w:val="16"/>
+          <w:szCs w:val="16"/>
+          <w:lang w:val="en-US" w:eastAsia="ru-RU"/>
+        </w:rPr>
+        <w:t>self.coefficients</w:t>
+      </w:r>
+      <w:proofErr w:type="spellEnd"/>
+      <w:r>
+        <w:rPr>
+          <w:rFonts w:eastAsia="Times New Roman" w:cs="Times New Roman"/>
+          <w:sz w:val="16"/>
+          <w:szCs w:val="16"/>
+          <w:lang w:val="en-US" w:eastAsia="ru-RU"/>
+        </w:rPr>
+        <w:t xml:space="preserve"> = </w:t>
+      </w:r>
+      <w:proofErr w:type="spellStart"/>
+      <w:proofErr w:type="gramStart"/>
+      <w:r>
+        <w:rPr>
+          <w:rFonts w:eastAsia="Times New Roman" w:cs="Times New Roman"/>
+          <w:sz w:val="16"/>
+          <w:szCs w:val="16"/>
+          <w:lang w:val="en-US" w:eastAsia="ru-RU"/>
+        </w:rPr>
+        <w:t>dict</w:t>
+      </w:r>
+      <w:proofErr w:type="spellEnd"/>
+      <w:r>
+        <w:rPr>
+          <w:rFonts w:eastAsia="Times New Roman" w:cs="Times New Roman"/>
+          <w:sz w:val="16"/>
+          <w:szCs w:val="16"/>
+          <w:lang w:val="en-US" w:eastAsia="ru-RU"/>
+        </w:rPr>
+        <w:t>(</w:t>
+      </w:r>
+      <w:proofErr w:type="gramEnd"/>
+      <w:r>
+        <w:rPr>
+          <w:rFonts w:eastAsia="Times New Roman" w:cs="Times New Roman"/>
+          <w:sz w:val="16"/>
+          <w:szCs w:val="16"/>
+          <w:lang w:val="en-US" w:eastAsia="ru-RU"/>
+        </w:rPr>
+        <w:t>zip(</w:t>
+      </w:r>
+      <w:proofErr w:type="spellStart"/>
+      <w:r>
+        <w:rPr>
+          <w:rFonts w:eastAsia="Times New Roman" w:cs="Times New Roman"/>
+          <w:sz w:val="16"/>
+          <w:szCs w:val="16"/>
+          <w:lang w:val="en-US" w:eastAsia="ru-RU"/>
+        </w:rPr>
+        <w:t>self.feature_names</w:t>
+      </w:r>
+      <w:proofErr w:type="spellEnd"/>
+      <w:r>
+        <w:rPr>
+          <w:rFonts w:eastAsia="Times New Roman" w:cs="Times New Roman"/>
+          <w:sz w:val="16"/>
+          <w:szCs w:val="16"/>
+          <w:lang w:val="en-US" w:eastAsia="ru-RU"/>
+        </w:rPr>
+        <w:t xml:space="preserve">, </w:t>
+      </w:r>
+      <w:proofErr w:type="spellStart"/>
+      <w:r>
+        <w:rPr>
+          <w:rFonts w:eastAsia="Times New Roman" w:cs="Times New Roman"/>
+          <w:sz w:val="16"/>
+          <w:szCs w:val="16"/>
+          <w:lang w:val="en-US" w:eastAsia="ru-RU"/>
+        </w:rPr>
+        <w:t>self.model.coef</w:t>
+      </w:r>
+      <w:proofErr w:type="spellEnd"/>
+      <w:r>
+        <w:rPr>
+          <w:rFonts w:eastAsia="Times New Roman" w:cs="Times New Roman"/>
+          <w:sz w:val="16"/>
+          <w:szCs w:val="16"/>
+          <w:lang w:val="en-US" w:eastAsia="ru-RU"/>
+        </w:rPr>
+        <w:t>_))</w:t>
+      </w:r>
+    </w:p>
+    <w:p>
+      <w:pPr>
+        <w:spacing w:line="240" w:lineRule="auto"/>
+        <w:rPr>
+          <w:rFonts w:eastAsia="Times New Roman" w:cs="Times New Roman"/>
+          <w:sz w:val="16"/>
+          <w:szCs w:val="16"/>
+          <w:lang w:val="en-US" w:eastAsia="ru-RU"/>
+        </w:rPr>
+      </w:pPr>
+      <w:r>
+        <w:rPr>
+          <w:rFonts w:eastAsia="Times New Roman" w:cs="Times New Roman"/>
+          <w:sz w:val="16"/>
+          <w:szCs w:val="16"/>
+          <w:lang w:val="en-US" w:eastAsia="ru-RU"/>
+        </w:rPr>
+        <w:t xml:space="preserve">        </w:t>
+      </w:r>
+      <w:proofErr w:type="spellStart"/>
+      <w:r>
+        <w:rPr>
+          <w:rFonts w:eastAsia="Times New Roman" w:cs="Times New Roman"/>
+          <w:sz w:val="16"/>
+          <w:szCs w:val="16"/>
+          <w:lang w:val="en-US" w:eastAsia="ru-RU"/>
+        </w:rPr>
+        <w:t>self.intercept</w:t>
+      </w:r>
+      <w:proofErr w:type="spellEnd"/>
+      <w:r>
+        <w:rPr>
+          <w:rFonts w:eastAsia="Times New Roman" w:cs="Times New Roman"/>
+          <w:sz w:val="16"/>
+          <w:szCs w:val="16"/>
+          <w:lang w:val="en-US" w:eastAsia="ru-RU"/>
+        </w:rPr>
+        <w:t xml:space="preserve"> = </w:t>
+      </w:r>
+      <w:proofErr w:type="spellStart"/>
+      <w:r>
+        <w:rPr>
+          <w:rFonts w:eastAsia="Times New Roman" w:cs="Times New Roman"/>
+          <w:sz w:val="16"/>
+          <w:szCs w:val="16"/>
+          <w:lang w:val="en-US" w:eastAsia="ru-RU"/>
+        </w:rPr>
+        <w:t>self.model.intercept</w:t>
+      </w:r>
+      <w:proofErr w:type="spellEnd"/>
+      <w:r>
+        <w:rPr>
+          <w:rFonts w:eastAsia="Times New Roman" w:cs="Times New Roman"/>
+          <w:sz w:val="16"/>
+          <w:szCs w:val="16"/>
+          <w:lang w:val="en-US" w:eastAsia="ru-RU"/>
+        </w:rPr>
+        <w:t>_</w:t>
+      </w:r>
+    </w:p>
+    <w:p>
+      <w:pPr>
+        <w:spacing w:line="240" w:lineRule="auto"/>
+        <w:rPr>
+          <w:rFonts w:eastAsia="Times New Roman" w:cs="Times New Roman"/>
+          <w:sz w:val="16"/>
+          <w:szCs w:val="16"/>
+          <w:lang w:val="en-US" w:eastAsia="ru-RU"/>
+        </w:rPr>
+      </w:pPr>
+      <w:r>
+        <w:rPr>
+          <w:rFonts w:eastAsia="Times New Roman" w:cs="Times New Roman"/>
+          <w:sz w:val="16"/>
+          <w:szCs w:val="16"/>
+          <w:lang w:val="en-US" w:eastAsia="ru-RU"/>
+        </w:rPr>
+        <w:t xml:space="preserve">        </w:t>
+      </w:r>
+    </w:p>
+    <w:p>
+      <w:pPr>
+        <w:spacing w:line="240" w:lineRule="auto"/>
+        <w:rPr>
+          <w:rFonts w:eastAsia="Times New Roman" w:cs="Times New Roman"/>
+          <w:sz w:val="16"/>
+          <w:szCs w:val="16"/>
+          <w:lang w:val="en-US" w:eastAsia="ru-RU"/>
+        </w:rPr>
+      </w:pPr>
+      <w:r>
+        <w:rPr>
+          <w:rFonts w:eastAsia="Times New Roman" w:cs="Times New Roman"/>
+          <w:sz w:val="16"/>
+          <w:szCs w:val="16"/>
+          <w:lang w:val="en-US" w:eastAsia="ru-RU"/>
+        </w:rPr>
+        <w:t xml:space="preserve">        </w:t>
+      </w:r>
+      <w:proofErr w:type="gramStart"/>
+      <w:r>
+        <w:rPr>
+          <w:rFonts w:eastAsia="Times New Roman" w:cs="Times New Roman"/>
+          <w:sz w:val="16"/>
+          <w:szCs w:val="16"/>
+          <w:lang w:val="en-US" w:eastAsia="ru-RU"/>
+        </w:rPr>
+        <w:t>return</w:t>
+      </w:r>
+      <w:proofErr w:type="gramEnd"/>
+      <w:r>
+        <w:rPr>
+          <w:rFonts w:eastAsia="Times New Roman" w:cs="Times New Roman"/>
+          <w:sz w:val="16"/>
+          <w:szCs w:val="16"/>
+          <w:lang w:val="en-US" w:eastAsia="ru-RU"/>
+        </w:rPr>
+        <w:t xml:space="preserve"> </w:t>
+      </w:r>
+      <w:proofErr w:type="spellStart"/>
+      <w:r>
+        <w:rPr>
+          <w:rFonts w:eastAsia="Times New Roman" w:cs="Times New Roman"/>
+          <w:sz w:val="16"/>
+          <w:szCs w:val="16"/>
+          <w:lang w:val="en-US" w:eastAsia="ru-RU"/>
+        </w:rPr>
+        <w:t>self.model</w:t>
+      </w:r>
+      <w:proofErr w:type="spellEnd"/>
+      <w:r>
+        <w:rPr>
+          <w:rFonts w:eastAsia="Times New Roman" w:cs="Times New Roman"/>
+          <w:sz w:val="16"/>
+          <w:szCs w:val="16"/>
+          <w:lang w:val="en-US" w:eastAsia="ru-RU"/>
+        </w:rPr>
+        <w:t xml:space="preserve">, self.r2, </w:t>
+      </w:r>
+      <w:proofErr w:type="spellStart"/>
+      <w:r>
+        <w:rPr>
+          <w:rFonts w:eastAsia="Times New Roman" w:cs="Times New Roman"/>
+          <w:sz w:val="16"/>
+          <w:szCs w:val="16"/>
+          <w:lang w:val="en-US" w:eastAsia="ru-RU"/>
+        </w:rPr>
+        <w:t>self.mae</w:t>
+      </w:r>
+      <w:proofErr w:type="spellEnd"/>
+    </w:p>
+    <w:p>
+      <w:pPr>
+        <w:spacing w:line="240" w:lineRule="auto"/>
+        <w:rPr>
+          <w:rFonts w:eastAsia="Times New Roman" w:cs="Times New Roman"/>
+          <w:sz w:val="16"/>
+          <w:szCs w:val="16"/>
+          <w:lang w:val="en-US" w:eastAsia="ru-RU"/>
+        </w:rPr>
+      </w:pPr>
+      <w:r>
+        <w:rPr>
+          <w:rFonts w:eastAsia="Times New Roman" w:cs="Times New Roman"/>
+          <w:sz w:val="16"/>
+          <w:szCs w:val="16"/>
+          <w:lang w:val="en-US" w:eastAsia="ru-RU"/>
+        </w:rPr>
+        <w:t xml:space="preserve">    </w:t>
+      </w:r>
+    </w:p>
+    <w:p>
+      <w:pPr>
+        <w:spacing w:line="240" w:lineRule="auto"/>
+        <w:rPr>
+          <w:rFonts w:eastAsia="Times New Roman" w:cs="Times New Roman"/>
+          <w:sz w:val="16"/>
+          <w:szCs w:val="16"/>
+          <w:lang w:val="en-US" w:eastAsia="ru-RU"/>
+        </w:rPr>
+      </w:pPr>
+      <w:r>
+        <w:rPr>
+          <w:rFonts w:eastAsia="Times New Roman" w:cs="Times New Roman"/>
+          <w:sz w:val="16"/>
+          <w:szCs w:val="16"/>
+          <w:lang w:val="en-US" w:eastAsia="ru-RU"/>
+        </w:rPr>
+        <w:t xml:space="preserve">    </w:t>
+      </w:r>
+      <w:proofErr w:type="spellStart"/>
+      <w:proofErr w:type="gramStart"/>
+      <w:r>
+        <w:rPr>
+          <w:rFonts w:eastAsia="Times New Roman" w:cs="Times New Roman"/>
+          <w:sz w:val="16"/>
+          <w:szCs w:val="16"/>
+          <w:lang w:val="en-US" w:eastAsia="ru-RU"/>
+        </w:rPr>
         <w:t>def</w:t>
       </w:r>
       <w:proofErr w:type="spellEnd"/>
@@ -13594,45 +16210,156 @@
           <w:szCs w:val="16"/>
           <w:lang w:val="en-US" w:eastAsia="ru-RU"/>
         </w:rPr>
-        <w:t xml:space="preserve"> _</w:t>
-      </w:r>
-      <w:proofErr w:type="spellStart"/>
-      <w:r>
-        <w:rPr>
-          <w:rFonts w:eastAsia="Times New Roman" w:cs="Times New Roman"/>
-          <w:sz w:val="16"/>
-          <w:szCs w:val="16"/>
-          <w:lang w:val="en-US" w:eastAsia="ru-RU"/>
-        </w:rPr>
-        <w:t>split_data</w:t>
-      </w:r>
-      <w:proofErr w:type="spellEnd"/>
-      <w:r>
-        <w:rPr>
-          <w:rFonts w:eastAsia="Times New Roman" w:cs="Times New Roman"/>
-          <w:sz w:val="16"/>
-          <w:szCs w:val="16"/>
-          <w:lang w:val="en-US" w:eastAsia="ru-RU"/>
-        </w:rPr>
-        <w:t>(self):</w:t>
-      </w:r>
-    </w:p>
-    <w:p>
-      <w:pPr>
-        <w:spacing w:line="240" w:lineRule="auto"/>
-        <w:rPr>
-          <w:rFonts w:eastAsia="Times New Roman" w:cs="Times New Roman"/>
-          <w:sz w:val="16"/>
-          <w:szCs w:val="16"/>
-          <w:lang w:eastAsia="ru-RU"/>
-        </w:rPr>
-      </w:pPr>
-      <w:r>
-        <w:rPr>
-          <w:rFonts w:eastAsia="Times New Roman" w:cs="Times New Roman"/>
-          <w:sz w:val="16"/>
-          <w:szCs w:val="16"/>
-          <w:lang w:val="en-US" w:eastAsia="ru-RU"/>
+        <w:t xml:space="preserve"> </w:t>
+      </w:r>
+      <w:proofErr w:type="spellStart"/>
+      <w:r>
+        <w:rPr>
+          <w:rFonts w:eastAsia="Times New Roman" w:cs="Times New Roman"/>
+          <w:sz w:val="16"/>
+          <w:szCs w:val="16"/>
+          <w:lang w:val="en-US" w:eastAsia="ru-RU"/>
+        </w:rPr>
+        <w:t>train_polynomial</w:t>
+      </w:r>
+      <w:proofErr w:type="spellEnd"/>
+      <w:r>
+        <w:rPr>
+          <w:rFonts w:eastAsia="Times New Roman" w:cs="Times New Roman"/>
+          <w:sz w:val="16"/>
+          <w:szCs w:val="16"/>
+          <w:lang w:val="en-US" w:eastAsia="ru-RU"/>
+        </w:rPr>
+        <w:t>(self, degree=2):</w:t>
+      </w:r>
+    </w:p>
+    <w:p>
+      <w:pPr>
+        <w:spacing w:line="240" w:lineRule="auto"/>
+        <w:rPr>
+          <w:rFonts w:eastAsia="Times New Roman" w:cs="Times New Roman"/>
+          <w:sz w:val="16"/>
+          <w:szCs w:val="16"/>
+          <w:lang w:eastAsia="ru-RU"/>
+        </w:rPr>
+      </w:pPr>
+      <w:r>
+        <w:rPr>
+          <w:rFonts w:eastAsia="Times New Roman" w:cs="Times New Roman"/>
+          <w:sz w:val="16"/>
+          <w:szCs w:val="16"/>
+          <w:lang w:val="en-US" w:eastAsia="ru-RU"/>
+        </w:rPr>
+        <w:lastRenderedPageBreak/>
+        <w:t> </w:t>
+      </w:r>
+      <w:r>
+        <w:rPr>
+          <w:rFonts w:eastAsia="Times New Roman" w:cs="Times New Roman"/>
+          <w:sz w:val="16"/>
+          <w:szCs w:val="16"/>
+          <w:lang w:eastAsia="ru-RU"/>
+        </w:rPr>
+        <w:t xml:space="preserve"> </w:t>
+      </w:r>
+      <w:r>
+        <w:rPr>
+          <w:rFonts w:eastAsia="Times New Roman" w:cs="Times New Roman"/>
+          <w:sz w:val="16"/>
+          <w:szCs w:val="16"/>
+          <w:lang w:val="en-US" w:eastAsia="ru-RU"/>
+        </w:rPr>
+        <w:t> </w:t>
+      </w:r>
+      <w:r>
+        <w:rPr>
+          <w:rFonts w:eastAsia="Times New Roman" w:cs="Times New Roman"/>
+          <w:sz w:val="16"/>
+          <w:szCs w:val="16"/>
+          <w:lang w:eastAsia="ru-RU"/>
+        </w:rPr>
+        <w:t xml:space="preserve"> </w:t>
+      </w:r>
+      <w:r>
+        <w:rPr>
+          <w:rFonts w:eastAsia="Times New Roman" w:cs="Times New Roman"/>
+          <w:sz w:val="16"/>
+          <w:szCs w:val="16"/>
+          <w:lang w:val="en-US" w:eastAsia="ru-RU"/>
+        </w:rPr>
+        <w:t> </w:t>
+      </w:r>
+      <w:r>
+        <w:rPr>
+          <w:rFonts w:eastAsia="Times New Roman" w:cs="Times New Roman"/>
+          <w:sz w:val="16"/>
+          <w:szCs w:val="16"/>
+          <w:lang w:eastAsia="ru-RU"/>
+        </w:rPr>
+        <w:t xml:space="preserve"> </w:t>
+      </w:r>
+      <w:r>
+        <w:rPr>
+          <w:rFonts w:eastAsia="Times New Roman" w:cs="Times New Roman"/>
+          <w:sz w:val="16"/>
+          <w:szCs w:val="16"/>
+          <w:lang w:val="en-US" w:eastAsia="ru-RU"/>
+        </w:rPr>
+        <w:t> </w:t>
+      </w:r>
+      <w:r>
+        <w:rPr>
+          <w:rFonts w:eastAsia="Times New Roman" w:cs="Times New Roman"/>
+          <w:sz w:val="16"/>
+          <w:szCs w:val="16"/>
+          <w:lang w:eastAsia="ru-RU"/>
+        </w:rPr>
+        <w:t xml:space="preserve"> </w:t>
+      </w:r>
+      <w:r>
+        <w:rPr>
+          <w:rFonts w:eastAsia="Times New Roman" w:cs="Times New Roman"/>
+          <w:sz w:val="16"/>
+          <w:szCs w:val="16"/>
+          <w:lang w:eastAsia="ru-RU"/>
+        </w:rPr>
+        <w:t>"""Обуче</w:t>
+      </w:r>
+      <w:r>
+        <w:rPr>
+          <w:rFonts w:eastAsia="Times New Roman" w:cs="Times New Roman"/>
+          <w:sz w:val="16"/>
+          <w:szCs w:val="16"/>
+          <w:lang w:eastAsia="ru-RU"/>
+        </w:rPr>
+        <w:t>ние полиномиальной регрессии на</w:t>
+      </w:r>
+      <w:r>
+        <w:rPr>
+          <w:rFonts w:eastAsia="Times New Roman" w:cs="Times New Roman"/>
+          <w:sz w:val="16"/>
+          <w:szCs w:val="16"/>
+          <w:lang w:eastAsia="ru-RU"/>
+        </w:rPr>
+        <w:t xml:space="preserve"> данных"""</w:t>
+      </w:r>
+    </w:p>
+    <w:p>
+      <w:pPr>
+        <w:spacing w:line="240" w:lineRule="auto"/>
+        <w:rPr>
+          <w:rFonts w:eastAsia="Times New Roman" w:cs="Times New Roman"/>
+          <w:sz w:val="16"/>
+          <w:szCs w:val="16"/>
+          <w:lang w:val="en-US" w:eastAsia="ru-RU"/>
+        </w:rPr>
+      </w:pPr>
+      <w:r>
+        <w:rPr>
+          <w:rFonts w:eastAsia="Times New Roman" w:cs="Times New Roman"/>
+          <w:sz w:val="16"/>
+          <w:szCs w:val="16"/>
+          <w:lang w:eastAsia="ru-RU"/>
         </w:rPr>
         <w:t xml:space="preserve">        </w:t>
       </w:r>
@@ -13641,38 +16368,58 @@
           <w:rFonts w:eastAsia="Times New Roman" w:cs="Times New Roman"/>
           <w:sz w:val="16"/>
           <w:szCs w:val="16"/>
-          <w:lang w:eastAsia="ru-RU"/>
-        </w:rPr>
-        <w:t>"""Разделение данных на обучающую и тестовую выборки"""</w:t>
-      </w:r>
-    </w:p>
-    <w:p>
-      <w:pPr>
-        <w:spacing w:line="240" w:lineRule="auto"/>
-        <w:rPr>
-          <w:rFonts w:eastAsia="Times New Roman" w:cs="Times New Roman"/>
-          <w:sz w:val="16"/>
-          <w:szCs w:val="16"/>
-          <w:lang w:val="en-US" w:eastAsia="ru-RU"/>
-        </w:rPr>
-      </w:pPr>
-      <w:r>
-        <w:rPr>
-          <w:rFonts w:eastAsia="Times New Roman" w:cs="Times New Roman"/>
-          <w:sz w:val="16"/>
-          <w:szCs w:val="16"/>
-          <w:lang w:eastAsia="ru-RU"/>
+          <w:lang w:val="en-US" w:eastAsia="ru-RU"/>
+        </w:rPr>
+        <w:t xml:space="preserve"># </w:t>
+      </w:r>
+      <w:r>
+        <w:rPr>
+          <w:rFonts w:eastAsia="Times New Roman" w:cs="Times New Roman"/>
+          <w:sz w:val="16"/>
+          <w:szCs w:val="16"/>
+          <w:lang w:eastAsia="ru-RU"/>
+        </w:rPr>
+        <w:t>Нормализация</w:t>
+      </w:r>
+    </w:p>
+    <w:p>
+      <w:pPr>
+        <w:spacing w:line="240" w:lineRule="auto"/>
+        <w:rPr>
+          <w:rFonts w:eastAsia="Times New Roman" w:cs="Times New Roman"/>
+          <w:sz w:val="16"/>
+          <w:szCs w:val="16"/>
+          <w:lang w:val="en-US" w:eastAsia="ru-RU"/>
+        </w:rPr>
+      </w:pPr>
+      <w:r>
+        <w:rPr>
+          <w:rFonts w:eastAsia="Times New Roman" w:cs="Times New Roman"/>
+          <w:sz w:val="16"/>
+          <w:szCs w:val="16"/>
+          <w:lang w:val="en-US" w:eastAsia="ru-RU"/>
         </w:rPr>
         <w:t xml:space="preserve">        </w:t>
       </w:r>
-      <w:r>
-        <w:rPr>
-          <w:rFonts w:eastAsia="Times New Roman" w:cs="Times New Roman"/>
-          <w:sz w:val="16"/>
-          <w:szCs w:val="16"/>
-          <w:lang w:val="en-US" w:eastAsia="ru-RU"/>
-        </w:rPr>
-        <w:t xml:space="preserve">X = </w:t>
+      <w:proofErr w:type="spellStart"/>
+      <w:r>
+        <w:rPr>
+          <w:rFonts w:eastAsia="Times New Roman" w:cs="Times New Roman"/>
+          <w:sz w:val="16"/>
+          <w:szCs w:val="16"/>
+          <w:lang w:val="en-US" w:eastAsia="ru-RU"/>
+        </w:rPr>
+        <w:t>self.scaler</w:t>
+      </w:r>
+      <w:proofErr w:type="spellEnd"/>
+      <w:r>
+        <w:rPr>
+          <w:rFonts w:eastAsia="Times New Roman" w:cs="Times New Roman"/>
+          <w:sz w:val="16"/>
+          <w:szCs w:val="16"/>
+          <w:lang w:val="en-US" w:eastAsia="ru-RU"/>
+        </w:rPr>
+        <w:t xml:space="preserve"> = </w:t>
       </w:r>
       <w:proofErr w:type="spellStart"/>
       <w:proofErr w:type="gramStart"/>
@@ -13683,60 +16430,69 @@
           <w:szCs w:val="16"/>
           <w:lang w:val="en-US" w:eastAsia="ru-RU"/>
         </w:rPr>
-        <w:t>self.df</w:t>
-      </w:r>
-      <w:proofErr w:type="spellEnd"/>
-      <w:r>
-        <w:rPr>
-          <w:rFonts w:eastAsia="Times New Roman" w:cs="Times New Roman"/>
-          <w:sz w:val="16"/>
-          <w:szCs w:val="16"/>
-          <w:lang w:val="en-US" w:eastAsia="ru-RU"/>
-        </w:rPr>
-        <w:t>[</w:t>
-      </w:r>
-      <w:proofErr w:type="spellStart"/>
+        <w:t>StandardScaler</w:t>
+      </w:r>
+      <w:proofErr w:type="spellEnd"/>
+      <w:r>
+        <w:rPr>
+          <w:rFonts w:eastAsia="Times New Roman" w:cs="Times New Roman"/>
+          <w:sz w:val="16"/>
+          <w:szCs w:val="16"/>
+          <w:lang w:val="en-US" w:eastAsia="ru-RU"/>
+        </w:rPr>
+        <w:t>()</w:t>
+      </w:r>
       <w:proofErr w:type="gramEnd"/>
-      <w:r>
-        <w:rPr>
-          <w:rFonts w:eastAsia="Times New Roman" w:cs="Times New Roman"/>
-          <w:sz w:val="16"/>
-          <w:szCs w:val="16"/>
-          <w:lang w:val="en-US" w:eastAsia="ru-RU"/>
-        </w:rPr>
-        <w:t>self.feature_names</w:t>
-      </w:r>
-      <w:proofErr w:type="spellEnd"/>
-      <w:r>
-        <w:rPr>
-          <w:rFonts w:eastAsia="Times New Roman" w:cs="Times New Roman"/>
-          <w:sz w:val="16"/>
-          <w:szCs w:val="16"/>
-          <w:lang w:val="en-US" w:eastAsia="ru-RU"/>
-        </w:rPr>
-        <w:t>].values</w:t>
-      </w:r>
-    </w:p>
-    <w:p>
-      <w:pPr>
-        <w:spacing w:line="240" w:lineRule="auto"/>
-        <w:rPr>
-          <w:rFonts w:eastAsia="Times New Roman" w:cs="Times New Roman"/>
-          <w:sz w:val="16"/>
-          <w:szCs w:val="16"/>
-          <w:lang w:val="en-US" w:eastAsia="ru-RU"/>
-        </w:rPr>
-      </w:pPr>
-      <w:r>
-        <w:rPr>
-          <w:rFonts w:eastAsia="Times New Roman" w:cs="Times New Roman"/>
-          <w:sz w:val="16"/>
-          <w:szCs w:val="16"/>
-          <w:lang w:val="en-US" w:eastAsia="ru-RU"/>
-        </w:rPr>
-        <w:t xml:space="preserve">        y = </w:t>
-      </w:r>
-      <w:proofErr w:type="spellStart"/>
+    </w:p>
+    <w:p>
+      <w:pPr>
+        <w:spacing w:line="240" w:lineRule="auto"/>
+        <w:rPr>
+          <w:rFonts w:eastAsia="Times New Roman" w:cs="Times New Roman"/>
+          <w:sz w:val="16"/>
+          <w:szCs w:val="16"/>
+          <w:lang w:val="en-US" w:eastAsia="ru-RU"/>
+        </w:rPr>
+      </w:pPr>
+      <w:r>
+        <w:rPr>
+          <w:rFonts w:eastAsia="Times New Roman" w:cs="Times New Roman"/>
+          <w:sz w:val="16"/>
+          <w:szCs w:val="16"/>
+          <w:lang w:val="en-US" w:eastAsia="ru-RU"/>
+        </w:rPr>
+        <w:t xml:space="preserve">        </w:t>
+      </w:r>
+      <w:proofErr w:type="spellStart"/>
+      <w:r>
+        <w:rPr>
+          <w:rFonts w:eastAsia="Times New Roman" w:cs="Times New Roman"/>
+          <w:sz w:val="16"/>
+          <w:szCs w:val="16"/>
+          <w:lang w:val="en-US" w:eastAsia="ru-RU"/>
+        </w:rPr>
+        <w:t>X_train_scaled</w:t>
+      </w:r>
+      <w:proofErr w:type="spellEnd"/>
+      <w:r>
+        <w:rPr>
+          <w:rFonts w:eastAsia="Times New Roman" w:cs="Times New Roman"/>
+          <w:sz w:val="16"/>
+          <w:szCs w:val="16"/>
+          <w:lang w:val="en-US" w:eastAsia="ru-RU"/>
+        </w:rPr>
+        <w:t xml:space="preserve"> = </w:t>
+      </w:r>
+      <w:proofErr w:type="spellStart"/>
+      <w:r>
+        <w:rPr>
+          <w:rFonts w:eastAsia="Times New Roman" w:cs="Times New Roman"/>
+          <w:sz w:val="16"/>
+          <w:szCs w:val="16"/>
+          <w:lang w:val="en-US" w:eastAsia="ru-RU"/>
+        </w:rPr>
+        <w:t>self.scaler.fit_</w:t>
+      </w:r>
       <w:proofErr w:type="gramStart"/>
       <w:r>
         <w:rPr>
@@ -13745,17 +16501,17 @@
           <w:szCs w:val="16"/>
           <w:lang w:val="en-US" w:eastAsia="ru-RU"/>
         </w:rPr>
-        <w:t>self.df</w:t>
-      </w:r>
-      <w:proofErr w:type="spellEnd"/>
-      <w:r>
-        <w:rPr>
-          <w:rFonts w:eastAsia="Times New Roman" w:cs="Times New Roman"/>
-          <w:sz w:val="16"/>
-          <w:szCs w:val="16"/>
-          <w:lang w:val="en-US" w:eastAsia="ru-RU"/>
-        </w:rPr>
-        <w:t>[</w:t>
+        <w:t>transform</w:t>
+      </w:r>
+      <w:proofErr w:type="spellEnd"/>
+      <w:r>
+        <w:rPr>
+          <w:rFonts w:eastAsia="Times New Roman" w:cs="Times New Roman"/>
+          <w:sz w:val="16"/>
+          <w:szCs w:val="16"/>
+          <w:lang w:val="en-US" w:eastAsia="ru-RU"/>
+        </w:rPr>
+        <w:t>(</w:t>
       </w:r>
       <w:proofErr w:type="spellStart"/>
       <w:proofErr w:type="gramEnd"/>
@@ -13766,17 +16522,17 @@
           <w:szCs w:val="16"/>
           <w:lang w:val="en-US" w:eastAsia="ru-RU"/>
         </w:rPr>
-        <w:t>self.target_name</w:t>
-      </w:r>
-      <w:proofErr w:type="spellEnd"/>
-      <w:r>
-        <w:rPr>
-          <w:rFonts w:eastAsia="Times New Roman" w:cs="Times New Roman"/>
-          <w:sz w:val="16"/>
-          <w:szCs w:val="16"/>
-          <w:lang w:val="en-US" w:eastAsia="ru-RU"/>
-        </w:rPr>
-        <w:t>].values</w:t>
+        <w:t>self.X_train</w:t>
+      </w:r>
+      <w:proofErr w:type="spellEnd"/>
+      <w:r>
+        <w:rPr>
+          <w:rFonts w:eastAsia="Times New Roman" w:cs="Times New Roman"/>
+          <w:sz w:val="16"/>
+          <w:szCs w:val="16"/>
+          <w:lang w:val="en-US" w:eastAsia="ru-RU"/>
+        </w:rPr>
+        <w:t>)</w:t>
       </w:r>
     </w:p>
     <w:p>
@@ -13798,6 +16554,68 @@
         </w:rPr>
         <w:t xml:space="preserve">        </w:t>
       </w:r>
+      <w:proofErr w:type="spellStart"/>
+      <w:r>
+        <w:rPr>
+          <w:rFonts w:eastAsia="Times New Roman" w:cs="Times New Roman"/>
+          <w:sz w:val="16"/>
+          <w:szCs w:val="16"/>
+          <w:lang w:val="en-US" w:eastAsia="ru-RU"/>
+        </w:rPr>
+        <w:t>X_test_scaled</w:t>
+      </w:r>
+      <w:proofErr w:type="spellEnd"/>
+      <w:r>
+        <w:rPr>
+          <w:rFonts w:eastAsia="Times New Roman" w:cs="Times New Roman"/>
+          <w:sz w:val="16"/>
+          <w:szCs w:val="16"/>
+          <w:lang w:val="en-US" w:eastAsia="ru-RU"/>
+        </w:rPr>
+        <w:t xml:space="preserve"> = </w:t>
+      </w:r>
+      <w:proofErr w:type="spellStart"/>
+      <w:proofErr w:type="gramStart"/>
+      <w:r>
+        <w:rPr>
+          <w:rFonts w:eastAsia="Times New Roman" w:cs="Times New Roman"/>
+          <w:sz w:val="16"/>
+          <w:szCs w:val="16"/>
+          <w:lang w:val="en-US" w:eastAsia="ru-RU"/>
+        </w:rPr>
+        <w:t>self.scaler.transform</w:t>
+      </w:r>
+      <w:proofErr w:type="spellEnd"/>
+      <w:r>
+        <w:rPr>
+          <w:rFonts w:eastAsia="Times New Roman" w:cs="Times New Roman"/>
+          <w:sz w:val="16"/>
+          <w:szCs w:val="16"/>
+          <w:lang w:val="en-US" w:eastAsia="ru-RU"/>
+        </w:rPr>
+        <w:t>(</w:t>
+      </w:r>
+      <w:proofErr w:type="spellStart"/>
+      <w:proofErr w:type="gramEnd"/>
+      <w:r>
+        <w:rPr>
+          <w:rFonts w:eastAsia="Times New Roman" w:cs="Times New Roman"/>
+          <w:sz w:val="16"/>
+          <w:szCs w:val="16"/>
+          <w:lang w:val="en-US" w:eastAsia="ru-RU"/>
+        </w:rPr>
+        <w:t>self.X_test</w:t>
+      </w:r>
+      <w:proofErr w:type="spellEnd"/>
+      <w:r>
+        <w:rPr>
+          <w:rFonts w:eastAsia="Times New Roman" w:cs="Times New Roman"/>
+          <w:sz w:val="16"/>
+          <w:szCs w:val="16"/>
+          <w:lang w:val="en-US" w:eastAsia="ru-RU"/>
+        </w:rPr>
+        <w:t>)</w:t>
+      </w:r>
     </w:p>
     <w:p>
       <w:pPr>
@@ -13818,15 +16636,488 @@
         </w:rPr>
         <w:t xml:space="preserve">        </w:t>
       </w:r>
-      <w:proofErr w:type="spellStart"/>
-      <w:r>
-        <w:rPr>
-          <w:rFonts w:eastAsia="Times New Roman" w:cs="Times New Roman"/>
-          <w:sz w:val="16"/>
-          <w:szCs w:val="16"/>
-          <w:lang w:val="en-US" w:eastAsia="ru-RU"/>
-        </w:rPr>
-        <w:t>X_train</w:t>
+    </w:p>
+    <w:p>
+      <w:pPr>
+        <w:spacing w:line="240" w:lineRule="auto"/>
+        <w:rPr>
+          <w:rFonts w:eastAsia="Times New Roman" w:cs="Times New Roman"/>
+          <w:sz w:val="16"/>
+          <w:szCs w:val="16"/>
+          <w:lang w:val="en-US" w:eastAsia="ru-RU"/>
+        </w:rPr>
+      </w:pPr>
+      <w:r>
+        <w:rPr>
+          <w:rFonts w:eastAsia="Times New Roman" w:cs="Times New Roman"/>
+          <w:sz w:val="16"/>
+          <w:szCs w:val="16"/>
+          <w:lang w:val="en-US" w:eastAsia="ru-RU"/>
+        </w:rPr>
+        <w:t xml:space="preserve">        # </w:t>
+      </w:r>
+      <w:r>
+        <w:rPr>
+          <w:rFonts w:eastAsia="Times New Roman" w:cs="Times New Roman"/>
+          <w:sz w:val="16"/>
+          <w:szCs w:val="16"/>
+          <w:lang w:eastAsia="ru-RU"/>
+        </w:rPr>
+        <w:t>Полиномиальные</w:t>
+      </w:r>
+      <w:r>
+        <w:rPr>
+          <w:rFonts w:eastAsia="Times New Roman" w:cs="Times New Roman"/>
+          <w:sz w:val="16"/>
+          <w:szCs w:val="16"/>
+          <w:lang w:val="en-US" w:eastAsia="ru-RU"/>
+        </w:rPr>
+        <w:t xml:space="preserve"> </w:t>
+      </w:r>
+      <w:r>
+        <w:rPr>
+          <w:rFonts w:eastAsia="Times New Roman" w:cs="Times New Roman"/>
+          <w:sz w:val="16"/>
+          <w:szCs w:val="16"/>
+          <w:lang w:eastAsia="ru-RU"/>
+        </w:rPr>
+        <w:t>признаки</w:t>
+      </w:r>
+    </w:p>
+    <w:p>
+      <w:pPr>
+        <w:spacing w:line="240" w:lineRule="auto"/>
+        <w:rPr>
+          <w:rFonts w:eastAsia="Times New Roman" w:cs="Times New Roman"/>
+          <w:sz w:val="16"/>
+          <w:szCs w:val="16"/>
+          <w:lang w:val="en-US" w:eastAsia="ru-RU"/>
+        </w:rPr>
+      </w:pPr>
+      <w:r>
+        <w:rPr>
+          <w:rFonts w:eastAsia="Times New Roman" w:cs="Times New Roman"/>
+          <w:sz w:val="16"/>
+          <w:szCs w:val="16"/>
+          <w:lang w:val="en-US" w:eastAsia="ru-RU"/>
+        </w:rPr>
+        <w:t xml:space="preserve">        </w:t>
+      </w:r>
+      <w:proofErr w:type="spellStart"/>
+      <w:r>
+        <w:rPr>
+          <w:rFonts w:eastAsia="Times New Roman" w:cs="Times New Roman"/>
+          <w:sz w:val="16"/>
+          <w:szCs w:val="16"/>
+          <w:lang w:val="en-US" w:eastAsia="ru-RU"/>
+        </w:rPr>
+        <w:t>self.poly_features</w:t>
+      </w:r>
+      <w:proofErr w:type="spellEnd"/>
+      <w:r>
+        <w:rPr>
+          <w:rFonts w:eastAsia="Times New Roman" w:cs="Times New Roman"/>
+          <w:sz w:val="16"/>
+          <w:szCs w:val="16"/>
+          <w:lang w:val="en-US" w:eastAsia="ru-RU"/>
+        </w:rPr>
+        <w:t xml:space="preserve"> = </w:t>
+      </w:r>
+      <w:proofErr w:type="spellStart"/>
+      <w:proofErr w:type="gramStart"/>
+      <w:r>
+        <w:rPr>
+          <w:rFonts w:eastAsia="Times New Roman" w:cs="Times New Roman"/>
+          <w:sz w:val="16"/>
+          <w:szCs w:val="16"/>
+          <w:lang w:val="en-US" w:eastAsia="ru-RU"/>
+        </w:rPr>
+        <w:t>PolynomialFeatures</w:t>
+      </w:r>
+      <w:proofErr w:type="spellEnd"/>
+      <w:r>
+        <w:rPr>
+          <w:rFonts w:eastAsia="Times New Roman" w:cs="Times New Roman"/>
+          <w:sz w:val="16"/>
+          <w:szCs w:val="16"/>
+          <w:lang w:val="en-US" w:eastAsia="ru-RU"/>
+        </w:rPr>
+        <w:t>(</w:t>
+      </w:r>
+      <w:proofErr w:type="gramEnd"/>
+      <w:r>
+        <w:rPr>
+          <w:rFonts w:eastAsia="Times New Roman" w:cs="Times New Roman"/>
+          <w:sz w:val="16"/>
+          <w:szCs w:val="16"/>
+          <w:lang w:val="en-US" w:eastAsia="ru-RU"/>
+        </w:rPr>
+        <w:t xml:space="preserve">degree=degree, </w:t>
+      </w:r>
+      <w:proofErr w:type="spellStart"/>
+      <w:r>
+        <w:rPr>
+          <w:rFonts w:eastAsia="Times New Roman" w:cs="Times New Roman"/>
+          <w:sz w:val="16"/>
+          <w:szCs w:val="16"/>
+          <w:lang w:val="en-US" w:eastAsia="ru-RU"/>
+        </w:rPr>
+        <w:t>include_bias</w:t>
+      </w:r>
+      <w:proofErr w:type="spellEnd"/>
+      <w:r>
+        <w:rPr>
+          <w:rFonts w:eastAsia="Times New Roman" w:cs="Times New Roman"/>
+          <w:sz w:val="16"/>
+          <w:szCs w:val="16"/>
+          <w:lang w:val="en-US" w:eastAsia="ru-RU"/>
+        </w:rPr>
+        <w:t>=False)</w:t>
+      </w:r>
+    </w:p>
+    <w:p>
+      <w:pPr>
+        <w:spacing w:line="240" w:lineRule="auto"/>
+        <w:rPr>
+          <w:rFonts w:eastAsia="Times New Roman" w:cs="Times New Roman"/>
+          <w:sz w:val="16"/>
+          <w:szCs w:val="16"/>
+          <w:lang w:val="en-US" w:eastAsia="ru-RU"/>
+        </w:rPr>
+      </w:pPr>
+      <w:r>
+        <w:rPr>
+          <w:rFonts w:eastAsia="Times New Roman" w:cs="Times New Roman"/>
+          <w:sz w:val="16"/>
+          <w:szCs w:val="16"/>
+          <w:lang w:val="en-US" w:eastAsia="ru-RU"/>
+        </w:rPr>
+        <w:t xml:space="preserve">        </w:t>
+      </w:r>
+      <w:proofErr w:type="spellStart"/>
+      <w:r>
+        <w:rPr>
+          <w:rFonts w:eastAsia="Times New Roman" w:cs="Times New Roman"/>
+          <w:sz w:val="16"/>
+          <w:szCs w:val="16"/>
+          <w:lang w:val="en-US" w:eastAsia="ru-RU"/>
+        </w:rPr>
+        <w:t>X_train_poly</w:t>
+      </w:r>
+      <w:proofErr w:type="spellEnd"/>
+      <w:r>
+        <w:rPr>
+          <w:rFonts w:eastAsia="Times New Roman" w:cs="Times New Roman"/>
+          <w:sz w:val="16"/>
+          <w:szCs w:val="16"/>
+          <w:lang w:val="en-US" w:eastAsia="ru-RU"/>
+        </w:rPr>
+        <w:t xml:space="preserve"> = </w:t>
+      </w:r>
+      <w:proofErr w:type="spellStart"/>
+      <w:r>
+        <w:rPr>
+          <w:rFonts w:eastAsia="Times New Roman" w:cs="Times New Roman"/>
+          <w:sz w:val="16"/>
+          <w:szCs w:val="16"/>
+          <w:lang w:val="en-US" w:eastAsia="ru-RU"/>
+        </w:rPr>
+        <w:t>self.poly_features.fit_</w:t>
+      </w:r>
+      <w:proofErr w:type="gramStart"/>
+      <w:r>
+        <w:rPr>
+          <w:rFonts w:eastAsia="Times New Roman" w:cs="Times New Roman"/>
+          <w:sz w:val="16"/>
+          <w:szCs w:val="16"/>
+          <w:lang w:val="en-US" w:eastAsia="ru-RU"/>
+        </w:rPr>
+        <w:t>transform</w:t>
+      </w:r>
+      <w:proofErr w:type="spellEnd"/>
+      <w:r>
+        <w:rPr>
+          <w:rFonts w:eastAsia="Times New Roman" w:cs="Times New Roman"/>
+          <w:sz w:val="16"/>
+          <w:szCs w:val="16"/>
+          <w:lang w:val="en-US" w:eastAsia="ru-RU"/>
+        </w:rPr>
+        <w:t>(</w:t>
+      </w:r>
+      <w:proofErr w:type="spellStart"/>
+      <w:proofErr w:type="gramEnd"/>
+      <w:r>
+        <w:rPr>
+          <w:rFonts w:eastAsia="Times New Roman" w:cs="Times New Roman"/>
+          <w:sz w:val="16"/>
+          <w:szCs w:val="16"/>
+          <w:lang w:val="en-US" w:eastAsia="ru-RU"/>
+        </w:rPr>
+        <w:t>X_train_scaled</w:t>
+      </w:r>
+      <w:proofErr w:type="spellEnd"/>
+      <w:r>
+        <w:rPr>
+          <w:rFonts w:eastAsia="Times New Roman" w:cs="Times New Roman"/>
+          <w:sz w:val="16"/>
+          <w:szCs w:val="16"/>
+          <w:lang w:val="en-US" w:eastAsia="ru-RU"/>
+        </w:rPr>
+        <w:t>)</w:t>
+      </w:r>
+    </w:p>
+    <w:p>
+      <w:pPr>
+        <w:spacing w:line="240" w:lineRule="auto"/>
+        <w:rPr>
+          <w:rFonts w:eastAsia="Times New Roman" w:cs="Times New Roman"/>
+          <w:sz w:val="16"/>
+          <w:szCs w:val="16"/>
+          <w:lang w:val="en-US" w:eastAsia="ru-RU"/>
+        </w:rPr>
+      </w:pPr>
+      <w:r>
+        <w:rPr>
+          <w:rFonts w:eastAsia="Times New Roman" w:cs="Times New Roman"/>
+          <w:sz w:val="16"/>
+          <w:szCs w:val="16"/>
+          <w:lang w:val="en-US" w:eastAsia="ru-RU"/>
+        </w:rPr>
+        <w:t xml:space="preserve">        </w:t>
+      </w:r>
+      <w:proofErr w:type="spellStart"/>
+      <w:r>
+        <w:rPr>
+          <w:rFonts w:eastAsia="Times New Roman" w:cs="Times New Roman"/>
+          <w:sz w:val="16"/>
+          <w:szCs w:val="16"/>
+          <w:lang w:val="en-US" w:eastAsia="ru-RU"/>
+        </w:rPr>
+        <w:t>X_test_poly</w:t>
+      </w:r>
+      <w:proofErr w:type="spellEnd"/>
+      <w:r>
+        <w:rPr>
+          <w:rFonts w:eastAsia="Times New Roman" w:cs="Times New Roman"/>
+          <w:sz w:val="16"/>
+          <w:szCs w:val="16"/>
+          <w:lang w:val="en-US" w:eastAsia="ru-RU"/>
+        </w:rPr>
+        <w:t xml:space="preserve"> = </w:t>
+      </w:r>
+      <w:proofErr w:type="spellStart"/>
+      <w:r>
+        <w:rPr>
+          <w:rFonts w:eastAsia="Times New Roman" w:cs="Times New Roman"/>
+          <w:sz w:val="16"/>
+          <w:szCs w:val="16"/>
+          <w:lang w:val="en-US" w:eastAsia="ru-RU"/>
+        </w:rPr>
+        <w:t>self.poly_</w:t>
+      </w:r>
+      <w:proofErr w:type="gramStart"/>
+      <w:r>
+        <w:rPr>
+          <w:rFonts w:eastAsia="Times New Roman" w:cs="Times New Roman"/>
+          <w:sz w:val="16"/>
+          <w:szCs w:val="16"/>
+          <w:lang w:val="en-US" w:eastAsia="ru-RU"/>
+        </w:rPr>
+        <w:t>features.transform</w:t>
+      </w:r>
+      <w:proofErr w:type="spellEnd"/>
+      <w:r>
+        <w:rPr>
+          <w:rFonts w:eastAsia="Times New Roman" w:cs="Times New Roman"/>
+          <w:sz w:val="16"/>
+          <w:szCs w:val="16"/>
+          <w:lang w:val="en-US" w:eastAsia="ru-RU"/>
+        </w:rPr>
+        <w:t>(</w:t>
+      </w:r>
+      <w:proofErr w:type="spellStart"/>
+      <w:proofErr w:type="gramEnd"/>
+      <w:r>
+        <w:rPr>
+          <w:rFonts w:eastAsia="Times New Roman" w:cs="Times New Roman"/>
+          <w:sz w:val="16"/>
+          <w:szCs w:val="16"/>
+          <w:lang w:val="en-US" w:eastAsia="ru-RU"/>
+        </w:rPr>
+        <w:t>X_test_scaled</w:t>
+      </w:r>
+      <w:proofErr w:type="spellEnd"/>
+      <w:r>
+        <w:rPr>
+          <w:rFonts w:eastAsia="Times New Roman" w:cs="Times New Roman"/>
+          <w:sz w:val="16"/>
+          <w:szCs w:val="16"/>
+          <w:lang w:val="en-US" w:eastAsia="ru-RU"/>
+        </w:rPr>
+        <w:t>)</w:t>
+      </w:r>
+    </w:p>
+    <w:p>
+      <w:pPr>
+        <w:spacing w:line="240" w:lineRule="auto"/>
+        <w:rPr>
+          <w:rFonts w:eastAsia="Times New Roman" w:cs="Times New Roman"/>
+          <w:sz w:val="16"/>
+          <w:szCs w:val="16"/>
+          <w:lang w:val="en-US" w:eastAsia="ru-RU"/>
+        </w:rPr>
+      </w:pPr>
+      <w:r>
+        <w:rPr>
+          <w:rFonts w:eastAsia="Times New Roman" w:cs="Times New Roman"/>
+          <w:sz w:val="16"/>
+          <w:szCs w:val="16"/>
+          <w:lang w:val="en-US" w:eastAsia="ru-RU"/>
+        </w:rPr>
+        <w:t xml:space="preserve">        </w:t>
+      </w:r>
+    </w:p>
+    <w:p>
+      <w:pPr>
+        <w:spacing w:line="240" w:lineRule="auto"/>
+        <w:rPr>
+          <w:rFonts w:eastAsia="Times New Roman" w:cs="Times New Roman"/>
+          <w:sz w:val="16"/>
+          <w:szCs w:val="16"/>
+          <w:lang w:val="en-US" w:eastAsia="ru-RU"/>
+        </w:rPr>
+      </w:pPr>
+      <w:r>
+        <w:rPr>
+          <w:rFonts w:eastAsia="Times New Roman" w:cs="Times New Roman"/>
+          <w:sz w:val="16"/>
+          <w:szCs w:val="16"/>
+          <w:lang w:val="en-US" w:eastAsia="ru-RU"/>
+        </w:rPr>
+        <w:t xml:space="preserve">        # </w:t>
+      </w:r>
+      <w:r>
+        <w:rPr>
+          <w:rFonts w:eastAsia="Times New Roman" w:cs="Times New Roman"/>
+          <w:sz w:val="16"/>
+          <w:szCs w:val="16"/>
+          <w:lang w:eastAsia="ru-RU"/>
+        </w:rPr>
+        <w:t>Обучение</w:t>
+      </w:r>
+    </w:p>
+    <w:p>
+      <w:pPr>
+        <w:spacing w:line="240" w:lineRule="auto"/>
+        <w:rPr>
+          <w:rFonts w:eastAsia="Times New Roman" w:cs="Times New Roman"/>
+          <w:sz w:val="16"/>
+          <w:szCs w:val="16"/>
+          <w:lang w:val="en-US" w:eastAsia="ru-RU"/>
+        </w:rPr>
+      </w:pPr>
+      <w:r>
+        <w:rPr>
+          <w:rFonts w:eastAsia="Times New Roman" w:cs="Times New Roman"/>
+          <w:sz w:val="16"/>
+          <w:szCs w:val="16"/>
+          <w:lang w:val="en-US" w:eastAsia="ru-RU"/>
+        </w:rPr>
+        <w:t xml:space="preserve">        </w:t>
+      </w:r>
+      <w:proofErr w:type="spellStart"/>
+      <w:r>
+        <w:rPr>
+          <w:rFonts w:eastAsia="Times New Roman" w:cs="Times New Roman"/>
+          <w:sz w:val="16"/>
+          <w:szCs w:val="16"/>
+          <w:lang w:val="en-US" w:eastAsia="ru-RU"/>
+        </w:rPr>
+        <w:t>self.model</w:t>
+      </w:r>
+      <w:proofErr w:type="spellEnd"/>
+      <w:r>
+        <w:rPr>
+          <w:rFonts w:eastAsia="Times New Roman" w:cs="Times New Roman"/>
+          <w:sz w:val="16"/>
+          <w:szCs w:val="16"/>
+          <w:lang w:val="en-US" w:eastAsia="ru-RU"/>
+        </w:rPr>
+        <w:t xml:space="preserve"> = </w:t>
+      </w:r>
+      <w:proofErr w:type="spellStart"/>
+      <w:proofErr w:type="gramStart"/>
+      <w:r>
+        <w:rPr>
+          <w:rFonts w:eastAsia="Times New Roman" w:cs="Times New Roman"/>
+          <w:sz w:val="16"/>
+          <w:szCs w:val="16"/>
+          <w:lang w:val="en-US" w:eastAsia="ru-RU"/>
+        </w:rPr>
+        <w:t>LinearRegression</w:t>
+      </w:r>
+      <w:proofErr w:type="spellEnd"/>
+      <w:r>
+        <w:rPr>
+          <w:rFonts w:eastAsia="Times New Roman" w:cs="Times New Roman"/>
+          <w:sz w:val="16"/>
+          <w:szCs w:val="16"/>
+          <w:lang w:val="en-US" w:eastAsia="ru-RU"/>
+        </w:rPr>
+        <w:t>()</w:t>
+      </w:r>
+      <w:proofErr w:type="gramEnd"/>
+    </w:p>
+    <w:p>
+      <w:pPr>
+        <w:spacing w:line="240" w:lineRule="auto"/>
+        <w:rPr>
+          <w:rFonts w:eastAsia="Times New Roman" w:cs="Times New Roman"/>
+          <w:sz w:val="16"/>
+          <w:szCs w:val="16"/>
+          <w:lang w:val="en-US" w:eastAsia="ru-RU"/>
+        </w:rPr>
+      </w:pPr>
+      <w:r>
+        <w:rPr>
+          <w:rFonts w:eastAsia="Times New Roman" w:cs="Times New Roman"/>
+          <w:sz w:val="16"/>
+          <w:szCs w:val="16"/>
+          <w:lang w:val="en-US" w:eastAsia="ru-RU"/>
+        </w:rPr>
+        <w:t xml:space="preserve">        </w:t>
+      </w:r>
+      <w:proofErr w:type="spellStart"/>
+      <w:proofErr w:type="gramStart"/>
+      <w:r>
+        <w:rPr>
+          <w:rFonts w:eastAsia="Times New Roman" w:cs="Times New Roman"/>
+          <w:sz w:val="16"/>
+          <w:szCs w:val="16"/>
+          <w:lang w:val="en-US" w:eastAsia="ru-RU"/>
+        </w:rPr>
+        <w:t>self.model.fit</w:t>
+      </w:r>
+      <w:proofErr w:type="spellEnd"/>
+      <w:r>
+        <w:rPr>
+          <w:rFonts w:eastAsia="Times New Roman" w:cs="Times New Roman"/>
+          <w:sz w:val="16"/>
+          <w:szCs w:val="16"/>
+          <w:lang w:val="en-US" w:eastAsia="ru-RU"/>
+        </w:rPr>
+        <w:t>(</w:t>
+      </w:r>
+      <w:proofErr w:type="spellStart"/>
+      <w:proofErr w:type="gramEnd"/>
+      <w:r>
+        <w:rPr>
+          <w:rFonts w:eastAsia="Times New Roman" w:cs="Times New Roman"/>
+          <w:sz w:val="16"/>
+          <w:szCs w:val="16"/>
+          <w:lang w:val="en-US" w:eastAsia="ru-RU"/>
+        </w:rPr>
+        <w:t>X_train_poly</w:t>
       </w:r>
       <w:proofErr w:type="spellEnd"/>
       <w:r>
@@ -13846,55 +17137,55 @@
           <w:szCs w:val="16"/>
           <w:lang w:val="en-US" w:eastAsia="ru-RU"/>
         </w:rPr>
-        <w:t>X_test</w:t>
-      </w:r>
-      <w:proofErr w:type="spellEnd"/>
-      <w:r>
-        <w:rPr>
-          <w:rFonts w:eastAsia="Times New Roman" w:cs="Times New Roman"/>
-          <w:sz w:val="16"/>
-          <w:szCs w:val="16"/>
-          <w:lang w:val="en-US" w:eastAsia="ru-RU"/>
-        </w:rPr>
-        <w:t xml:space="preserve">, </w:t>
-      </w:r>
-      <w:proofErr w:type="spellStart"/>
-      <w:r>
-        <w:rPr>
-          <w:rFonts w:eastAsia="Times New Roman" w:cs="Times New Roman"/>
-          <w:sz w:val="16"/>
-          <w:szCs w:val="16"/>
-          <w:lang w:val="en-US" w:eastAsia="ru-RU"/>
-        </w:rPr>
-        <w:t>y_train</w:t>
-      </w:r>
-      <w:proofErr w:type="spellEnd"/>
-      <w:r>
-        <w:rPr>
-          <w:rFonts w:eastAsia="Times New Roman" w:cs="Times New Roman"/>
-          <w:sz w:val="16"/>
-          <w:szCs w:val="16"/>
-          <w:lang w:val="en-US" w:eastAsia="ru-RU"/>
-        </w:rPr>
-        <w:t xml:space="preserve">, </w:t>
-      </w:r>
-      <w:proofErr w:type="spellStart"/>
-      <w:r>
-        <w:rPr>
-          <w:rFonts w:eastAsia="Times New Roman" w:cs="Times New Roman"/>
-          <w:sz w:val="16"/>
-          <w:szCs w:val="16"/>
-          <w:lang w:val="en-US" w:eastAsia="ru-RU"/>
-        </w:rPr>
-        <w:t>y_test</w:t>
-      </w:r>
-      <w:proofErr w:type="spellEnd"/>
-      <w:r>
-        <w:rPr>
-          <w:rFonts w:eastAsia="Times New Roman" w:cs="Times New Roman"/>
-          <w:sz w:val="16"/>
-          <w:szCs w:val="16"/>
-          <w:lang w:val="en-US" w:eastAsia="ru-RU"/>
+        <w:t>self.y_train</w:t>
+      </w:r>
+      <w:proofErr w:type="spellEnd"/>
+      <w:r>
+        <w:rPr>
+          <w:rFonts w:eastAsia="Times New Roman" w:cs="Times New Roman"/>
+          <w:sz w:val="16"/>
+          <w:szCs w:val="16"/>
+          <w:lang w:val="en-US" w:eastAsia="ru-RU"/>
+        </w:rPr>
+        <w:t>)</w:t>
+      </w:r>
+    </w:p>
+    <w:p>
+      <w:pPr>
+        <w:spacing w:line="240" w:lineRule="auto"/>
+        <w:rPr>
+          <w:rFonts w:eastAsia="Times New Roman" w:cs="Times New Roman"/>
+          <w:sz w:val="16"/>
+          <w:szCs w:val="16"/>
+          <w:lang w:eastAsia="ru-RU"/>
+        </w:rPr>
+      </w:pPr>
+      <w:r>
+        <w:rPr>
+          <w:rFonts w:eastAsia="Times New Roman" w:cs="Times New Roman"/>
+          <w:sz w:val="16"/>
+          <w:szCs w:val="16"/>
+          <w:lang w:val="en-US" w:eastAsia="ru-RU"/>
+        </w:rPr>
+        <w:t xml:space="preserve">        </w:t>
+      </w:r>
+      <w:proofErr w:type="spellStart"/>
+      <w:r>
+        <w:rPr>
+          <w:rFonts w:eastAsia="Times New Roman" w:cs="Times New Roman"/>
+          <w:sz w:val="16"/>
+          <w:szCs w:val="16"/>
+          <w:lang w:eastAsia="ru-RU"/>
+        </w:rPr>
+        <w:t>self.is_polynomial</w:t>
+      </w:r>
+      <w:proofErr w:type="spellEnd"/>
+      <w:r>
+        <w:rPr>
+          <w:rFonts w:eastAsia="Times New Roman" w:cs="Times New Roman"/>
+          <w:sz w:val="16"/>
+          <w:szCs w:val="16"/>
+          <w:lang w:eastAsia="ru-RU"/>
         </w:rPr>
         <w:t xml:space="preserve"> = </w:t>
       </w:r>
@@ -13904,275 +17195,28 @@
           <w:rFonts w:eastAsia="Times New Roman" w:cs="Times New Roman"/>
           <w:sz w:val="16"/>
           <w:szCs w:val="16"/>
-          <w:lang w:val="en-US" w:eastAsia="ru-RU"/>
-        </w:rPr>
-        <w:t>train_test_</w:t>
-      </w:r>
-      <w:proofErr w:type="gramStart"/>
-      <w:r>
-        <w:rPr>
-          <w:rFonts w:eastAsia="Times New Roman" w:cs="Times New Roman"/>
-          <w:sz w:val="16"/>
-          <w:szCs w:val="16"/>
-          <w:lang w:val="en-US" w:eastAsia="ru-RU"/>
-        </w:rPr>
-        <w:t>split</w:t>
-      </w:r>
-      <w:proofErr w:type="spellEnd"/>
-      <w:r>
-        <w:rPr>
-          <w:rFonts w:eastAsia="Times New Roman" w:cs="Times New Roman"/>
-          <w:sz w:val="16"/>
-          <w:szCs w:val="16"/>
-          <w:lang w:val="en-US" w:eastAsia="ru-RU"/>
-        </w:rPr>
-        <w:t>(</w:t>
-      </w:r>
-      <w:proofErr w:type="gramEnd"/>
-    </w:p>
-    <w:p>
-      <w:pPr>
-        <w:spacing w:line="240" w:lineRule="auto"/>
-        <w:rPr>
-          <w:rFonts w:eastAsia="Times New Roman" w:cs="Times New Roman"/>
-          <w:sz w:val="16"/>
-          <w:szCs w:val="16"/>
-          <w:lang w:val="en-US" w:eastAsia="ru-RU"/>
-        </w:rPr>
-      </w:pPr>
-      <w:r>
-        <w:rPr>
-          <w:rFonts w:eastAsia="Times New Roman" w:cs="Times New Roman"/>
-          <w:sz w:val="16"/>
-          <w:szCs w:val="16"/>
-          <w:lang w:val="en-US" w:eastAsia="ru-RU"/>
-        </w:rPr>
-        <w:t xml:space="preserve">            X, y, </w:t>
-      </w:r>
-    </w:p>
-    <w:p>
-      <w:pPr>
-        <w:spacing w:line="240" w:lineRule="auto"/>
-        <w:rPr>
-          <w:rFonts w:eastAsia="Times New Roman" w:cs="Times New Roman"/>
-          <w:sz w:val="16"/>
-          <w:szCs w:val="16"/>
-          <w:lang w:val="en-US" w:eastAsia="ru-RU"/>
-        </w:rPr>
-      </w:pPr>
-      <w:r>
-        <w:rPr>
-          <w:rFonts w:eastAsia="Times New Roman" w:cs="Times New Roman"/>
-          <w:sz w:val="16"/>
-          <w:szCs w:val="16"/>
-          <w:lang w:val="en-US" w:eastAsia="ru-RU"/>
-        </w:rPr>
-        <w:t xml:space="preserve">            </w:t>
-      </w:r>
-      <w:proofErr w:type="spellStart"/>
-      <w:r>
-        <w:rPr>
-          <w:rFonts w:eastAsia="Times New Roman" w:cs="Times New Roman"/>
-          <w:sz w:val="16"/>
-          <w:szCs w:val="16"/>
-          <w:lang w:val="en-US" w:eastAsia="ru-RU"/>
-        </w:rPr>
-        <w:t>test_size</w:t>
-      </w:r>
-      <w:proofErr w:type="spellEnd"/>
-      <w:r>
-        <w:rPr>
-          <w:rFonts w:eastAsia="Times New Roman" w:cs="Times New Roman"/>
-          <w:sz w:val="16"/>
-          <w:szCs w:val="16"/>
-          <w:lang w:val="en-US" w:eastAsia="ru-RU"/>
-        </w:rPr>
-        <w:t>=</w:t>
-      </w:r>
-      <w:proofErr w:type="spellStart"/>
-      <w:r>
-        <w:rPr>
-          <w:rFonts w:eastAsia="Times New Roman" w:cs="Times New Roman"/>
-          <w:sz w:val="16"/>
-          <w:szCs w:val="16"/>
-          <w:lang w:val="en-US" w:eastAsia="ru-RU"/>
-        </w:rPr>
-        <w:t>self.test_size</w:t>
-      </w:r>
-      <w:proofErr w:type="spellEnd"/>
-      <w:r>
-        <w:rPr>
-          <w:rFonts w:eastAsia="Times New Roman" w:cs="Times New Roman"/>
-          <w:sz w:val="16"/>
-          <w:szCs w:val="16"/>
-          <w:lang w:val="en-US" w:eastAsia="ru-RU"/>
-        </w:rPr>
-        <w:t xml:space="preserve">, </w:t>
-      </w:r>
-    </w:p>
-    <w:p>
-      <w:pPr>
-        <w:spacing w:line="240" w:lineRule="auto"/>
-        <w:rPr>
-          <w:rFonts w:eastAsia="Times New Roman" w:cs="Times New Roman"/>
-          <w:sz w:val="16"/>
-          <w:szCs w:val="16"/>
-          <w:lang w:val="en-US" w:eastAsia="ru-RU"/>
-        </w:rPr>
-      </w:pPr>
-      <w:r>
-        <w:rPr>
-          <w:rFonts w:eastAsia="Times New Roman" w:cs="Times New Roman"/>
-          <w:sz w:val="16"/>
-          <w:szCs w:val="16"/>
-          <w:lang w:val="en-US" w:eastAsia="ru-RU"/>
-        </w:rPr>
-        <w:t xml:space="preserve">            </w:t>
-      </w:r>
-      <w:proofErr w:type="spellStart"/>
-      <w:r>
-        <w:rPr>
-          <w:rFonts w:eastAsia="Times New Roman" w:cs="Times New Roman"/>
-          <w:sz w:val="16"/>
-          <w:szCs w:val="16"/>
-          <w:lang w:val="en-US" w:eastAsia="ru-RU"/>
-        </w:rPr>
-        <w:t>random_state</w:t>
-      </w:r>
-      <w:proofErr w:type="spellEnd"/>
-      <w:r>
-        <w:rPr>
-          <w:rFonts w:eastAsia="Times New Roman" w:cs="Times New Roman"/>
-          <w:sz w:val="16"/>
-          <w:szCs w:val="16"/>
-          <w:lang w:val="en-US" w:eastAsia="ru-RU"/>
-        </w:rPr>
-        <w:t>=</w:t>
-      </w:r>
-      <w:proofErr w:type="spellStart"/>
-      <w:r>
-        <w:rPr>
-          <w:rFonts w:eastAsia="Times New Roman" w:cs="Times New Roman"/>
-          <w:sz w:val="16"/>
-          <w:szCs w:val="16"/>
-          <w:lang w:val="en-US" w:eastAsia="ru-RU"/>
-        </w:rPr>
-        <w:t>self.random_state</w:t>
-      </w:r>
-      <w:proofErr w:type="spellEnd"/>
-      <w:r>
-        <w:rPr>
-          <w:rFonts w:eastAsia="Times New Roman" w:cs="Times New Roman"/>
-          <w:sz w:val="16"/>
-          <w:szCs w:val="16"/>
-          <w:lang w:val="en-US" w:eastAsia="ru-RU"/>
-        </w:rPr>
-        <w:t>,</w:t>
-      </w:r>
-    </w:p>
-    <w:p>
-      <w:pPr>
-        <w:spacing w:line="240" w:lineRule="auto"/>
-        <w:rPr>
-          <w:rFonts w:eastAsia="Times New Roman" w:cs="Times New Roman"/>
-          <w:sz w:val="16"/>
-          <w:szCs w:val="16"/>
-          <w:lang w:val="en-US" w:eastAsia="ru-RU"/>
-        </w:rPr>
-      </w:pPr>
-      <w:r>
-        <w:rPr>
-          <w:rFonts w:eastAsia="Times New Roman" w:cs="Times New Roman"/>
-          <w:sz w:val="16"/>
-          <w:szCs w:val="16"/>
-          <w:lang w:val="en-US" w:eastAsia="ru-RU"/>
-        </w:rPr>
-        <w:t xml:space="preserve">            </w:t>
-      </w:r>
-      <w:proofErr w:type="gramStart"/>
-      <w:r>
-        <w:rPr>
-          <w:rFonts w:eastAsia="Times New Roman" w:cs="Times New Roman"/>
-          <w:sz w:val="16"/>
-          <w:szCs w:val="16"/>
-          <w:lang w:val="en-US" w:eastAsia="ru-RU"/>
-        </w:rPr>
-        <w:t>shuffle=</w:t>
-      </w:r>
-      <w:proofErr w:type="gramEnd"/>
-      <w:r>
-        <w:rPr>
-          <w:rFonts w:eastAsia="Times New Roman" w:cs="Times New Roman"/>
-          <w:sz w:val="16"/>
-          <w:szCs w:val="16"/>
-          <w:lang w:val="en-US" w:eastAsia="ru-RU"/>
-        </w:rPr>
-        <w:t xml:space="preserve">True  # </w:t>
-      </w:r>
-      <w:r>
-        <w:rPr>
-          <w:rFonts w:eastAsia="Times New Roman" w:cs="Times New Roman"/>
-          <w:sz w:val="16"/>
-          <w:szCs w:val="16"/>
-          <w:lang w:eastAsia="ru-RU"/>
-        </w:rPr>
-        <w:t>перемешиваем</w:t>
-      </w:r>
-      <w:r>
-        <w:rPr>
-          <w:rFonts w:eastAsia="Times New Roman" w:cs="Times New Roman"/>
-          <w:sz w:val="16"/>
-          <w:szCs w:val="16"/>
-          <w:lang w:val="en-US" w:eastAsia="ru-RU"/>
-        </w:rPr>
-        <w:t xml:space="preserve"> </w:t>
-      </w:r>
-      <w:r>
-        <w:rPr>
-          <w:rFonts w:eastAsia="Times New Roman" w:cs="Times New Roman"/>
-          <w:sz w:val="16"/>
-          <w:szCs w:val="16"/>
-          <w:lang w:eastAsia="ru-RU"/>
-        </w:rPr>
-        <w:t>данные</w:t>
-      </w:r>
-    </w:p>
-    <w:p>
-      <w:pPr>
-        <w:spacing w:line="240" w:lineRule="auto"/>
-        <w:rPr>
-          <w:rFonts w:eastAsia="Times New Roman" w:cs="Times New Roman"/>
-          <w:sz w:val="16"/>
-          <w:szCs w:val="16"/>
-          <w:lang w:val="en-US" w:eastAsia="ru-RU"/>
-        </w:rPr>
-      </w:pPr>
-      <w:r>
-        <w:rPr>
-          <w:rFonts w:eastAsia="Times New Roman" w:cs="Times New Roman"/>
-          <w:sz w:val="16"/>
-          <w:szCs w:val="16"/>
-          <w:lang w:val="en-US" w:eastAsia="ru-RU"/>
-        </w:rPr>
-        <w:t>        )</w:t>
-      </w:r>
-    </w:p>
-    <w:p>
-      <w:pPr>
-        <w:spacing w:line="240" w:lineRule="auto"/>
-        <w:rPr>
-          <w:rFonts w:eastAsia="Times New Roman" w:cs="Times New Roman"/>
-          <w:sz w:val="16"/>
-          <w:szCs w:val="16"/>
-          <w:lang w:val="en-US" w:eastAsia="ru-RU"/>
-        </w:rPr>
-      </w:pPr>
-      <w:r>
-        <w:rPr>
-          <w:rFonts w:eastAsia="Times New Roman" w:cs="Times New Roman"/>
-          <w:sz w:val="16"/>
-          <w:szCs w:val="16"/>
-          <w:lang w:val="en-US" w:eastAsia="ru-RU"/>
+          <w:lang w:eastAsia="ru-RU"/>
+        </w:rPr>
+        <w:t>True</w:t>
+      </w:r>
+      <w:proofErr w:type="spellEnd"/>
+    </w:p>
+    <w:p>
+      <w:pPr>
+        <w:spacing w:line="240" w:lineRule="auto"/>
+        <w:rPr>
+          <w:rFonts w:eastAsia="Times New Roman" w:cs="Times New Roman"/>
+          <w:sz w:val="16"/>
+          <w:szCs w:val="16"/>
+          <w:lang w:eastAsia="ru-RU"/>
+        </w:rPr>
+      </w:pPr>
+      <w:r>
+        <w:rPr>
+          <w:rFonts w:eastAsia="Times New Roman" w:cs="Times New Roman"/>
+          <w:sz w:val="16"/>
+          <w:szCs w:val="16"/>
+          <w:lang w:eastAsia="ru-RU"/>
         </w:rPr>
         <w:t xml:space="preserve">        </w:t>
       </w:r>
@@ -14184,73 +17228,26 @@
           <w:rFonts w:eastAsia="Times New Roman" w:cs="Times New Roman"/>
           <w:sz w:val="16"/>
           <w:szCs w:val="16"/>
-          <w:lang w:val="en-US" w:eastAsia="ru-RU"/>
-        </w:rPr>
-      </w:pPr>
-      <w:r>
-        <w:rPr>
-          <w:rFonts w:eastAsia="Times New Roman" w:cs="Times New Roman"/>
-          <w:sz w:val="16"/>
-          <w:szCs w:val="16"/>
-          <w:lang w:val="en-US" w:eastAsia="ru-RU"/>
-        </w:rPr>
-        <w:t xml:space="preserve">        </w:t>
-      </w:r>
-      <w:proofErr w:type="gramStart"/>
-      <w:r>
-        <w:rPr>
-          <w:rFonts w:eastAsia="Times New Roman" w:cs="Times New Roman"/>
-          <w:sz w:val="16"/>
-          <w:szCs w:val="16"/>
-          <w:lang w:val="en-US" w:eastAsia="ru-RU"/>
-        </w:rPr>
-        <w:t>print(</w:t>
-      </w:r>
-      <w:proofErr w:type="gramEnd"/>
-      <w:r>
-        <w:rPr>
-          <w:rFonts w:eastAsia="Times New Roman" w:cs="Times New Roman"/>
-          <w:sz w:val="16"/>
-          <w:szCs w:val="16"/>
-          <w:lang w:val="en-US" w:eastAsia="ru-RU"/>
-        </w:rPr>
-        <w:t>f"</w:t>
-      </w:r>
-      <w:r>
-        <w:rPr>
-          <w:rFonts w:ascii="Segoe UI Symbol" w:eastAsia="Times New Roman" w:hAnsi="Segoe UI Symbol" w:cs="Segoe UI Symbol"/>
-          <w:sz w:val="16"/>
-          <w:szCs w:val="16"/>
-          <w:lang w:eastAsia="ru-RU"/>
-        </w:rPr>
-        <w:t>📊</w:t>
-      </w:r>
-      <w:r>
-        <w:rPr>
-          <w:rFonts w:eastAsia="Times New Roman" w:cs="Times New Roman"/>
-          <w:sz w:val="16"/>
-          <w:szCs w:val="16"/>
-          <w:lang w:val="en-US" w:eastAsia="ru-RU"/>
-        </w:rPr>
-        <w:t xml:space="preserve"> </w:t>
-      </w:r>
-      <w:r>
-        <w:rPr>
-          <w:rFonts w:eastAsia="Times New Roman" w:cs="Times New Roman"/>
-          <w:sz w:val="16"/>
-          <w:szCs w:val="16"/>
-          <w:lang w:eastAsia="ru-RU"/>
-        </w:rPr>
-        <w:t>Разделение</w:t>
-      </w:r>
-      <w:r>
-        <w:rPr>
-          <w:rFonts w:eastAsia="Times New Roman" w:cs="Times New Roman"/>
-          <w:sz w:val="16"/>
-          <w:szCs w:val="16"/>
-          <w:lang w:val="en-US" w:eastAsia="ru-RU"/>
-        </w:rPr>
-        <w:t xml:space="preserve"> </w:t>
+          <w:lang w:eastAsia="ru-RU"/>
+        </w:rPr>
+      </w:pPr>
+      <w:r>
+        <w:rPr>
+          <w:rFonts w:eastAsia="Times New Roman" w:cs="Times New Roman"/>
+          <w:sz w:val="16"/>
+          <w:szCs w:val="16"/>
+          <w:lang w:eastAsia="ru-RU"/>
+        </w:rPr>
+        <w:t xml:space="preserve">        # Оценка на </w:t>
+      </w:r>
+      <w:r>
+        <w:rPr>
+          <w:rFonts w:eastAsia="Times New Roman" w:cs="Times New Roman"/>
+          <w:sz w:val="16"/>
+          <w:szCs w:val="16"/>
+          <w:lang w:eastAsia="ru-RU"/>
+        </w:rPr>
+        <w:t xml:space="preserve">тест </w:t>
       </w:r>
       <w:r>
         <w:rPr>
@@ -14260,2284 +17257,6 @@
           <w:lang w:eastAsia="ru-RU"/>
         </w:rPr>
         <w:t>данных</w:t>
-      </w:r>
-      <w:r>
-        <w:rPr>
-          <w:rFonts w:eastAsia="Times New Roman" w:cs="Times New Roman"/>
-          <w:sz w:val="16"/>
-          <w:szCs w:val="16"/>
-          <w:lang w:val="en-US" w:eastAsia="ru-RU"/>
-        </w:rPr>
-        <w:t xml:space="preserve">: </w:t>
-      </w:r>
-      <w:r>
-        <w:rPr>
-          <w:rFonts w:eastAsia="Times New Roman" w:cs="Times New Roman"/>
-          <w:sz w:val="16"/>
-          <w:szCs w:val="16"/>
-          <w:lang w:eastAsia="ru-RU"/>
-        </w:rPr>
-        <w:t>обучение</w:t>
-      </w:r>
-      <w:r>
-        <w:rPr>
-          <w:rFonts w:eastAsia="Times New Roman" w:cs="Times New Roman"/>
-          <w:sz w:val="16"/>
-          <w:szCs w:val="16"/>
-          <w:lang w:val="en-US" w:eastAsia="ru-RU"/>
-        </w:rPr>
-        <w:t xml:space="preserve"> {</w:t>
-      </w:r>
-      <w:proofErr w:type="spellStart"/>
-      <w:r>
-        <w:rPr>
-          <w:rFonts w:eastAsia="Times New Roman" w:cs="Times New Roman"/>
-          <w:sz w:val="16"/>
-          <w:szCs w:val="16"/>
-          <w:lang w:val="en-US" w:eastAsia="ru-RU"/>
-        </w:rPr>
-        <w:t>len</w:t>
-      </w:r>
-      <w:proofErr w:type="spellEnd"/>
-      <w:r>
-        <w:rPr>
-          <w:rFonts w:eastAsia="Times New Roman" w:cs="Times New Roman"/>
-          <w:sz w:val="16"/>
-          <w:szCs w:val="16"/>
-          <w:lang w:val="en-US" w:eastAsia="ru-RU"/>
-        </w:rPr>
-        <w:t>(</w:t>
-      </w:r>
-      <w:proofErr w:type="spellStart"/>
-      <w:r>
-        <w:rPr>
-          <w:rFonts w:eastAsia="Times New Roman" w:cs="Times New Roman"/>
-          <w:sz w:val="16"/>
-          <w:szCs w:val="16"/>
-          <w:lang w:val="en-US" w:eastAsia="ru-RU"/>
-        </w:rPr>
-        <w:t>X_train</w:t>
-      </w:r>
-      <w:proofErr w:type="spellEnd"/>
-      <w:r>
-        <w:rPr>
-          <w:rFonts w:eastAsia="Times New Roman" w:cs="Times New Roman"/>
-          <w:sz w:val="16"/>
-          <w:szCs w:val="16"/>
-          <w:lang w:val="en-US" w:eastAsia="ru-RU"/>
-        </w:rPr>
-        <w:t xml:space="preserve">)} </w:t>
-      </w:r>
-      <w:r>
-        <w:rPr>
-          <w:rFonts w:eastAsia="Times New Roman" w:cs="Times New Roman"/>
-          <w:sz w:val="16"/>
-          <w:szCs w:val="16"/>
-          <w:lang w:eastAsia="ru-RU"/>
-        </w:rPr>
-        <w:t>записей</w:t>
-      </w:r>
-      <w:r>
-        <w:rPr>
-          <w:rFonts w:eastAsia="Times New Roman" w:cs="Times New Roman"/>
-          <w:sz w:val="16"/>
-          <w:szCs w:val="16"/>
-          <w:lang w:val="en-US" w:eastAsia="ru-RU"/>
-        </w:rPr>
-        <w:t xml:space="preserve">, </w:t>
-      </w:r>
-      <w:r>
-        <w:rPr>
-          <w:rFonts w:eastAsia="Times New Roman" w:cs="Times New Roman"/>
-          <w:sz w:val="16"/>
-          <w:szCs w:val="16"/>
-          <w:lang w:eastAsia="ru-RU"/>
-        </w:rPr>
-        <w:t>тест</w:t>
-      </w:r>
-      <w:r>
-        <w:rPr>
-          <w:rFonts w:eastAsia="Times New Roman" w:cs="Times New Roman"/>
-          <w:sz w:val="16"/>
-          <w:szCs w:val="16"/>
-          <w:lang w:val="en-US" w:eastAsia="ru-RU"/>
-        </w:rPr>
-        <w:t xml:space="preserve"> {</w:t>
-      </w:r>
-      <w:proofErr w:type="spellStart"/>
-      <w:r>
-        <w:rPr>
-          <w:rFonts w:eastAsia="Times New Roman" w:cs="Times New Roman"/>
-          <w:sz w:val="16"/>
-          <w:szCs w:val="16"/>
-          <w:lang w:val="en-US" w:eastAsia="ru-RU"/>
-        </w:rPr>
-        <w:t>len</w:t>
-      </w:r>
-      <w:proofErr w:type="spellEnd"/>
-      <w:r>
-        <w:rPr>
-          <w:rFonts w:eastAsia="Times New Roman" w:cs="Times New Roman"/>
-          <w:sz w:val="16"/>
-          <w:szCs w:val="16"/>
-          <w:lang w:val="en-US" w:eastAsia="ru-RU"/>
-        </w:rPr>
-        <w:t>(</w:t>
-      </w:r>
-      <w:proofErr w:type="spellStart"/>
-      <w:r>
-        <w:rPr>
-          <w:rFonts w:eastAsia="Times New Roman" w:cs="Times New Roman"/>
-          <w:sz w:val="16"/>
-          <w:szCs w:val="16"/>
-          <w:lang w:val="en-US" w:eastAsia="ru-RU"/>
-        </w:rPr>
-        <w:t>X_test</w:t>
-      </w:r>
-      <w:proofErr w:type="spellEnd"/>
-      <w:r>
-        <w:rPr>
-          <w:rFonts w:eastAsia="Times New Roman" w:cs="Times New Roman"/>
-          <w:sz w:val="16"/>
-          <w:szCs w:val="16"/>
-          <w:lang w:val="en-US" w:eastAsia="ru-RU"/>
-        </w:rPr>
-        <w:t xml:space="preserve">)} </w:t>
-      </w:r>
-      <w:r>
-        <w:rPr>
-          <w:rFonts w:eastAsia="Times New Roman" w:cs="Times New Roman"/>
-          <w:sz w:val="16"/>
-          <w:szCs w:val="16"/>
-          <w:lang w:eastAsia="ru-RU"/>
-        </w:rPr>
-        <w:t>записей</w:t>
-      </w:r>
-      <w:r>
-        <w:rPr>
-          <w:rFonts w:eastAsia="Times New Roman" w:cs="Times New Roman"/>
-          <w:sz w:val="16"/>
-          <w:szCs w:val="16"/>
-          <w:lang w:val="en-US" w:eastAsia="ru-RU"/>
-        </w:rPr>
-        <w:t>")</w:t>
-      </w:r>
-    </w:p>
-    <w:p>
-      <w:pPr>
-        <w:spacing w:line="240" w:lineRule="auto"/>
-        <w:rPr>
-          <w:rFonts w:eastAsia="Times New Roman" w:cs="Times New Roman"/>
-          <w:sz w:val="16"/>
-          <w:szCs w:val="16"/>
-          <w:lang w:val="en-US" w:eastAsia="ru-RU"/>
-        </w:rPr>
-      </w:pPr>
-      <w:r>
-        <w:rPr>
-          <w:rFonts w:eastAsia="Times New Roman" w:cs="Times New Roman"/>
-          <w:sz w:val="16"/>
-          <w:szCs w:val="16"/>
-          <w:lang w:val="en-US" w:eastAsia="ru-RU"/>
-        </w:rPr>
-        <w:t xml:space="preserve">        </w:t>
-      </w:r>
-      <w:proofErr w:type="gramStart"/>
-      <w:r>
-        <w:rPr>
-          <w:rFonts w:eastAsia="Times New Roman" w:cs="Times New Roman"/>
-          <w:sz w:val="16"/>
-          <w:szCs w:val="16"/>
-          <w:lang w:val="en-US" w:eastAsia="ru-RU"/>
-        </w:rPr>
-        <w:t>return</w:t>
-      </w:r>
-      <w:proofErr w:type="gramEnd"/>
-      <w:r>
-        <w:rPr>
-          <w:rFonts w:eastAsia="Times New Roman" w:cs="Times New Roman"/>
-          <w:sz w:val="16"/>
-          <w:szCs w:val="16"/>
-          <w:lang w:val="en-US" w:eastAsia="ru-RU"/>
-        </w:rPr>
-        <w:t xml:space="preserve"> </w:t>
-      </w:r>
-      <w:proofErr w:type="spellStart"/>
-      <w:r>
-        <w:rPr>
-          <w:rFonts w:eastAsia="Times New Roman" w:cs="Times New Roman"/>
-          <w:sz w:val="16"/>
-          <w:szCs w:val="16"/>
-          <w:lang w:val="en-US" w:eastAsia="ru-RU"/>
-        </w:rPr>
-        <w:t>X_train</w:t>
-      </w:r>
-      <w:proofErr w:type="spellEnd"/>
-      <w:r>
-        <w:rPr>
-          <w:rFonts w:eastAsia="Times New Roman" w:cs="Times New Roman"/>
-          <w:sz w:val="16"/>
-          <w:szCs w:val="16"/>
-          <w:lang w:val="en-US" w:eastAsia="ru-RU"/>
-        </w:rPr>
-        <w:t xml:space="preserve">, </w:t>
-      </w:r>
-      <w:proofErr w:type="spellStart"/>
-      <w:r>
-        <w:rPr>
-          <w:rFonts w:eastAsia="Times New Roman" w:cs="Times New Roman"/>
-          <w:sz w:val="16"/>
-          <w:szCs w:val="16"/>
-          <w:lang w:val="en-US" w:eastAsia="ru-RU"/>
-        </w:rPr>
-        <w:t>X_test</w:t>
-      </w:r>
-      <w:proofErr w:type="spellEnd"/>
-      <w:r>
-        <w:rPr>
-          <w:rFonts w:eastAsia="Times New Roman" w:cs="Times New Roman"/>
-          <w:sz w:val="16"/>
-          <w:szCs w:val="16"/>
-          <w:lang w:val="en-US" w:eastAsia="ru-RU"/>
-        </w:rPr>
-        <w:t xml:space="preserve">, </w:t>
-      </w:r>
-      <w:proofErr w:type="spellStart"/>
-      <w:r>
-        <w:rPr>
-          <w:rFonts w:eastAsia="Times New Roman" w:cs="Times New Roman"/>
-          <w:sz w:val="16"/>
-          <w:szCs w:val="16"/>
-          <w:lang w:val="en-US" w:eastAsia="ru-RU"/>
-        </w:rPr>
-        <w:t>y_train</w:t>
-      </w:r>
-      <w:proofErr w:type="spellEnd"/>
-      <w:r>
-        <w:rPr>
-          <w:rFonts w:eastAsia="Times New Roman" w:cs="Times New Roman"/>
-          <w:sz w:val="16"/>
-          <w:szCs w:val="16"/>
-          <w:lang w:val="en-US" w:eastAsia="ru-RU"/>
-        </w:rPr>
-        <w:t xml:space="preserve">, </w:t>
-      </w:r>
-      <w:proofErr w:type="spellStart"/>
-      <w:r>
-        <w:rPr>
-          <w:rFonts w:eastAsia="Times New Roman" w:cs="Times New Roman"/>
-          <w:sz w:val="16"/>
-          <w:szCs w:val="16"/>
-          <w:lang w:val="en-US" w:eastAsia="ru-RU"/>
-        </w:rPr>
-        <w:t>y_test</w:t>
-      </w:r>
-      <w:proofErr w:type="spellEnd"/>
-    </w:p>
-    <w:p>
-      <w:pPr>
-        <w:spacing w:line="240" w:lineRule="auto"/>
-        <w:rPr>
-          <w:rFonts w:eastAsia="Times New Roman" w:cs="Times New Roman"/>
-          <w:sz w:val="16"/>
-          <w:szCs w:val="16"/>
-          <w:lang w:val="en-US" w:eastAsia="ru-RU"/>
-        </w:rPr>
-      </w:pPr>
-      <w:r>
-        <w:rPr>
-          <w:rFonts w:eastAsia="Times New Roman" w:cs="Times New Roman"/>
-          <w:sz w:val="16"/>
-          <w:szCs w:val="16"/>
-          <w:lang w:val="en-US" w:eastAsia="ru-RU"/>
-        </w:rPr>
-        <w:t xml:space="preserve">    </w:t>
-      </w:r>
-    </w:p>
-    <w:p>
-      <w:pPr>
-        <w:spacing w:line="240" w:lineRule="auto"/>
-        <w:rPr>
-          <w:rFonts w:eastAsia="Times New Roman" w:cs="Times New Roman"/>
-          <w:sz w:val="16"/>
-          <w:szCs w:val="16"/>
-          <w:lang w:eastAsia="ru-RU"/>
-        </w:rPr>
-      </w:pPr>
-      <w:r>
-        <w:rPr>
-          <w:rFonts w:eastAsia="Times New Roman" w:cs="Times New Roman"/>
-          <w:sz w:val="16"/>
-          <w:szCs w:val="16"/>
-          <w:lang w:val="en-US" w:eastAsia="ru-RU"/>
-        </w:rPr>
-        <w:t xml:space="preserve">    </w:t>
-      </w:r>
-      <w:proofErr w:type="spellStart"/>
-      <w:r>
-        <w:rPr>
-          <w:rFonts w:eastAsia="Times New Roman" w:cs="Times New Roman"/>
-          <w:sz w:val="16"/>
-          <w:szCs w:val="16"/>
-          <w:lang w:eastAsia="ru-RU"/>
-        </w:rPr>
-        <w:t>def</w:t>
-      </w:r>
-      <w:proofErr w:type="spellEnd"/>
-      <w:r>
-        <w:rPr>
-          <w:rFonts w:eastAsia="Times New Roman" w:cs="Times New Roman"/>
-          <w:sz w:val="16"/>
-          <w:szCs w:val="16"/>
-          <w:lang w:eastAsia="ru-RU"/>
-        </w:rPr>
-        <w:t xml:space="preserve"> </w:t>
-      </w:r>
-      <w:proofErr w:type="spellStart"/>
-      <w:r>
-        <w:rPr>
-          <w:rFonts w:eastAsia="Times New Roman" w:cs="Times New Roman"/>
-          <w:sz w:val="16"/>
-          <w:szCs w:val="16"/>
-          <w:lang w:eastAsia="ru-RU"/>
-        </w:rPr>
-        <w:t>train_linear</w:t>
-      </w:r>
-      <w:proofErr w:type="spellEnd"/>
-      <w:r>
-        <w:rPr>
-          <w:rFonts w:eastAsia="Times New Roman" w:cs="Times New Roman"/>
-          <w:sz w:val="16"/>
-          <w:szCs w:val="16"/>
-          <w:lang w:eastAsia="ru-RU"/>
-        </w:rPr>
-        <w:t>(</w:t>
-      </w:r>
-      <w:proofErr w:type="spellStart"/>
-      <w:r>
-        <w:rPr>
-          <w:rFonts w:eastAsia="Times New Roman" w:cs="Times New Roman"/>
-          <w:sz w:val="16"/>
-          <w:szCs w:val="16"/>
-          <w:lang w:eastAsia="ru-RU"/>
-        </w:rPr>
-        <w:t>self</w:t>
-      </w:r>
-      <w:proofErr w:type="spellEnd"/>
-      <w:r>
-        <w:rPr>
-          <w:rFonts w:eastAsia="Times New Roman" w:cs="Times New Roman"/>
-          <w:sz w:val="16"/>
-          <w:szCs w:val="16"/>
-          <w:lang w:eastAsia="ru-RU"/>
-        </w:rPr>
-        <w:t>):</w:t>
-      </w:r>
-    </w:p>
-    <w:p>
-      <w:pPr>
-        <w:spacing w:line="240" w:lineRule="auto"/>
-        <w:rPr>
-          <w:rFonts w:eastAsia="Times New Roman" w:cs="Times New Roman"/>
-          <w:sz w:val="16"/>
-          <w:szCs w:val="16"/>
-          <w:lang w:eastAsia="ru-RU"/>
-        </w:rPr>
-      </w:pPr>
-      <w:r>
-        <w:rPr>
-          <w:rFonts w:eastAsia="Times New Roman" w:cs="Times New Roman"/>
-          <w:sz w:val="16"/>
-          <w:szCs w:val="16"/>
-          <w:lang w:eastAsia="ru-RU"/>
-        </w:rPr>
-        <w:t>        """Обучение линейной регрессии на ТРЕНИРОВОЧНЫХ данных"""</w:t>
-      </w:r>
-    </w:p>
-    <w:p>
-      <w:pPr>
-        <w:spacing w:line="240" w:lineRule="auto"/>
-        <w:rPr>
-          <w:rFonts w:eastAsia="Times New Roman" w:cs="Times New Roman"/>
-          <w:sz w:val="16"/>
-          <w:szCs w:val="16"/>
-          <w:lang w:val="en-US" w:eastAsia="ru-RU"/>
-        </w:rPr>
-      </w:pPr>
-      <w:r>
-        <w:rPr>
-          <w:rFonts w:eastAsia="Times New Roman" w:cs="Times New Roman"/>
-          <w:sz w:val="16"/>
-          <w:szCs w:val="16"/>
-          <w:lang w:eastAsia="ru-RU"/>
-        </w:rPr>
-        <w:t xml:space="preserve">        </w:t>
-      </w:r>
-      <w:proofErr w:type="spellStart"/>
-      <w:r>
-        <w:rPr>
-          <w:rFonts w:eastAsia="Times New Roman" w:cs="Times New Roman"/>
-          <w:sz w:val="16"/>
-          <w:szCs w:val="16"/>
-          <w:lang w:val="en-US" w:eastAsia="ru-RU"/>
-        </w:rPr>
-        <w:t>self.model</w:t>
-      </w:r>
-      <w:proofErr w:type="spellEnd"/>
-      <w:r>
-        <w:rPr>
-          <w:rFonts w:eastAsia="Times New Roman" w:cs="Times New Roman"/>
-          <w:sz w:val="16"/>
-          <w:szCs w:val="16"/>
-          <w:lang w:val="en-US" w:eastAsia="ru-RU"/>
-        </w:rPr>
-        <w:t xml:space="preserve"> = </w:t>
-      </w:r>
-      <w:proofErr w:type="spellStart"/>
-      <w:proofErr w:type="gramStart"/>
-      <w:r>
-        <w:rPr>
-          <w:rFonts w:eastAsia="Times New Roman" w:cs="Times New Roman"/>
-          <w:sz w:val="16"/>
-          <w:szCs w:val="16"/>
-          <w:lang w:val="en-US" w:eastAsia="ru-RU"/>
-        </w:rPr>
-        <w:t>LinearRegression</w:t>
-      </w:r>
-      <w:proofErr w:type="spellEnd"/>
-      <w:r>
-        <w:rPr>
-          <w:rFonts w:eastAsia="Times New Roman" w:cs="Times New Roman"/>
-          <w:sz w:val="16"/>
-          <w:szCs w:val="16"/>
-          <w:lang w:val="en-US" w:eastAsia="ru-RU"/>
-        </w:rPr>
-        <w:t>()</w:t>
-      </w:r>
-      <w:proofErr w:type="gramEnd"/>
-    </w:p>
-    <w:p>
-      <w:pPr>
-        <w:spacing w:line="240" w:lineRule="auto"/>
-        <w:rPr>
-          <w:rFonts w:eastAsia="Times New Roman" w:cs="Times New Roman"/>
-          <w:sz w:val="16"/>
-          <w:szCs w:val="16"/>
-          <w:lang w:val="en-US" w:eastAsia="ru-RU"/>
-        </w:rPr>
-      </w:pPr>
-      <w:r>
-        <w:rPr>
-          <w:rFonts w:eastAsia="Times New Roman" w:cs="Times New Roman"/>
-          <w:sz w:val="16"/>
-          <w:szCs w:val="16"/>
-          <w:lang w:val="en-US" w:eastAsia="ru-RU"/>
-        </w:rPr>
-        <w:t xml:space="preserve">        </w:t>
-      </w:r>
-      <w:proofErr w:type="spellStart"/>
-      <w:proofErr w:type="gramStart"/>
-      <w:r>
-        <w:rPr>
-          <w:rFonts w:eastAsia="Times New Roman" w:cs="Times New Roman"/>
-          <w:sz w:val="16"/>
-          <w:szCs w:val="16"/>
-          <w:lang w:val="en-US" w:eastAsia="ru-RU"/>
-        </w:rPr>
-        <w:t>self.model.fit</w:t>
-      </w:r>
-      <w:proofErr w:type="spellEnd"/>
-      <w:r>
-        <w:rPr>
-          <w:rFonts w:eastAsia="Times New Roman" w:cs="Times New Roman"/>
-          <w:sz w:val="16"/>
-          <w:szCs w:val="16"/>
-          <w:lang w:val="en-US" w:eastAsia="ru-RU"/>
-        </w:rPr>
-        <w:t>(</w:t>
-      </w:r>
-      <w:proofErr w:type="spellStart"/>
-      <w:proofErr w:type="gramEnd"/>
-      <w:r>
-        <w:rPr>
-          <w:rFonts w:eastAsia="Times New Roman" w:cs="Times New Roman"/>
-          <w:sz w:val="16"/>
-          <w:szCs w:val="16"/>
-          <w:lang w:val="en-US" w:eastAsia="ru-RU"/>
-        </w:rPr>
-        <w:t>self.X_train</w:t>
-      </w:r>
-      <w:proofErr w:type="spellEnd"/>
-      <w:r>
-        <w:rPr>
-          <w:rFonts w:eastAsia="Times New Roman" w:cs="Times New Roman"/>
-          <w:sz w:val="16"/>
-          <w:szCs w:val="16"/>
-          <w:lang w:val="en-US" w:eastAsia="ru-RU"/>
-        </w:rPr>
-        <w:t xml:space="preserve">, </w:t>
-      </w:r>
-      <w:proofErr w:type="spellStart"/>
-      <w:r>
-        <w:rPr>
-          <w:rFonts w:eastAsia="Times New Roman" w:cs="Times New Roman"/>
-          <w:sz w:val="16"/>
-          <w:szCs w:val="16"/>
-          <w:lang w:val="en-US" w:eastAsia="ru-RU"/>
-        </w:rPr>
-        <w:t>self.y_train</w:t>
-      </w:r>
-      <w:proofErr w:type="spellEnd"/>
-      <w:r>
-        <w:rPr>
-          <w:rFonts w:eastAsia="Times New Roman" w:cs="Times New Roman"/>
-          <w:sz w:val="16"/>
-          <w:szCs w:val="16"/>
-          <w:lang w:val="en-US" w:eastAsia="ru-RU"/>
-        </w:rPr>
-        <w:t>)</w:t>
-      </w:r>
-    </w:p>
-    <w:p>
-      <w:pPr>
-        <w:spacing w:line="240" w:lineRule="auto"/>
-        <w:rPr>
-          <w:rFonts w:eastAsia="Times New Roman" w:cs="Times New Roman"/>
-          <w:sz w:val="16"/>
-          <w:szCs w:val="16"/>
-          <w:lang w:val="en-US" w:eastAsia="ru-RU"/>
-        </w:rPr>
-      </w:pPr>
-      <w:r>
-        <w:rPr>
-          <w:rFonts w:eastAsia="Times New Roman" w:cs="Times New Roman"/>
-          <w:sz w:val="16"/>
-          <w:szCs w:val="16"/>
-          <w:lang w:val="en-US" w:eastAsia="ru-RU"/>
-        </w:rPr>
-        <w:t xml:space="preserve">        </w:t>
-      </w:r>
-      <w:proofErr w:type="spellStart"/>
-      <w:r>
-        <w:rPr>
-          <w:rFonts w:eastAsia="Times New Roman" w:cs="Times New Roman"/>
-          <w:sz w:val="16"/>
-          <w:szCs w:val="16"/>
-          <w:lang w:val="en-US" w:eastAsia="ru-RU"/>
-        </w:rPr>
-        <w:t>self.is_polynomial</w:t>
-      </w:r>
-      <w:proofErr w:type="spellEnd"/>
-      <w:r>
-        <w:rPr>
-          <w:rFonts w:eastAsia="Times New Roman" w:cs="Times New Roman"/>
-          <w:sz w:val="16"/>
-          <w:szCs w:val="16"/>
-          <w:lang w:val="en-US" w:eastAsia="ru-RU"/>
-        </w:rPr>
-        <w:t xml:space="preserve"> = False</w:t>
-      </w:r>
-    </w:p>
-    <w:p>
-      <w:pPr>
-        <w:spacing w:line="240" w:lineRule="auto"/>
-        <w:rPr>
-          <w:rFonts w:eastAsia="Times New Roman" w:cs="Times New Roman"/>
-          <w:sz w:val="16"/>
-          <w:szCs w:val="16"/>
-          <w:lang w:val="en-US" w:eastAsia="ru-RU"/>
-        </w:rPr>
-      </w:pPr>
-      <w:r>
-        <w:rPr>
-          <w:rFonts w:eastAsia="Times New Roman" w:cs="Times New Roman"/>
-          <w:sz w:val="16"/>
-          <w:szCs w:val="16"/>
-          <w:lang w:val="en-US" w:eastAsia="ru-RU"/>
-        </w:rPr>
-        <w:t xml:space="preserve">        </w:t>
-      </w:r>
-      <w:proofErr w:type="spellStart"/>
-      <w:r>
-        <w:rPr>
-          <w:rFonts w:eastAsia="Times New Roman" w:cs="Times New Roman"/>
-          <w:sz w:val="16"/>
-          <w:szCs w:val="16"/>
-          <w:lang w:val="en-US" w:eastAsia="ru-RU"/>
-        </w:rPr>
-        <w:t>self.poly_features</w:t>
-      </w:r>
-      <w:proofErr w:type="spellEnd"/>
-      <w:r>
-        <w:rPr>
-          <w:rFonts w:eastAsia="Times New Roman" w:cs="Times New Roman"/>
-          <w:sz w:val="16"/>
-          <w:szCs w:val="16"/>
-          <w:lang w:val="en-US" w:eastAsia="ru-RU"/>
-        </w:rPr>
-        <w:t xml:space="preserve"> = </w:t>
-      </w:r>
-      <w:proofErr w:type="gramStart"/>
-      <w:r>
-        <w:rPr>
-          <w:rFonts w:eastAsia="Times New Roman" w:cs="Times New Roman"/>
-          <w:sz w:val="16"/>
-          <w:szCs w:val="16"/>
-          <w:lang w:val="en-US" w:eastAsia="ru-RU"/>
-        </w:rPr>
-        <w:t>None</w:t>
-      </w:r>
-      <w:proofErr w:type="gramEnd"/>
-    </w:p>
-    <w:p>
-      <w:pPr>
-        <w:spacing w:line="240" w:lineRule="auto"/>
-        <w:rPr>
-          <w:rFonts w:eastAsia="Times New Roman" w:cs="Times New Roman"/>
-          <w:sz w:val="16"/>
-          <w:szCs w:val="16"/>
-          <w:lang w:val="en-US" w:eastAsia="ru-RU"/>
-        </w:rPr>
-      </w:pPr>
-      <w:r>
-        <w:rPr>
-          <w:rFonts w:eastAsia="Times New Roman" w:cs="Times New Roman"/>
-          <w:sz w:val="16"/>
-          <w:szCs w:val="16"/>
-          <w:lang w:val="en-US" w:eastAsia="ru-RU"/>
-        </w:rPr>
-        <w:t xml:space="preserve">        </w:t>
-      </w:r>
-    </w:p>
-    <w:p>
-      <w:pPr>
-        <w:spacing w:line="240" w:lineRule="auto"/>
-        <w:rPr>
-          <w:rFonts w:eastAsia="Times New Roman" w:cs="Times New Roman"/>
-          <w:sz w:val="16"/>
-          <w:szCs w:val="16"/>
-          <w:lang w:eastAsia="ru-RU"/>
-        </w:rPr>
-      </w:pPr>
-      <w:r>
-        <w:rPr>
-          <w:rFonts w:eastAsia="Times New Roman" w:cs="Times New Roman"/>
-          <w:sz w:val="16"/>
-          <w:szCs w:val="16"/>
-          <w:lang w:val="en-US" w:eastAsia="ru-RU"/>
-        </w:rPr>
-        <w:t xml:space="preserve">        </w:t>
-      </w:r>
-      <w:r>
-        <w:rPr>
-          <w:rFonts w:eastAsia="Times New Roman" w:cs="Times New Roman"/>
-          <w:sz w:val="16"/>
-          <w:szCs w:val="16"/>
-          <w:lang w:eastAsia="ru-RU"/>
-        </w:rPr>
-        <w:t># Оценка на ТЕСТОВЫХ данных (честная оценка)</w:t>
-      </w:r>
-    </w:p>
-    <w:p>
-      <w:pPr>
-        <w:spacing w:line="240" w:lineRule="auto"/>
-        <w:rPr>
-          <w:rFonts w:eastAsia="Times New Roman" w:cs="Times New Roman"/>
-          <w:sz w:val="16"/>
-          <w:szCs w:val="16"/>
-          <w:lang w:val="en-US" w:eastAsia="ru-RU"/>
-        </w:rPr>
-      </w:pPr>
-      <w:r>
-        <w:rPr>
-          <w:rFonts w:eastAsia="Times New Roman" w:cs="Times New Roman"/>
-          <w:sz w:val="16"/>
-          <w:szCs w:val="16"/>
-          <w:lang w:eastAsia="ru-RU"/>
-        </w:rPr>
-        <w:t xml:space="preserve">        </w:t>
-      </w:r>
-      <w:proofErr w:type="spellStart"/>
-      <w:r>
-        <w:rPr>
-          <w:rFonts w:eastAsia="Times New Roman" w:cs="Times New Roman"/>
-          <w:sz w:val="16"/>
-          <w:szCs w:val="16"/>
-          <w:lang w:val="en-US" w:eastAsia="ru-RU"/>
-        </w:rPr>
-        <w:t>y_pred</w:t>
-      </w:r>
-      <w:proofErr w:type="spellEnd"/>
-      <w:r>
-        <w:rPr>
-          <w:rFonts w:eastAsia="Times New Roman" w:cs="Times New Roman"/>
-          <w:sz w:val="16"/>
-          <w:szCs w:val="16"/>
-          <w:lang w:val="en-US" w:eastAsia="ru-RU"/>
-        </w:rPr>
-        <w:t xml:space="preserve"> = </w:t>
-      </w:r>
-      <w:proofErr w:type="spellStart"/>
-      <w:proofErr w:type="gramStart"/>
-      <w:r>
-        <w:rPr>
-          <w:rFonts w:eastAsia="Times New Roman" w:cs="Times New Roman"/>
-          <w:sz w:val="16"/>
-          <w:szCs w:val="16"/>
-          <w:lang w:val="en-US" w:eastAsia="ru-RU"/>
-        </w:rPr>
-        <w:t>self.model.predict</w:t>
-      </w:r>
-      <w:proofErr w:type="spellEnd"/>
-      <w:r>
-        <w:rPr>
-          <w:rFonts w:eastAsia="Times New Roman" w:cs="Times New Roman"/>
-          <w:sz w:val="16"/>
-          <w:szCs w:val="16"/>
-          <w:lang w:val="en-US" w:eastAsia="ru-RU"/>
-        </w:rPr>
-        <w:t>(</w:t>
-      </w:r>
-      <w:proofErr w:type="spellStart"/>
-      <w:proofErr w:type="gramEnd"/>
-      <w:r>
-        <w:rPr>
-          <w:rFonts w:eastAsia="Times New Roman" w:cs="Times New Roman"/>
-          <w:sz w:val="16"/>
-          <w:szCs w:val="16"/>
-          <w:lang w:val="en-US" w:eastAsia="ru-RU"/>
-        </w:rPr>
-        <w:t>self.X_test</w:t>
-      </w:r>
-      <w:proofErr w:type="spellEnd"/>
-      <w:r>
-        <w:rPr>
-          <w:rFonts w:eastAsia="Times New Roman" w:cs="Times New Roman"/>
-          <w:sz w:val="16"/>
-          <w:szCs w:val="16"/>
-          <w:lang w:val="en-US" w:eastAsia="ru-RU"/>
-        </w:rPr>
-        <w:t>)</w:t>
-      </w:r>
-    </w:p>
-    <w:p>
-      <w:pPr>
-        <w:spacing w:line="240" w:lineRule="auto"/>
-        <w:rPr>
-          <w:rFonts w:eastAsia="Times New Roman" w:cs="Times New Roman"/>
-          <w:sz w:val="16"/>
-          <w:szCs w:val="16"/>
-          <w:lang w:val="en-US" w:eastAsia="ru-RU"/>
-        </w:rPr>
-      </w:pPr>
-      <w:r>
-        <w:rPr>
-          <w:rFonts w:eastAsia="Times New Roman" w:cs="Times New Roman"/>
-          <w:sz w:val="16"/>
-          <w:szCs w:val="16"/>
-          <w:lang w:val="en-US" w:eastAsia="ru-RU"/>
-        </w:rPr>
-        <w:t>        self.r2 = r2_</w:t>
-      </w:r>
-      <w:proofErr w:type="gramStart"/>
-      <w:r>
-        <w:rPr>
-          <w:rFonts w:eastAsia="Times New Roman" w:cs="Times New Roman"/>
-          <w:sz w:val="16"/>
-          <w:szCs w:val="16"/>
-          <w:lang w:val="en-US" w:eastAsia="ru-RU"/>
-        </w:rPr>
-        <w:t>score(</w:t>
-      </w:r>
-      <w:proofErr w:type="spellStart"/>
-      <w:proofErr w:type="gramEnd"/>
-      <w:r>
-        <w:rPr>
-          <w:rFonts w:eastAsia="Times New Roman" w:cs="Times New Roman"/>
-          <w:sz w:val="16"/>
-          <w:szCs w:val="16"/>
-          <w:lang w:val="en-US" w:eastAsia="ru-RU"/>
-        </w:rPr>
-        <w:t>self.y_test</w:t>
-      </w:r>
-      <w:proofErr w:type="spellEnd"/>
-      <w:r>
-        <w:rPr>
-          <w:rFonts w:eastAsia="Times New Roman" w:cs="Times New Roman"/>
-          <w:sz w:val="16"/>
-          <w:szCs w:val="16"/>
-          <w:lang w:val="en-US" w:eastAsia="ru-RU"/>
-        </w:rPr>
-        <w:t xml:space="preserve">, </w:t>
-      </w:r>
-      <w:proofErr w:type="spellStart"/>
-      <w:r>
-        <w:rPr>
-          <w:rFonts w:eastAsia="Times New Roman" w:cs="Times New Roman"/>
-          <w:sz w:val="16"/>
-          <w:szCs w:val="16"/>
-          <w:lang w:val="en-US" w:eastAsia="ru-RU"/>
-        </w:rPr>
-        <w:t>y_pred</w:t>
-      </w:r>
-      <w:proofErr w:type="spellEnd"/>
-      <w:r>
-        <w:rPr>
-          <w:rFonts w:eastAsia="Times New Roman" w:cs="Times New Roman"/>
-          <w:sz w:val="16"/>
-          <w:szCs w:val="16"/>
-          <w:lang w:val="en-US" w:eastAsia="ru-RU"/>
-        </w:rPr>
-        <w:t>)</w:t>
-      </w:r>
-    </w:p>
-    <w:p>
-      <w:pPr>
-        <w:spacing w:line="240" w:lineRule="auto"/>
-        <w:rPr>
-          <w:rFonts w:eastAsia="Times New Roman" w:cs="Times New Roman"/>
-          <w:sz w:val="16"/>
-          <w:szCs w:val="16"/>
-          <w:lang w:val="en-US" w:eastAsia="ru-RU"/>
-        </w:rPr>
-      </w:pPr>
-      <w:r>
-        <w:rPr>
-          <w:rFonts w:eastAsia="Times New Roman" w:cs="Times New Roman"/>
-          <w:sz w:val="16"/>
-          <w:szCs w:val="16"/>
-          <w:lang w:val="en-US" w:eastAsia="ru-RU"/>
-        </w:rPr>
-        <w:t xml:space="preserve">        </w:t>
-      </w:r>
-      <w:proofErr w:type="spellStart"/>
-      <w:r>
-        <w:rPr>
-          <w:rFonts w:eastAsia="Times New Roman" w:cs="Times New Roman"/>
-          <w:sz w:val="16"/>
-          <w:szCs w:val="16"/>
-          <w:lang w:val="en-US" w:eastAsia="ru-RU"/>
-        </w:rPr>
-        <w:t>self.mae</w:t>
-      </w:r>
-      <w:proofErr w:type="spellEnd"/>
-      <w:r>
-        <w:rPr>
-          <w:rFonts w:eastAsia="Times New Roman" w:cs="Times New Roman"/>
-          <w:sz w:val="16"/>
-          <w:szCs w:val="16"/>
-          <w:lang w:val="en-US" w:eastAsia="ru-RU"/>
-        </w:rPr>
-        <w:t xml:space="preserve"> = </w:t>
-      </w:r>
-      <w:proofErr w:type="spellStart"/>
-      <w:r>
-        <w:rPr>
-          <w:rFonts w:eastAsia="Times New Roman" w:cs="Times New Roman"/>
-          <w:sz w:val="16"/>
-          <w:szCs w:val="16"/>
-          <w:lang w:val="en-US" w:eastAsia="ru-RU"/>
-        </w:rPr>
-        <w:t>mean_absolute_</w:t>
-      </w:r>
-      <w:proofErr w:type="gramStart"/>
-      <w:r>
-        <w:rPr>
-          <w:rFonts w:eastAsia="Times New Roman" w:cs="Times New Roman"/>
-          <w:sz w:val="16"/>
-          <w:szCs w:val="16"/>
-          <w:lang w:val="en-US" w:eastAsia="ru-RU"/>
-        </w:rPr>
-        <w:t>error</w:t>
-      </w:r>
-      <w:proofErr w:type="spellEnd"/>
-      <w:r>
-        <w:rPr>
-          <w:rFonts w:eastAsia="Times New Roman" w:cs="Times New Roman"/>
-          <w:sz w:val="16"/>
-          <w:szCs w:val="16"/>
-          <w:lang w:val="en-US" w:eastAsia="ru-RU"/>
-        </w:rPr>
-        <w:t>(</w:t>
-      </w:r>
-      <w:proofErr w:type="spellStart"/>
-      <w:proofErr w:type="gramEnd"/>
-      <w:r>
-        <w:rPr>
-          <w:rFonts w:eastAsia="Times New Roman" w:cs="Times New Roman"/>
-          <w:sz w:val="16"/>
-          <w:szCs w:val="16"/>
-          <w:lang w:val="en-US" w:eastAsia="ru-RU"/>
-        </w:rPr>
-        <w:t>self.y_test</w:t>
-      </w:r>
-      <w:proofErr w:type="spellEnd"/>
-      <w:r>
-        <w:rPr>
-          <w:rFonts w:eastAsia="Times New Roman" w:cs="Times New Roman"/>
-          <w:sz w:val="16"/>
-          <w:szCs w:val="16"/>
-          <w:lang w:val="en-US" w:eastAsia="ru-RU"/>
-        </w:rPr>
-        <w:t xml:space="preserve">, </w:t>
-      </w:r>
-      <w:proofErr w:type="spellStart"/>
-      <w:r>
-        <w:rPr>
-          <w:rFonts w:eastAsia="Times New Roman" w:cs="Times New Roman"/>
-          <w:sz w:val="16"/>
-          <w:szCs w:val="16"/>
-          <w:lang w:val="en-US" w:eastAsia="ru-RU"/>
-        </w:rPr>
-        <w:t>y_pred</w:t>
-      </w:r>
-      <w:proofErr w:type="spellEnd"/>
-      <w:r>
-        <w:rPr>
-          <w:rFonts w:eastAsia="Times New Roman" w:cs="Times New Roman"/>
-          <w:sz w:val="16"/>
-          <w:szCs w:val="16"/>
-          <w:lang w:val="en-US" w:eastAsia="ru-RU"/>
-        </w:rPr>
-        <w:t>)</w:t>
-      </w:r>
-    </w:p>
-    <w:p>
-      <w:pPr>
-        <w:spacing w:line="240" w:lineRule="auto"/>
-        <w:rPr>
-          <w:rFonts w:eastAsia="Times New Roman" w:cs="Times New Roman"/>
-          <w:sz w:val="16"/>
-          <w:szCs w:val="16"/>
-          <w:lang w:val="en-US" w:eastAsia="ru-RU"/>
-        </w:rPr>
-      </w:pPr>
-      <w:r>
-        <w:rPr>
-          <w:rFonts w:eastAsia="Times New Roman" w:cs="Times New Roman"/>
-          <w:sz w:val="16"/>
-          <w:szCs w:val="16"/>
-          <w:lang w:val="en-US" w:eastAsia="ru-RU"/>
-        </w:rPr>
-        <w:t xml:space="preserve">        </w:t>
-      </w:r>
-    </w:p>
-    <w:p>
-      <w:pPr>
-        <w:spacing w:line="240" w:lineRule="auto"/>
-        <w:rPr>
-          <w:rFonts w:eastAsia="Times New Roman" w:cs="Times New Roman"/>
-          <w:sz w:val="16"/>
-          <w:szCs w:val="16"/>
-          <w:lang w:val="en-US" w:eastAsia="ru-RU"/>
-        </w:rPr>
-      </w:pPr>
-      <w:r>
-        <w:rPr>
-          <w:rFonts w:eastAsia="Times New Roman" w:cs="Times New Roman"/>
-          <w:sz w:val="16"/>
-          <w:szCs w:val="16"/>
-          <w:lang w:val="en-US" w:eastAsia="ru-RU"/>
-        </w:rPr>
-        <w:t xml:space="preserve">        # </w:t>
-      </w:r>
-      <w:r>
-        <w:rPr>
-          <w:rFonts w:eastAsia="Times New Roman" w:cs="Times New Roman"/>
-          <w:sz w:val="16"/>
-          <w:szCs w:val="16"/>
-          <w:lang w:eastAsia="ru-RU"/>
-        </w:rPr>
-        <w:t>Сохраняем</w:t>
-      </w:r>
-      <w:r>
-        <w:rPr>
-          <w:rFonts w:eastAsia="Times New Roman" w:cs="Times New Roman"/>
-          <w:sz w:val="16"/>
-          <w:szCs w:val="16"/>
-          <w:lang w:val="en-US" w:eastAsia="ru-RU"/>
-        </w:rPr>
-        <w:t xml:space="preserve"> </w:t>
-      </w:r>
-      <w:r>
-        <w:rPr>
-          <w:rFonts w:eastAsia="Times New Roman" w:cs="Times New Roman"/>
-          <w:sz w:val="16"/>
-          <w:szCs w:val="16"/>
-          <w:lang w:eastAsia="ru-RU"/>
-        </w:rPr>
-        <w:t>коэффициенты</w:t>
-      </w:r>
-    </w:p>
-    <w:p>
-      <w:pPr>
-        <w:spacing w:line="240" w:lineRule="auto"/>
-        <w:rPr>
-          <w:rFonts w:eastAsia="Times New Roman" w:cs="Times New Roman"/>
-          <w:sz w:val="16"/>
-          <w:szCs w:val="16"/>
-          <w:lang w:val="en-US" w:eastAsia="ru-RU"/>
-        </w:rPr>
-      </w:pPr>
-      <w:r>
-        <w:rPr>
-          <w:rFonts w:eastAsia="Times New Roman" w:cs="Times New Roman"/>
-          <w:sz w:val="16"/>
-          <w:szCs w:val="16"/>
-          <w:lang w:val="en-US" w:eastAsia="ru-RU"/>
-        </w:rPr>
-        <w:t xml:space="preserve">        </w:t>
-      </w:r>
-      <w:proofErr w:type="spellStart"/>
-      <w:r>
-        <w:rPr>
-          <w:rFonts w:eastAsia="Times New Roman" w:cs="Times New Roman"/>
-          <w:sz w:val="16"/>
-          <w:szCs w:val="16"/>
-          <w:lang w:val="en-US" w:eastAsia="ru-RU"/>
-        </w:rPr>
-        <w:t>self.coefficients</w:t>
-      </w:r>
-      <w:proofErr w:type="spellEnd"/>
-      <w:r>
-        <w:rPr>
-          <w:rFonts w:eastAsia="Times New Roman" w:cs="Times New Roman"/>
-          <w:sz w:val="16"/>
-          <w:szCs w:val="16"/>
-          <w:lang w:val="en-US" w:eastAsia="ru-RU"/>
-        </w:rPr>
-        <w:t xml:space="preserve"> = </w:t>
-      </w:r>
-      <w:proofErr w:type="spellStart"/>
-      <w:proofErr w:type="gramStart"/>
-      <w:r>
-        <w:rPr>
-          <w:rFonts w:eastAsia="Times New Roman" w:cs="Times New Roman"/>
-          <w:sz w:val="16"/>
-          <w:szCs w:val="16"/>
-          <w:lang w:val="en-US" w:eastAsia="ru-RU"/>
-        </w:rPr>
-        <w:t>dict</w:t>
-      </w:r>
-      <w:proofErr w:type="spellEnd"/>
-      <w:r>
-        <w:rPr>
-          <w:rFonts w:eastAsia="Times New Roman" w:cs="Times New Roman"/>
-          <w:sz w:val="16"/>
-          <w:szCs w:val="16"/>
-          <w:lang w:val="en-US" w:eastAsia="ru-RU"/>
-        </w:rPr>
-        <w:t>(</w:t>
-      </w:r>
-      <w:proofErr w:type="gramEnd"/>
-      <w:r>
-        <w:rPr>
-          <w:rFonts w:eastAsia="Times New Roman" w:cs="Times New Roman"/>
-          <w:sz w:val="16"/>
-          <w:szCs w:val="16"/>
-          <w:lang w:val="en-US" w:eastAsia="ru-RU"/>
-        </w:rPr>
-        <w:t>zip(</w:t>
-      </w:r>
-      <w:proofErr w:type="spellStart"/>
-      <w:r>
-        <w:rPr>
-          <w:rFonts w:eastAsia="Times New Roman" w:cs="Times New Roman"/>
-          <w:sz w:val="16"/>
-          <w:szCs w:val="16"/>
-          <w:lang w:val="en-US" w:eastAsia="ru-RU"/>
-        </w:rPr>
-        <w:t>self.feature_names</w:t>
-      </w:r>
-      <w:proofErr w:type="spellEnd"/>
-      <w:r>
-        <w:rPr>
-          <w:rFonts w:eastAsia="Times New Roman" w:cs="Times New Roman"/>
-          <w:sz w:val="16"/>
-          <w:szCs w:val="16"/>
-          <w:lang w:val="en-US" w:eastAsia="ru-RU"/>
-        </w:rPr>
-        <w:t xml:space="preserve">, </w:t>
-      </w:r>
-      <w:proofErr w:type="spellStart"/>
-      <w:r>
-        <w:rPr>
-          <w:rFonts w:eastAsia="Times New Roman" w:cs="Times New Roman"/>
-          <w:sz w:val="16"/>
-          <w:szCs w:val="16"/>
-          <w:lang w:val="en-US" w:eastAsia="ru-RU"/>
-        </w:rPr>
-        <w:t>self.model.coef</w:t>
-      </w:r>
-      <w:proofErr w:type="spellEnd"/>
-      <w:r>
-        <w:rPr>
-          <w:rFonts w:eastAsia="Times New Roman" w:cs="Times New Roman"/>
-          <w:sz w:val="16"/>
-          <w:szCs w:val="16"/>
-          <w:lang w:val="en-US" w:eastAsia="ru-RU"/>
-        </w:rPr>
-        <w:t>_))</w:t>
-      </w:r>
-    </w:p>
-    <w:p>
-      <w:pPr>
-        <w:spacing w:line="240" w:lineRule="auto"/>
-        <w:rPr>
-          <w:rFonts w:eastAsia="Times New Roman" w:cs="Times New Roman"/>
-          <w:sz w:val="16"/>
-          <w:szCs w:val="16"/>
-          <w:lang w:val="en-US" w:eastAsia="ru-RU"/>
-        </w:rPr>
-      </w:pPr>
-      <w:r>
-        <w:rPr>
-          <w:rFonts w:eastAsia="Times New Roman" w:cs="Times New Roman"/>
-          <w:sz w:val="16"/>
-          <w:szCs w:val="16"/>
-          <w:lang w:val="en-US" w:eastAsia="ru-RU"/>
-        </w:rPr>
-        <w:t xml:space="preserve">        </w:t>
-      </w:r>
-      <w:proofErr w:type="spellStart"/>
-      <w:r>
-        <w:rPr>
-          <w:rFonts w:eastAsia="Times New Roman" w:cs="Times New Roman"/>
-          <w:sz w:val="16"/>
-          <w:szCs w:val="16"/>
-          <w:lang w:val="en-US" w:eastAsia="ru-RU"/>
-        </w:rPr>
-        <w:t>self.intercept</w:t>
-      </w:r>
-      <w:proofErr w:type="spellEnd"/>
-      <w:r>
-        <w:rPr>
-          <w:rFonts w:eastAsia="Times New Roman" w:cs="Times New Roman"/>
-          <w:sz w:val="16"/>
-          <w:szCs w:val="16"/>
-          <w:lang w:val="en-US" w:eastAsia="ru-RU"/>
-        </w:rPr>
-        <w:t xml:space="preserve"> = </w:t>
-      </w:r>
-      <w:proofErr w:type="spellStart"/>
-      <w:r>
-        <w:rPr>
-          <w:rFonts w:eastAsia="Times New Roman" w:cs="Times New Roman"/>
-          <w:sz w:val="16"/>
-          <w:szCs w:val="16"/>
-          <w:lang w:val="en-US" w:eastAsia="ru-RU"/>
-        </w:rPr>
-        <w:t>self.model.intercept</w:t>
-      </w:r>
-      <w:proofErr w:type="spellEnd"/>
-      <w:r>
-        <w:rPr>
-          <w:rFonts w:eastAsia="Times New Roman" w:cs="Times New Roman"/>
-          <w:sz w:val="16"/>
-          <w:szCs w:val="16"/>
-          <w:lang w:val="en-US" w:eastAsia="ru-RU"/>
-        </w:rPr>
-        <w:t>_</w:t>
-      </w:r>
-    </w:p>
-    <w:p>
-      <w:pPr>
-        <w:spacing w:line="240" w:lineRule="auto"/>
-        <w:rPr>
-          <w:rFonts w:eastAsia="Times New Roman" w:cs="Times New Roman"/>
-          <w:sz w:val="16"/>
-          <w:szCs w:val="16"/>
-          <w:lang w:val="en-US" w:eastAsia="ru-RU"/>
-        </w:rPr>
-      </w:pPr>
-      <w:r>
-        <w:rPr>
-          <w:rFonts w:eastAsia="Times New Roman" w:cs="Times New Roman"/>
-          <w:sz w:val="16"/>
-          <w:szCs w:val="16"/>
-          <w:lang w:val="en-US" w:eastAsia="ru-RU"/>
-        </w:rPr>
-        <w:t xml:space="preserve">        </w:t>
-      </w:r>
-    </w:p>
-    <w:p>
-      <w:pPr>
-        <w:spacing w:line="240" w:lineRule="auto"/>
-        <w:rPr>
-          <w:rFonts w:eastAsia="Times New Roman" w:cs="Times New Roman"/>
-          <w:sz w:val="16"/>
-          <w:szCs w:val="16"/>
-          <w:lang w:val="en-US" w:eastAsia="ru-RU"/>
-        </w:rPr>
-      </w:pPr>
-      <w:r>
-        <w:rPr>
-          <w:rFonts w:eastAsia="Times New Roman" w:cs="Times New Roman"/>
-          <w:sz w:val="16"/>
-          <w:szCs w:val="16"/>
-          <w:lang w:val="en-US" w:eastAsia="ru-RU"/>
-        </w:rPr>
-        <w:t xml:space="preserve">        </w:t>
-      </w:r>
-      <w:proofErr w:type="gramStart"/>
-      <w:r>
-        <w:rPr>
-          <w:rFonts w:eastAsia="Times New Roman" w:cs="Times New Roman"/>
-          <w:sz w:val="16"/>
-          <w:szCs w:val="16"/>
-          <w:lang w:val="en-US" w:eastAsia="ru-RU"/>
-        </w:rPr>
-        <w:t>return</w:t>
-      </w:r>
-      <w:proofErr w:type="gramEnd"/>
-      <w:r>
-        <w:rPr>
-          <w:rFonts w:eastAsia="Times New Roman" w:cs="Times New Roman"/>
-          <w:sz w:val="16"/>
-          <w:szCs w:val="16"/>
-          <w:lang w:val="en-US" w:eastAsia="ru-RU"/>
-        </w:rPr>
-        <w:t xml:space="preserve"> </w:t>
-      </w:r>
-      <w:proofErr w:type="spellStart"/>
-      <w:r>
-        <w:rPr>
-          <w:rFonts w:eastAsia="Times New Roman" w:cs="Times New Roman"/>
-          <w:sz w:val="16"/>
-          <w:szCs w:val="16"/>
-          <w:lang w:val="en-US" w:eastAsia="ru-RU"/>
-        </w:rPr>
-        <w:t>self.model</w:t>
-      </w:r>
-      <w:proofErr w:type="spellEnd"/>
-      <w:r>
-        <w:rPr>
-          <w:rFonts w:eastAsia="Times New Roman" w:cs="Times New Roman"/>
-          <w:sz w:val="16"/>
-          <w:szCs w:val="16"/>
-          <w:lang w:val="en-US" w:eastAsia="ru-RU"/>
-        </w:rPr>
-        <w:t xml:space="preserve">, self.r2, </w:t>
-      </w:r>
-      <w:proofErr w:type="spellStart"/>
-      <w:r>
-        <w:rPr>
-          <w:rFonts w:eastAsia="Times New Roman" w:cs="Times New Roman"/>
-          <w:sz w:val="16"/>
-          <w:szCs w:val="16"/>
-          <w:lang w:val="en-US" w:eastAsia="ru-RU"/>
-        </w:rPr>
-        <w:t>self.mae</w:t>
-      </w:r>
-      <w:proofErr w:type="spellEnd"/>
-    </w:p>
-    <w:p>
-      <w:pPr>
-        <w:spacing w:line="240" w:lineRule="auto"/>
-        <w:rPr>
-          <w:rFonts w:eastAsia="Times New Roman" w:cs="Times New Roman"/>
-          <w:sz w:val="16"/>
-          <w:szCs w:val="16"/>
-          <w:lang w:val="en-US" w:eastAsia="ru-RU"/>
-        </w:rPr>
-      </w:pPr>
-      <w:r>
-        <w:rPr>
-          <w:rFonts w:eastAsia="Times New Roman" w:cs="Times New Roman"/>
-          <w:sz w:val="16"/>
-          <w:szCs w:val="16"/>
-          <w:lang w:val="en-US" w:eastAsia="ru-RU"/>
-        </w:rPr>
-        <w:t xml:space="preserve">    </w:t>
-      </w:r>
-    </w:p>
-    <w:p>
-      <w:pPr>
-        <w:spacing w:line="240" w:lineRule="auto"/>
-        <w:rPr>
-          <w:rFonts w:eastAsia="Times New Roman" w:cs="Times New Roman"/>
-          <w:sz w:val="16"/>
-          <w:szCs w:val="16"/>
-          <w:lang w:val="en-US" w:eastAsia="ru-RU"/>
-        </w:rPr>
-      </w:pPr>
-      <w:r>
-        <w:rPr>
-          <w:rFonts w:eastAsia="Times New Roman" w:cs="Times New Roman"/>
-          <w:sz w:val="16"/>
-          <w:szCs w:val="16"/>
-          <w:lang w:val="en-US" w:eastAsia="ru-RU"/>
-        </w:rPr>
-        <w:t xml:space="preserve">    </w:t>
-      </w:r>
-      <w:proofErr w:type="spellStart"/>
-      <w:proofErr w:type="gramStart"/>
-      <w:r>
-        <w:rPr>
-          <w:rFonts w:eastAsia="Times New Roman" w:cs="Times New Roman"/>
-          <w:sz w:val="16"/>
-          <w:szCs w:val="16"/>
-          <w:lang w:val="en-US" w:eastAsia="ru-RU"/>
-        </w:rPr>
-        <w:t>def</w:t>
-      </w:r>
-      <w:proofErr w:type="spellEnd"/>
-      <w:proofErr w:type="gramEnd"/>
-      <w:r>
-        <w:rPr>
-          <w:rFonts w:eastAsia="Times New Roman" w:cs="Times New Roman"/>
-          <w:sz w:val="16"/>
-          <w:szCs w:val="16"/>
-          <w:lang w:val="en-US" w:eastAsia="ru-RU"/>
-        </w:rPr>
-        <w:t xml:space="preserve"> </w:t>
-      </w:r>
-      <w:proofErr w:type="spellStart"/>
-      <w:r>
-        <w:rPr>
-          <w:rFonts w:eastAsia="Times New Roman" w:cs="Times New Roman"/>
-          <w:sz w:val="16"/>
-          <w:szCs w:val="16"/>
-          <w:lang w:val="en-US" w:eastAsia="ru-RU"/>
-        </w:rPr>
-        <w:t>train_polynomial</w:t>
-      </w:r>
-      <w:proofErr w:type="spellEnd"/>
-      <w:r>
-        <w:rPr>
-          <w:rFonts w:eastAsia="Times New Roman" w:cs="Times New Roman"/>
-          <w:sz w:val="16"/>
-          <w:szCs w:val="16"/>
-          <w:lang w:val="en-US" w:eastAsia="ru-RU"/>
-        </w:rPr>
-        <w:t>(self, degree=2):</w:t>
-      </w:r>
-    </w:p>
-    <w:p>
-      <w:pPr>
-        <w:spacing w:line="240" w:lineRule="auto"/>
-        <w:rPr>
-          <w:rFonts w:eastAsia="Times New Roman" w:cs="Times New Roman"/>
-          <w:sz w:val="16"/>
-          <w:szCs w:val="16"/>
-          <w:lang w:eastAsia="ru-RU"/>
-        </w:rPr>
-      </w:pPr>
-      <w:r>
-        <w:rPr>
-          <w:rFonts w:eastAsia="Times New Roman" w:cs="Times New Roman"/>
-          <w:sz w:val="16"/>
-          <w:szCs w:val="16"/>
-          <w:lang w:val="en-US" w:eastAsia="ru-RU"/>
-        </w:rPr>
-        <w:lastRenderedPageBreak/>
-        <w:t xml:space="preserve">        </w:t>
-      </w:r>
-      <w:r>
-        <w:rPr>
-          <w:rFonts w:eastAsia="Times New Roman" w:cs="Times New Roman"/>
-          <w:sz w:val="16"/>
-          <w:szCs w:val="16"/>
-          <w:lang w:eastAsia="ru-RU"/>
-        </w:rPr>
-        <w:t>"""Обучение полиномиальной регрессии на ТРЕНИРОВОЧНЫХ данных"""</w:t>
-      </w:r>
-    </w:p>
-    <w:p>
-      <w:pPr>
-        <w:spacing w:line="240" w:lineRule="auto"/>
-        <w:rPr>
-          <w:rFonts w:eastAsia="Times New Roman" w:cs="Times New Roman"/>
-          <w:sz w:val="16"/>
-          <w:szCs w:val="16"/>
-          <w:lang w:val="en-US" w:eastAsia="ru-RU"/>
-        </w:rPr>
-      </w:pPr>
-      <w:r>
-        <w:rPr>
-          <w:rFonts w:eastAsia="Times New Roman" w:cs="Times New Roman"/>
-          <w:sz w:val="16"/>
-          <w:szCs w:val="16"/>
-          <w:lang w:eastAsia="ru-RU"/>
-        </w:rPr>
-        <w:t xml:space="preserve">        </w:t>
-      </w:r>
-      <w:r>
-        <w:rPr>
-          <w:rFonts w:eastAsia="Times New Roman" w:cs="Times New Roman"/>
-          <w:sz w:val="16"/>
-          <w:szCs w:val="16"/>
-          <w:lang w:val="en-US" w:eastAsia="ru-RU"/>
-        </w:rPr>
-        <w:t xml:space="preserve"># </w:t>
-      </w:r>
-      <w:r>
-        <w:rPr>
-          <w:rFonts w:eastAsia="Times New Roman" w:cs="Times New Roman"/>
-          <w:sz w:val="16"/>
-          <w:szCs w:val="16"/>
-          <w:lang w:eastAsia="ru-RU"/>
-        </w:rPr>
-        <w:t>Нормализация</w:t>
-      </w:r>
-    </w:p>
-    <w:p>
-      <w:pPr>
-        <w:spacing w:line="240" w:lineRule="auto"/>
-        <w:rPr>
-          <w:rFonts w:eastAsia="Times New Roman" w:cs="Times New Roman"/>
-          <w:sz w:val="16"/>
-          <w:szCs w:val="16"/>
-          <w:lang w:val="en-US" w:eastAsia="ru-RU"/>
-        </w:rPr>
-      </w:pPr>
-      <w:r>
-        <w:rPr>
-          <w:rFonts w:eastAsia="Times New Roman" w:cs="Times New Roman"/>
-          <w:sz w:val="16"/>
-          <w:szCs w:val="16"/>
-          <w:lang w:val="en-US" w:eastAsia="ru-RU"/>
-        </w:rPr>
-        <w:t xml:space="preserve">        </w:t>
-      </w:r>
-      <w:proofErr w:type="spellStart"/>
-      <w:r>
-        <w:rPr>
-          <w:rFonts w:eastAsia="Times New Roman" w:cs="Times New Roman"/>
-          <w:sz w:val="16"/>
-          <w:szCs w:val="16"/>
-          <w:lang w:val="en-US" w:eastAsia="ru-RU"/>
-        </w:rPr>
-        <w:t>self.scaler</w:t>
-      </w:r>
-      <w:proofErr w:type="spellEnd"/>
-      <w:r>
-        <w:rPr>
-          <w:rFonts w:eastAsia="Times New Roman" w:cs="Times New Roman"/>
-          <w:sz w:val="16"/>
-          <w:szCs w:val="16"/>
-          <w:lang w:val="en-US" w:eastAsia="ru-RU"/>
-        </w:rPr>
-        <w:t xml:space="preserve"> = </w:t>
-      </w:r>
-      <w:proofErr w:type="spellStart"/>
-      <w:proofErr w:type="gramStart"/>
-      <w:r>
-        <w:rPr>
-          <w:rFonts w:eastAsia="Times New Roman" w:cs="Times New Roman"/>
-          <w:sz w:val="16"/>
-          <w:szCs w:val="16"/>
-          <w:lang w:val="en-US" w:eastAsia="ru-RU"/>
-        </w:rPr>
-        <w:t>StandardScaler</w:t>
-      </w:r>
-      <w:proofErr w:type="spellEnd"/>
-      <w:r>
-        <w:rPr>
-          <w:rFonts w:eastAsia="Times New Roman" w:cs="Times New Roman"/>
-          <w:sz w:val="16"/>
-          <w:szCs w:val="16"/>
-          <w:lang w:val="en-US" w:eastAsia="ru-RU"/>
-        </w:rPr>
-        <w:t>()</w:t>
-      </w:r>
-      <w:proofErr w:type="gramEnd"/>
-    </w:p>
-    <w:p>
-      <w:pPr>
-        <w:spacing w:line="240" w:lineRule="auto"/>
-        <w:rPr>
-          <w:rFonts w:eastAsia="Times New Roman" w:cs="Times New Roman"/>
-          <w:sz w:val="16"/>
-          <w:szCs w:val="16"/>
-          <w:lang w:val="en-US" w:eastAsia="ru-RU"/>
-        </w:rPr>
-      </w:pPr>
-      <w:r>
-        <w:rPr>
-          <w:rFonts w:eastAsia="Times New Roman" w:cs="Times New Roman"/>
-          <w:sz w:val="16"/>
-          <w:szCs w:val="16"/>
-          <w:lang w:val="en-US" w:eastAsia="ru-RU"/>
-        </w:rPr>
-        <w:t xml:space="preserve">        </w:t>
-      </w:r>
-      <w:proofErr w:type="spellStart"/>
-      <w:r>
-        <w:rPr>
-          <w:rFonts w:eastAsia="Times New Roman" w:cs="Times New Roman"/>
-          <w:sz w:val="16"/>
-          <w:szCs w:val="16"/>
-          <w:lang w:val="en-US" w:eastAsia="ru-RU"/>
-        </w:rPr>
-        <w:t>X_train_scaled</w:t>
-      </w:r>
-      <w:proofErr w:type="spellEnd"/>
-      <w:r>
-        <w:rPr>
-          <w:rFonts w:eastAsia="Times New Roman" w:cs="Times New Roman"/>
-          <w:sz w:val="16"/>
-          <w:szCs w:val="16"/>
-          <w:lang w:val="en-US" w:eastAsia="ru-RU"/>
-        </w:rPr>
-        <w:t xml:space="preserve"> = </w:t>
-      </w:r>
-      <w:proofErr w:type="spellStart"/>
-      <w:r>
-        <w:rPr>
-          <w:rFonts w:eastAsia="Times New Roman" w:cs="Times New Roman"/>
-          <w:sz w:val="16"/>
-          <w:szCs w:val="16"/>
-          <w:lang w:val="en-US" w:eastAsia="ru-RU"/>
-        </w:rPr>
-        <w:t>self.scaler.fit_</w:t>
-      </w:r>
-      <w:proofErr w:type="gramStart"/>
-      <w:r>
-        <w:rPr>
-          <w:rFonts w:eastAsia="Times New Roman" w:cs="Times New Roman"/>
-          <w:sz w:val="16"/>
-          <w:szCs w:val="16"/>
-          <w:lang w:val="en-US" w:eastAsia="ru-RU"/>
-        </w:rPr>
-        <w:t>transform</w:t>
-      </w:r>
-      <w:proofErr w:type="spellEnd"/>
-      <w:r>
-        <w:rPr>
-          <w:rFonts w:eastAsia="Times New Roman" w:cs="Times New Roman"/>
-          <w:sz w:val="16"/>
-          <w:szCs w:val="16"/>
-          <w:lang w:val="en-US" w:eastAsia="ru-RU"/>
-        </w:rPr>
-        <w:t>(</w:t>
-      </w:r>
-      <w:proofErr w:type="spellStart"/>
-      <w:proofErr w:type="gramEnd"/>
-      <w:r>
-        <w:rPr>
-          <w:rFonts w:eastAsia="Times New Roman" w:cs="Times New Roman"/>
-          <w:sz w:val="16"/>
-          <w:szCs w:val="16"/>
-          <w:lang w:val="en-US" w:eastAsia="ru-RU"/>
-        </w:rPr>
-        <w:t>self.X_train</w:t>
-      </w:r>
-      <w:proofErr w:type="spellEnd"/>
-      <w:r>
-        <w:rPr>
-          <w:rFonts w:eastAsia="Times New Roman" w:cs="Times New Roman"/>
-          <w:sz w:val="16"/>
-          <w:szCs w:val="16"/>
-          <w:lang w:val="en-US" w:eastAsia="ru-RU"/>
-        </w:rPr>
-        <w:t>)</w:t>
-      </w:r>
-    </w:p>
-    <w:p>
-      <w:pPr>
-        <w:spacing w:line="240" w:lineRule="auto"/>
-        <w:rPr>
-          <w:rFonts w:eastAsia="Times New Roman" w:cs="Times New Roman"/>
-          <w:sz w:val="16"/>
-          <w:szCs w:val="16"/>
-          <w:lang w:val="en-US" w:eastAsia="ru-RU"/>
-        </w:rPr>
-      </w:pPr>
-      <w:r>
-        <w:rPr>
-          <w:rFonts w:eastAsia="Times New Roman" w:cs="Times New Roman"/>
-          <w:sz w:val="16"/>
-          <w:szCs w:val="16"/>
-          <w:lang w:val="en-US" w:eastAsia="ru-RU"/>
-        </w:rPr>
-        <w:t xml:space="preserve">        </w:t>
-      </w:r>
-      <w:proofErr w:type="spellStart"/>
-      <w:r>
-        <w:rPr>
-          <w:rFonts w:eastAsia="Times New Roman" w:cs="Times New Roman"/>
-          <w:sz w:val="16"/>
-          <w:szCs w:val="16"/>
-          <w:lang w:val="en-US" w:eastAsia="ru-RU"/>
-        </w:rPr>
-        <w:t>X_test_scaled</w:t>
-      </w:r>
-      <w:proofErr w:type="spellEnd"/>
-      <w:r>
-        <w:rPr>
-          <w:rFonts w:eastAsia="Times New Roman" w:cs="Times New Roman"/>
-          <w:sz w:val="16"/>
-          <w:szCs w:val="16"/>
-          <w:lang w:val="en-US" w:eastAsia="ru-RU"/>
-        </w:rPr>
-        <w:t xml:space="preserve"> = </w:t>
-      </w:r>
-      <w:proofErr w:type="spellStart"/>
-      <w:proofErr w:type="gramStart"/>
-      <w:r>
-        <w:rPr>
-          <w:rFonts w:eastAsia="Times New Roman" w:cs="Times New Roman"/>
-          <w:sz w:val="16"/>
-          <w:szCs w:val="16"/>
-          <w:lang w:val="en-US" w:eastAsia="ru-RU"/>
-        </w:rPr>
-        <w:t>self.scaler.transform</w:t>
-      </w:r>
-      <w:proofErr w:type="spellEnd"/>
-      <w:r>
-        <w:rPr>
-          <w:rFonts w:eastAsia="Times New Roman" w:cs="Times New Roman"/>
-          <w:sz w:val="16"/>
-          <w:szCs w:val="16"/>
-          <w:lang w:val="en-US" w:eastAsia="ru-RU"/>
-        </w:rPr>
-        <w:t>(</w:t>
-      </w:r>
-      <w:proofErr w:type="spellStart"/>
-      <w:proofErr w:type="gramEnd"/>
-      <w:r>
-        <w:rPr>
-          <w:rFonts w:eastAsia="Times New Roman" w:cs="Times New Roman"/>
-          <w:sz w:val="16"/>
-          <w:szCs w:val="16"/>
-          <w:lang w:val="en-US" w:eastAsia="ru-RU"/>
-        </w:rPr>
-        <w:t>self.X_test</w:t>
-      </w:r>
-      <w:proofErr w:type="spellEnd"/>
-      <w:r>
-        <w:rPr>
-          <w:rFonts w:eastAsia="Times New Roman" w:cs="Times New Roman"/>
-          <w:sz w:val="16"/>
-          <w:szCs w:val="16"/>
-          <w:lang w:val="en-US" w:eastAsia="ru-RU"/>
-        </w:rPr>
-        <w:t>)</w:t>
-      </w:r>
-    </w:p>
-    <w:p>
-      <w:pPr>
-        <w:spacing w:line="240" w:lineRule="auto"/>
-        <w:rPr>
-          <w:rFonts w:eastAsia="Times New Roman" w:cs="Times New Roman"/>
-          <w:sz w:val="16"/>
-          <w:szCs w:val="16"/>
-          <w:lang w:val="en-US" w:eastAsia="ru-RU"/>
-        </w:rPr>
-      </w:pPr>
-      <w:r>
-        <w:rPr>
-          <w:rFonts w:eastAsia="Times New Roman" w:cs="Times New Roman"/>
-          <w:sz w:val="16"/>
-          <w:szCs w:val="16"/>
-          <w:lang w:val="en-US" w:eastAsia="ru-RU"/>
-        </w:rPr>
-        <w:t xml:space="preserve">        </w:t>
-      </w:r>
-    </w:p>
-    <w:p>
-      <w:pPr>
-        <w:spacing w:line="240" w:lineRule="auto"/>
-        <w:rPr>
-          <w:rFonts w:eastAsia="Times New Roman" w:cs="Times New Roman"/>
-          <w:sz w:val="16"/>
-          <w:szCs w:val="16"/>
-          <w:lang w:val="en-US" w:eastAsia="ru-RU"/>
-        </w:rPr>
-      </w:pPr>
-      <w:r>
-        <w:rPr>
-          <w:rFonts w:eastAsia="Times New Roman" w:cs="Times New Roman"/>
-          <w:sz w:val="16"/>
-          <w:szCs w:val="16"/>
-          <w:lang w:val="en-US" w:eastAsia="ru-RU"/>
-        </w:rPr>
-        <w:t xml:space="preserve">        # </w:t>
-      </w:r>
-      <w:r>
-        <w:rPr>
-          <w:rFonts w:eastAsia="Times New Roman" w:cs="Times New Roman"/>
-          <w:sz w:val="16"/>
-          <w:szCs w:val="16"/>
-          <w:lang w:eastAsia="ru-RU"/>
-        </w:rPr>
-        <w:t>Полиномиальные</w:t>
-      </w:r>
-      <w:r>
-        <w:rPr>
-          <w:rFonts w:eastAsia="Times New Roman" w:cs="Times New Roman"/>
-          <w:sz w:val="16"/>
-          <w:szCs w:val="16"/>
-          <w:lang w:val="en-US" w:eastAsia="ru-RU"/>
-        </w:rPr>
-        <w:t xml:space="preserve"> </w:t>
-      </w:r>
-      <w:r>
-        <w:rPr>
-          <w:rFonts w:eastAsia="Times New Roman" w:cs="Times New Roman"/>
-          <w:sz w:val="16"/>
-          <w:szCs w:val="16"/>
-          <w:lang w:eastAsia="ru-RU"/>
-        </w:rPr>
-        <w:t>признаки</w:t>
-      </w:r>
-    </w:p>
-    <w:p>
-      <w:pPr>
-        <w:spacing w:line="240" w:lineRule="auto"/>
-        <w:rPr>
-          <w:rFonts w:eastAsia="Times New Roman" w:cs="Times New Roman"/>
-          <w:sz w:val="16"/>
-          <w:szCs w:val="16"/>
-          <w:lang w:val="en-US" w:eastAsia="ru-RU"/>
-        </w:rPr>
-      </w:pPr>
-      <w:r>
-        <w:rPr>
-          <w:rFonts w:eastAsia="Times New Roman" w:cs="Times New Roman"/>
-          <w:sz w:val="16"/>
-          <w:szCs w:val="16"/>
-          <w:lang w:val="en-US" w:eastAsia="ru-RU"/>
-        </w:rPr>
-        <w:t xml:space="preserve">        </w:t>
-      </w:r>
-      <w:proofErr w:type="spellStart"/>
-      <w:r>
-        <w:rPr>
-          <w:rFonts w:eastAsia="Times New Roman" w:cs="Times New Roman"/>
-          <w:sz w:val="16"/>
-          <w:szCs w:val="16"/>
-          <w:lang w:val="en-US" w:eastAsia="ru-RU"/>
-        </w:rPr>
-        <w:t>self.poly_features</w:t>
-      </w:r>
-      <w:proofErr w:type="spellEnd"/>
-      <w:r>
-        <w:rPr>
-          <w:rFonts w:eastAsia="Times New Roman" w:cs="Times New Roman"/>
-          <w:sz w:val="16"/>
-          <w:szCs w:val="16"/>
-          <w:lang w:val="en-US" w:eastAsia="ru-RU"/>
-        </w:rPr>
-        <w:t xml:space="preserve"> = </w:t>
-      </w:r>
-      <w:proofErr w:type="spellStart"/>
-      <w:proofErr w:type="gramStart"/>
-      <w:r>
-        <w:rPr>
-          <w:rFonts w:eastAsia="Times New Roman" w:cs="Times New Roman"/>
-          <w:sz w:val="16"/>
-          <w:szCs w:val="16"/>
-          <w:lang w:val="en-US" w:eastAsia="ru-RU"/>
-        </w:rPr>
-        <w:t>PolynomialFeatures</w:t>
-      </w:r>
-      <w:proofErr w:type="spellEnd"/>
-      <w:r>
-        <w:rPr>
-          <w:rFonts w:eastAsia="Times New Roman" w:cs="Times New Roman"/>
-          <w:sz w:val="16"/>
-          <w:szCs w:val="16"/>
-          <w:lang w:val="en-US" w:eastAsia="ru-RU"/>
-        </w:rPr>
-        <w:t>(</w:t>
-      </w:r>
-      <w:proofErr w:type="gramEnd"/>
-      <w:r>
-        <w:rPr>
-          <w:rFonts w:eastAsia="Times New Roman" w:cs="Times New Roman"/>
-          <w:sz w:val="16"/>
-          <w:szCs w:val="16"/>
-          <w:lang w:val="en-US" w:eastAsia="ru-RU"/>
-        </w:rPr>
-        <w:t xml:space="preserve">degree=degree, </w:t>
-      </w:r>
-      <w:proofErr w:type="spellStart"/>
-      <w:r>
-        <w:rPr>
-          <w:rFonts w:eastAsia="Times New Roman" w:cs="Times New Roman"/>
-          <w:sz w:val="16"/>
-          <w:szCs w:val="16"/>
-          <w:lang w:val="en-US" w:eastAsia="ru-RU"/>
-        </w:rPr>
-        <w:t>include_bias</w:t>
-      </w:r>
-      <w:proofErr w:type="spellEnd"/>
-      <w:r>
-        <w:rPr>
-          <w:rFonts w:eastAsia="Times New Roman" w:cs="Times New Roman"/>
-          <w:sz w:val="16"/>
-          <w:szCs w:val="16"/>
-          <w:lang w:val="en-US" w:eastAsia="ru-RU"/>
-        </w:rPr>
-        <w:t>=False)</w:t>
-      </w:r>
-    </w:p>
-    <w:p>
-      <w:pPr>
-        <w:spacing w:line="240" w:lineRule="auto"/>
-        <w:rPr>
-          <w:rFonts w:eastAsia="Times New Roman" w:cs="Times New Roman"/>
-          <w:sz w:val="16"/>
-          <w:szCs w:val="16"/>
-          <w:lang w:val="en-US" w:eastAsia="ru-RU"/>
-        </w:rPr>
-      </w:pPr>
-      <w:r>
-        <w:rPr>
-          <w:rFonts w:eastAsia="Times New Roman" w:cs="Times New Roman"/>
-          <w:sz w:val="16"/>
-          <w:szCs w:val="16"/>
-          <w:lang w:val="en-US" w:eastAsia="ru-RU"/>
-        </w:rPr>
-        <w:t xml:space="preserve">        </w:t>
-      </w:r>
-      <w:proofErr w:type="spellStart"/>
-      <w:r>
-        <w:rPr>
-          <w:rFonts w:eastAsia="Times New Roman" w:cs="Times New Roman"/>
-          <w:sz w:val="16"/>
-          <w:szCs w:val="16"/>
-          <w:lang w:val="en-US" w:eastAsia="ru-RU"/>
-        </w:rPr>
-        <w:t>X_train_poly</w:t>
-      </w:r>
-      <w:proofErr w:type="spellEnd"/>
-      <w:r>
-        <w:rPr>
-          <w:rFonts w:eastAsia="Times New Roman" w:cs="Times New Roman"/>
-          <w:sz w:val="16"/>
-          <w:szCs w:val="16"/>
-          <w:lang w:val="en-US" w:eastAsia="ru-RU"/>
-        </w:rPr>
-        <w:t xml:space="preserve"> = </w:t>
-      </w:r>
-      <w:proofErr w:type="spellStart"/>
-      <w:r>
-        <w:rPr>
-          <w:rFonts w:eastAsia="Times New Roman" w:cs="Times New Roman"/>
-          <w:sz w:val="16"/>
-          <w:szCs w:val="16"/>
-          <w:lang w:val="en-US" w:eastAsia="ru-RU"/>
-        </w:rPr>
-        <w:t>self.poly_features.fit_</w:t>
-      </w:r>
-      <w:proofErr w:type="gramStart"/>
-      <w:r>
-        <w:rPr>
-          <w:rFonts w:eastAsia="Times New Roman" w:cs="Times New Roman"/>
-          <w:sz w:val="16"/>
-          <w:szCs w:val="16"/>
-          <w:lang w:val="en-US" w:eastAsia="ru-RU"/>
-        </w:rPr>
-        <w:t>transform</w:t>
-      </w:r>
-      <w:proofErr w:type="spellEnd"/>
-      <w:r>
-        <w:rPr>
-          <w:rFonts w:eastAsia="Times New Roman" w:cs="Times New Roman"/>
-          <w:sz w:val="16"/>
-          <w:szCs w:val="16"/>
-          <w:lang w:val="en-US" w:eastAsia="ru-RU"/>
-        </w:rPr>
-        <w:t>(</w:t>
-      </w:r>
-      <w:proofErr w:type="spellStart"/>
-      <w:proofErr w:type="gramEnd"/>
-      <w:r>
-        <w:rPr>
-          <w:rFonts w:eastAsia="Times New Roman" w:cs="Times New Roman"/>
-          <w:sz w:val="16"/>
-          <w:szCs w:val="16"/>
-          <w:lang w:val="en-US" w:eastAsia="ru-RU"/>
-        </w:rPr>
-        <w:t>X_train_scaled</w:t>
-      </w:r>
-      <w:proofErr w:type="spellEnd"/>
-      <w:r>
-        <w:rPr>
-          <w:rFonts w:eastAsia="Times New Roman" w:cs="Times New Roman"/>
-          <w:sz w:val="16"/>
-          <w:szCs w:val="16"/>
-          <w:lang w:val="en-US" w:eastAsia="ru-RU"/>
-        </w:rPr>
-        <w:t>)</w:t>
-      </w:r>
-    </w:p>
-    <w:p>
-      <w:pPr>
-        <w:spacing w:line="240" w:lineRule="auto"/>
-        <w:rPr>
-          <w:rFonts w:eastAsia="Times New Roman" w:cs="Times New Roman"/>
-          <w:sz w:val="16"/>
-          <w:szCs w:val="16"/>
-          <w:lang w:val="en-US" w:eastAsia="ru-RU"/>
-        </w:rPr>
-      </w:pPr>
-      <w:r>
-        <w:rPr>
-          <w:rFonts w:eastAsia="Times New Roman" w:cs="Times New Roman"/>
-          <w:sz w:val="16"/>
-          <w:szCs w:val="16"/>
-          <w:lang w:val="en-US" w:eastAsia="ru-RU"/>
-        </w:rPr>
-        <w:t xml:space="preserve">        </w:t>
-      </w:r>
-      <w:proofErr w:type="spellStart"/>
-      <w:r>
-        <w:rPr>
-          <w:rFonts w:eastAsia="Times New Roman" w:cs="Times New Roman"/>
-          <w:sz w:val="16"/>
-          <w:szCs w:val="16"/>
-          <w:lang w:val="en-US" w:eastAsia="ru-RU"/>
-        </w:rPr>
-        <w:t>X_test_poly</w:t>
-      </w:r>
-      <w:proofErr w:type="spellEnd"/>
-      <w:r>
-        <w:rPr>
-          <w:rFonts w:eastAsia="Times New Roman" w:cs="Times New Roman"/>
-          <w:sz w:val="16"/>
-          <w:szCs w:val="16"/>
-          <w:lang w:val="en-US" w:eastAsia="ru-RU"/>
-        </w:rPr>
-        <w:t xml:space="preserve"> = </w:t>
-      </w:r>
-      <w:proofErr w:type="spellStart"/>
-      <w:r>
-        <w:rPr>
-          <w:rFonts w:eastAsia="Times New Roman" w:cs="Times New Roman"/>
-          <w:sz w:val="16"/>
-          <w:szCs w:val="16"/>
-          <w:lang w:val="en-US" w:eastAsia="ru-RU"/>
-        </w:rPr>
-        <w:t>self.poly_</w:t>
-      </w:r>
-      <w:proofErr w:type="gramStart"/>
-      <w:r>
-        <w:rPr>
-          <w:rFonts w:eastAsia="Times New Roman" w:cs="Times New Roman"/>
-          <w:sz w:val="16"/>
-          <w:szCs w:val="16"/>
-          <w:lang w:val="en-US" w:eastAsia="ru-RU"/>
-        </w:rPr>
-        <w:t>features.transform</w:t>
-      </w:r>
-      <w:proofErr w:type="spellEnd"/>
-      <w:r>
-        <w:rPr>
-          <w:rFonts w:eastAsia="Times New Roman" w:cs="Times New Roman"/>
-          <w:sz w:val="16"/>
-          <w:szCs w:val="16"/>
-          <w:lang w:val="en-US" w:eastAsia="ru-RU"/>
-        </w:rPr>
-        <w:t>(</w:t>
-      </w:r>
-      <w:proofErr w:type="spellStart"/>
-      <w:proofErr w:type="gramEnd"/>
-      <w:r>
-        <w:rPr>
-          <w:rFonts w:eastAsia="Times New Roman" w:cs="Times New Roman"/>
-          <w:sz w:val="16"/>
-          <w:szCs w:val="16"/>
-          <w:lang w:val="en-US" w:eastAsia="ru-RU"/>
-        </w:rPr>
-        <w:t>X_test_scaled</w:t>
-      </w:r>
-      <w:proofErr w:type="spellEnd"/>
-      <w:r>
-        <w:rPr>
-          <w:rFonts w:eastAsia="Times New Roman" w:cs="Times New Roman"/>
-          <w:sz w:val="16"/>
-          <w:szCs w:val="16"/>
-          <w:lang w:val="en-US" w:eastAsia="ru-RU"/>
-        </w:rPr>
-        <w:t>)</w:t>
-      </w:r>
-    </w:p>
-    <w:p>
-      <w:pPr>
-        <w:spacing w:line="240" w:lineRule="auto"/>
-        <w:rPr>
-          <w:rFonts w:eastAsia="Times New Roman" w:cs="Times New Roman"/>
-          <w:sz w:val="16"/>
-          <w:szCs w:val="16"/>
-          <w:lang w:val="en-US" w:eastAsia="ru-RU"/>
-        </w:rPr>
-      </w:pPr>
-      <w:r>
-        <w:rPr>
-          <w:rFonts w:eastAsia="Times New Roman" w:cs="Times New Roman"/>
-          <w:sz w:val="16"/>
-          <w:szCs w:val="16"/>
-          <w:lang w:val="en-US" w:eastAsia="ru-RU"/>
-        </w:rPr>
-        <w:t xml:space="preserve">        </w:t>
-      </w:r>
-    </w:p>
-    <w:p>
-      <w:pPr>
-        <w:spacing w:line="240" w:lineRule="auto"/>
-        <w:rPr>
-          <w:rFonts w:eastAsia="Times New Roman" w:cs="Times New Roman"/>
-          <w:sz w:val="16"/>
-          <w:szCs w:val="16"/>
-          <w:lang w:val="en-US" w:eastAsia="ru-RU"/>
-        </w:rPr>
-      </w:pPr>
-      <w:r>
-        <w:rPr>
-          <w:rFonts w:eastAsia="Times New Roman" w:cs="Times New Roman"/>
-          <w:sz w:val="16"/>
-          <w:szCs w:val="16"/>
-          <w:lang w:val="en-US" w:eastAsia="ru-RU"/>
-        </w:rPr>
-        <w:t xml:space="preserve">        # </w:t>
-      </w:r>
-      <w:r>
-        <w:rPr>
-          <w:rFonts w:eastAsia="Times New Roman" w:cs="Times New Roman"/>
-          <w:sz w:val="16"/>
-          <w:szCs w:val="16"/>
-          <w:lang w:eastAsia="ru-RU"/>
-        </w:rPr>
-        <w:t>Обучение</w:t>
-      </w:r>
-    </w:p>
-    <w:p>
-      <w:pPr>
-        <w:spacing w:line="240" w:lineRule="auto"/>
-        <w:rPr>
-          <w:rFonts w:eastAsia="Times New Roman" w:cs="Times New Roman"/>
-          <w:sz w:val="16"/>
-          <w:szCs w:val="16"/>
-          <w:lang w:val="en-US" w:eastAsia="ru-RU"/>
-        </w:rPr>
-      </w:pPr>
-      <w:r>
-        <w:rPr>
-          <w:rFonts w:eastAsia="Times New Roman" w:cs="Times New Roman"/>
-          <w:sz w:val="16"/>
-          <w:szCs w:val="16"/>
-          <w:lang w:val="en-US" w:eastAsia="ru-RU"/>
-        </w:rPr>
-        <w:t xml:space="preserve">        </w:t>
-      </w:r>
-      <w:proofErr w:type="spellStart"/>
-      <w:r>
-        <w:rPr>
-          <w:rFonts w:eastAsia="Times New Roman" w:cs="Times New Roman"/>
-          <w:sz w:val="16"/>
-          <w:szCs w:val="16"/>
-          <w:lang w:val="en-US" w:eastAsia="ru-RU"/>
-        </w:rPr>
-        <w:t>self.model</w:t>
-      </w:r>
-      <w:proofErr w:type="spellEnd"/>
-      <w:r>
-        <w:rPr>
-          <w:rFonts w:eastAsia="Times New Roman" w:cs="Times New Roman"/>
-          <w:sz w:val="16"/>
-          <w:szCs w:val="16"/>
-          <w:lang w:val="en-US" w:eastAsia="ru-RU"/>
-        </w:rPr>
-        <w:t xml:space="preserve"> = </w:t>
-      </w:r>
-      <w:proofErr w:type="spellStart"/>
-      <w:proofErr w:type="gramStart"/>
-      <w:r>
-        <w:rPr>
-          <w:rFonts w:eastAsia="Times New Roman" w:cs="Times New Roman"/>
-          <w:sz w:val="16"/>
-          <w:szCs w:val="16"/>
-          <w:lang w:val="en-US" w:eastAsia="ru-RU"/>
-        </w:rPr>
-        <w:t>LinearRegression</w:t>
-      </w:r>
-      <w:proofErr w:type="spellEnd"/>
-      <w:r>
-        <w:rPr>
-          <w:rFonts w:eastAsia="Times New Roman" w:cs="Times New Roman"/>
-          <w:sz w:val="16"/>
-          <w:szCs w:val="16"/>
-          <w:lang w:val="en-US" w:eastAsia="ru-RU"/>
-        </w:rPr>
-        <w:t>()</w:t>
-      </w:r>
-      <w:proofErr w:type="gramEnd"/>
-    </w:p>
-    <w:p>
-      <w:pPr>
-        <w:spacing w:line="240" w:lineRule="auto"/>
-        <w:rPr>
-          <w:rFonts w:eastAsia="Times New Roman" w:cs="Times New Roman"/>
-          <w:sz w:val="16"/>
-          <w:szCs w:val="16"/>
-          <w:lang w:val="en-US" w:eastAsia="ru-RU"/>
-        </w:rPr>
-      </w:pPr>
-      <w:r>
-        <w:rPr>
-          <w:rFonts w:eastAsia="Times New Roman" w:cs="Times New Roman"/>
-          <w:sz w:val="16"/>
-          <w:szCs w:val="16"/>
-          <w:lang w:val="en-US" w:eastAsia="ru-RU"/>
-        </w:rPr>
-        <w:t xml:space="preserve">        </w:t>
-      </w:r>
-      <w:proofErr w:type="spellStart"/>
-      <w:proofErr w:type="gramStart"/>
-      <w:r>
-        <w:rPr>
-          <w:rFonts w:eastAsia="Times New Roman" w:cs="Times New Roman"/>
-          <w:sz w:val="16"/>
-          <w:szCs w:val="16"/>
-          <w:lang w:val="en-US" w:eastAsia="ru-RU"/>
-        </w:rPr>
-        <w:t>self.model.fit</w:t>
-      </w:r>
-      <w:proofErr w:type="spellEnd"/>
-      <w:r>
-        <w:rPr>
-          <w:rFonts w:eastAsia="Times New Roman" w:cs="Times New Roman"/>
-          <w:sz w:val="16"/>
-          <w:szCs w:val="16"/>
-          <w:lang w:val="en-US" w:eastAsia="ru-RU"/>
-        </w:rPr>
-        <w:t>(</w:t>
-      </w:r>
-      <w:proofErr w:type="spellStart"/>
-      <w:proofErr w:type="gramEnd"/>
-      <w:r>
-        <w:rPr>
-          <w:rFonts w:eastAsia="Times New Roman" w:cs="Times New Roman"/>
-          <w:sz w:val="16"/>
-          <w:szCs w:val="16"/>
-          <w:lang w:val="en-US" w:eastAsia="ru-RU"/>
-        </w:rPr>
-        <w:t>X_train_poly</w:t>
-      </w:r>
-      <w:proofErr w:type="spellEnd"/>
-      <w:r>
-        <w:rPr>
-          <w:rFonts w:eastAsia="Times New Roman" w:cs="Times New Roman"/>
-          <w:sz w:val="16"/>
-          <w:szCs w:val="16"/>
-          <w:lang w:val="en-US" w:eastAsia="ru-RU"/>
-        </w:rPr>
-        <w:t xml:space="preserve">, </w:t>
-      </w:r>
-      <w:proofErr w:type="spellStart"/>
-      <w:r>
-        <w:rPr>
-          <w:rFonts w:eastAsia="Times New Roman" w:cs="Times New Roman"/>
-          <w:sz w:val="16"/>
-          <w:szCs w:val="16"/>
-          <w:lang w:val="en-US" w:eastAsia="ru-RU"/>
-        </w:rPr>
-        <w:t>self.y_train</w:t>
-      </w:r>
-      <w:proofErr w:type="spellEnd"/>
-      <w:r>
-        <w:rPr>
-          <w:rFonts w:eastAsia="Times New Roman" w:cs="Times New Roman"/>
-          <w:sz w:val="16"/>
-          <w:szCs w:val="16"/>
-          <w:lang w:val="en-US" w:eastAsia="ru-RU"/>
-        </w:rPr>
-        <w:t>)</w:t>
-      </w:r>
-    </w:p>
-    <w:p>
-      <w:pPr>
-        <w:spacing w:line="240" w:lineRule="auto"/>
-        <w:rPr>
-          <w:rFonts w:eastAsia="Times New Roman" w:cs="Times New Roman"/>
-          <w:sz w:val="16"/>
-          <w:szCs w:val="16"/>
-          <w:lang w:eastAsia="ru-RU"/>
-        </w:rPr>
-      </w:pPr>
-      <w:r>
-        <w:rPr>
-          <w:rFonts w:eastAsia="Times New Roman" w:cs="Times New Roman"/>
-          <w:sz w:val="16"/>
-          <w:szCs w:val="16"/>
-          <w:lang w:val="en-US" w:eastAsia="ru-RU"/>
-        </w:rPr>
-        <w:t xml:space="preserve">        </w:t>
-      </w:r>
-      <w:proofErr w:type="spellStart"/>
-      <w:r>
-        <w:rPr>
-          <w:rFonts w:eastAsia="Times New Roman" w:cs="Times New Roman"/>
-          <w:sz w:val="16"/>
-          <w:szCs w:val="16"/>
-          <w:lang w:eastAsia="ru-RU"/>
-        </w:rPr>
-        <w:t>self.is_polynomial</w:t>
-      </w:r>
-      <w:proofErr w:type="spellEnd"/>
-      <w:r>
-        <w:rPr>
-          <w:rFonts w:eastAsia="Times New Roman" w:cs="Times New Roman"/>
-          <w:sz w:val="16"/>
-          <w:szCs w:val="16"/>
-          <w:lang w:eastAsia="ru-RU"/>
-        </w:rPr>
-        <w:t xml:space="preserve"> = </w:t>
-      </w:r>
-      <w:proofErr w:type="spellStart"/>
-      <w:r>
-        <w:rPr>
-          <w:rFonts w:eastAsia="Times New Roman" w:cs="Times New Roman"/>
-          <w:sz w:val="16"/>
-          <w:szCs w:val="16"/>
-          <w:lang w:eastAsia="ru-RU"/>
-        </w:rPr>
-        <w:t>True</w:t>
-      </w:r>
-      <w:proofErr w:type="spellEnd"/>
-    </w:p>
-    <w:p>
-      <w:pPr>
-        <w:spacing w:line="240" w:lineRule="auto"/>
-        <w:rPr>
-          <w:rFonts w:eastAsia="Times New Roman" w:cs="Times New Roman"/>
-          <w:sz w:val="16"/>
-          <w:szCs w:val="16"/>
-          <w:lang w:eastAsia="ru-RU"/>
-        </w:rPr>
-      </w:pPr>
-      <w:r>
-        <w:rPr>
-          <w:rFonts w:eastAsia="Times New Roman" w:cs="Times New Roman"/>
-          <w:sz w:val="16"/>
-          <w:szCs w:val="16"/>
-          <w:lang w:eastAsia="ru-RU"/>
-        </w:rPr>
-        <w:t xml:space="preserve">        </w:t>
-      </w:r>
-    </w:p>
-    <w:p>
-      <w:pPr>
-        <w:spacing w:line="240" w:lineRule="auto"/>
-        <w:rPr>
-          <w:rFonts w:eastAsia="Times New Roman" w:cs="Times New Roman"/>
-          <w:sz w:val="16"/>
-          <w:szCs w:val="16"/>
-          <w:lang w:eastAsia="ru-RU"/>
-        </w:rPr>
-      </w:pPr>
-      <w:r>
-        <w:rPr>
-          <w:rFonts w:eastAsia="Times New Roman" w:cs="Times New Roman"/>
-          <w:sz w:val="16"/>
-          <w:szCs w:val="16"/>
-          <w:lang w:eastAsia="ru-RU"/>
-        </w:rPr>
-        <w:t>        # Оценка на ТЕСТОВЫХ данных</w:t>
       </w:r>
     </w:p>
     <w:p>
@@ -21932,7 +22651,12 @@
       </w:r>
       <w:proofErr w:type="spellEnd"/>
       <w:r>
-        <w:t xml:space="preserve"> с открытым доступом для всех: https://github.com/Ju5TShur1k/Python_Kursovaya</w:t>
+        <w:t xml:space="preserve"> с открытым доступом</w:t>
+      </w:r>
+      <w:bookmarkStart w:id="23" w:name="_GoBack"/>
+      <w:bookmarkEnd w:id="23"/>
+      <w:r>
+        <w:t>: https://github.com/Ju5TShur1k/Python_Kursovaya</w:t>
       </w:r>
     </w:p>
     <w:p>
@@ -25576,7 +26300,7 @@
 </file>
 
 <file path=customXml/itemProps1.xml><?xml version="1.0" encoding="utf-8"?>
-<ds:datastoreItem xmlns:ds="http://schemas.openxmlformats.org/officeDocument/2006/customXml" ds:itemID="{BFCE1E5B-800A-4073-B093-05DBA1AD6946}">
+<ds:datastoreItem xmlns:ds="http://schemas.openxmlformats.org/officeDocument/2006/customXml" ds:itemID="{A158BE82-0739-4B57-BB6D-7EC66CE1036A}">
   <ds:schemaRefs>
     <ds:schemaRef ds:uri="http://schemas.openxmlformats.org/officeDocument/2006/bibliography"/>
   </ds:schemaRefs>
